--- a/results/phase3/classifier_report.docx
+++ b/results/phase3/classifier_report.docx
@@ -30,7 +30,7 @@
     </w:p>
     <w:p>
       <w:r>
-        <w:t>Two tree baselines (LightGBM, RandomForest) tie at macro-F1 0.64 on the classes that are a real generalisation test. Most classes work, but `rock` and `mini_heart` are at 0.00 F1 — every test frame of each is classified as a different class. Those two failures, and their causes, define the Phase 4 work; the model-family choice does not (both trees behave the same).</w:t>
+        <w:t>Two tree baselines were trained independently as candidates for the single classifier slot (section 3). On accuracy they tie — macro-F1 0.64 on the real-generalisation classes. Most classes work, but `rock` and `mini_heart` are at 0.00 F1 — every test frame of each is classified as a different class. Those two failures are data/feature problems, not model-choice problems, and define the Phase 4 work.</w:t>
       </w:r>
     </w:p>
     <w:p>
@@ -74,7 +74,1318 @@
         <w:pStyle w:val="Heading1"/>
       </w:pPr>
       <w:r>
-        <w:t>3. Results</w:t>
+        <w:t>3. LightGBM vs RandomForest — the head-to-head</w:t>
+      </w:r>
+    </w:p>
+    <w:p>
+      <w:r>
+        <w:t>Both trained on the same 62,627-row train.npz, class_weight='balanced', raw 152-d features clipped to +-10. This is the Phase 3 comparison; Phase 4 adds an MLP and locks one.</w:t>
+      </w:r>
+    </w:p>
+    <w:tbl>
+      <w:tblPr>
+        <w:tblStyle w:val="LightGrid-Accent1"/>
+        <w:tblW w:type="auto" w:w="0"/>
+        <w:tblLook w:firstColumn="1" w:firstRow="1" w:lastColumn="0" w:lastRow="0" w:noHBand="0" w:noVBand="1" w:val="04A0"/>
+      </w:tblPr>
+      <w:tblGrid>
+        <w:gridCol w:w="2880"/>
+        <w:gridCol w:w="2880"/>
+        <w:gridCol w:w="2880"/>
+      </w:tblGrid>
+      <w:tr>
+        <w:tc>
+          <w:tcPr>
+            <w:tcW w:type="dxa" w:w="2880"/>
+          </w:tcPr>
+          <w:p>
+            <w:r/>
+            <w:r>
+              <w:rPr>
+                <w:b/>
+                <w:sz w:val="18"/>
+              </w:rPr>
+              <w:t>metric</w:t>
+            </w:r>
+          </w:p>
+        </w:tc>
+        <w:tc>
+          <w:tcPr>
+            <w:tcW w:type="dxa" w:w="2880"/>
+          </w:tcPr>
+          <w:p>
+            <w:r/>
+            <w:r>
+              <w:rPr>
+                <w:b/>
+                <w:sz w:val="18"/>
+              </w:rPr>
+              <w:t>LightGBM</w:t>
+            </w:r>
+          </w:p>
+        </w:tc>
+        <w:tc>
+          <w:tcPr>
+            <w:tcW w:type="dxa" w:w="2880"/>
+          </w:tcPr>
+          <w:p>
+            <w:r/>
+            <w:r>
+              <w:rPr>
+                <w:b/>
+                <w:sz w:val="18"/>
+              </w:rPr>
+              <w:t>RandomForest</w:t>
+            </w:r>
+          </w:p>
+        </w:tc>
+      </w:tr>
+      <w:tr>
+        <w:tc>
+          <w:tcPr>
+            <w:tcW w:type="dxa" w:w="2880"/>
+          </w:tcPr>
+          <w:p>
+            <w:r/>
+            <w:r>
+              <w:rPr>
+                <w:b w:val="0"/>
+                <w:sz w:val="18"/>
+              </w:rPr>
+              <w:t>macro-F1 (all classes)</w:t>
+            </w:r>
+          </w:p>
+        </w:tc>
+        <w:tc>
+          <w:tcPr>
+            <w:tcW w:type="dxa" w:w="2880"/>
+          </w:tcPr>
+          <w:p>
+            <w:r/>
+            <w:r>
+              <w:rPr>
+                <w:b w:val="0"/>
+                <w:sz w:val="18"/>
+              </w:rPr>
+              <w:t>0.745</w:t>
+            </w:r>
+          </w:p>
+        </w:tc>
+        <w:tc>
+          <w:tcPr>
+            <w:tcW w:type="dxa" w:w="2880"/>
+          </w:tcPr>
+          <w:p>
+            <w:r/>
+            <w:r>
+              <w:rPr>
+                <w:b w:val="0"/>
+                <w:sz w:val="18"/>
+              </w:rPr>
+              <w:t>0.748</w:t>
+            </w:r>
+          </w:p>
+        </w:tc>
+      </w:tr>
+      <w:tr>
+        <w:tc>
+          <w:tcPr>
+            <w:tcW w:type="dxa" w:w="2880"/>
+          </w:tcPr>
+          <w:p>
+            <w:r/>
+            <w:r>
+              <w:rPr>
+                <w:b w:val="0"/>
+                <w:sz w:val="18"/>
+              </w:rPr>
+              <w:t>macro-F1 (real-eval only)</w:t>
+            </w:r>
+          </w:p>
+        </w:tc>
+        <w:tc>
+          <w:tcPr>
+            <w:tcW w:type="dxa" w:w="2880"/>
+          </w:tcPr>
+          <w:p>
+            <w:r/>
+            <w:r>
+              <w:rPr>
+                <w:b w:val="0"/>
+                <w:sz w:val="18"/>
+              </w:rPr>
+              <w:t>0.637</w:t>
+            </w:r>
+          </w:p>
+        </w:tc>
+        <w:tc>
+          <w:tcPr>
+            <w:tcW w:type="dxa" w:w="2880"/>
+          </w:tcPr>
+          <w:p>
+            <w:r/>
+            <w:r>
+              <w:rPr>
+                <w:b w:val="0"/>
+                <w:sz w:val="18"/>
+              </w:rPr>
+              <w:t>0.639</w:t>
+            </w:r>
+          </w:p>
+        </w:tc>
+      </w:tr>
+      <w:tr>
+        <w:tc>
+          <w:tcPr>
+            <w:tcW w:type="dxa" w:w="2880"/>
+          </w:tcPr>
+          <w:p>
+            <w:r/>
+            <w:r>
+              <w:rPr>
+                <w:b w:val="0"/>
+                <w:sz w:val="18"/>
+              </w:rPr>
+              <w:t>sit @ s02 recall (only clean cross-person number)</w:t>
+            </w:r>
+          </w:p>
+        </w:tc>
+        <w:tc>
+          <w:tcPr>
+            <w:tcW w:type="dxa" w:w="2880"/>
+          </w:tcPr>
+          <w:p>
+            <w:r/>
+            <w:r>
+              <w:rPr>
+                <w:b w:val="0"/>
+                <w:sz w:val="18"/>
+              </w:rPr>
+              <w:t>0.43</w:t>
+            </w:r>
+          </w:p>
+        </w:tc>
+        <w:tc>
+          <w:tcPr>
+            <w:tcW w:type="dxa" w:w="2880"/>
+          </w:tcPr>
+          <w:p>
+            <w:r/>
+            <w:r>
+              <w:rPr>
+                <w:b w:val="0"/>
+                <w:sz w:val="18"/>
+              </w:rPr>
+              <w:t>0.77</w:t>
+            </w:r>
+          </w:p>
+        </w:tc>
+      </w:tr>
+      <w:tr>
+        <w:tc>
+          <w:tcPr>
+            <w:tcW w:type="dxa" w:w="2880"/>
+          </w:tcPr>
+          <w:p>
+            <w:r/>
+            <w:r>
+              <w:rPr>
+                <w:b w:val="0"/>
+                <w:sz w:val="18"/>
+              </w:rPr>
+              <w:t>fit time</w:t>
+            </w:r>
+          </w:p>
+        </w:tc>
+        <w:tc>
+          <w:tcPr>
+            <w:tcW w:type="dxa" w:w="2880"/>
+          </w:tcPr>
+          <w:p>
+            <w:r/>
+            <w:r>
+              <w:rPr>
+                <w:b w:val="0"/>
+                <w:sz w:val="18"/>
+              </w:rPr>
+              <w:t>118.0 s</w:t>
+            </w:r>
+          </w:p>
+        </w:tc>
+        <w:tc>
+          <w:tcPr>
+            <w:tcW w:type="dxa" w:w="2880"/>
+          </w:tcPr>
+          <w:p>
+            <w:r/>
+            <w:r>
+              <w:rPr>
+                <w:b w:val="0"/>
+                <w:sz w:val="18"/>
+              </w:rPr>
+              <w:t>56.0 s</w:t>
+            </w:r>
+          </w:p>
+        </w:tc>
+      </w:tr>
+      <w:tr>
+        <w:tc>
+          <w:tcPr>
+            <w:tcW w:type="dxa" w:w="2880"/>
+          </w:tcPr>
+          <w:p>
+            <w:r/>
+            <w:r>
+              <w:rPr>
+                <w:b w:val="0"/>
+                <w:sz w:val="18"/>
+              </w:rPr>
+              <w:t>model file size</w:t>
+            </w:r>
+          </w:p>
+        </w:tc>
+        <w:tc>
+          <w:tcPr>
+            <w:tcW w:type="dxa" w:w="2880"/>
+          </w:tcPr>
+          <w:p>
+            <w:r/>
+            <w:r>
+              <w:rPr>
+                <w:b w:val="0"/>
+                <w:sz w:val="18"/>
+              </w:rPr>
+              <w:t>36.2 MB</w:t>
+            </w:r>
+          </w:p>
+        </w:tc>
+        <w:tc>
+          <w:tcPr>
+            <w:tcW w:type="dxa" w:w="2880"/>
+          </w:tcPr>
+          <w:p>
+            <w:r/>
+            <w:r>
+              <w:rPr>
+                <w:b w:val="0"/>
+                <w:sz w:val="18"/>
+              </w:rPr>
+              <w:t>396.3 MB</w:t>
+            </w:r>
+          </w:p>
+        </w:tc>
+      </w:tr>
+    </w:tbl>
+    <w:p>
+      <w:r>
+        <w:t>Per-class F1 (bold = the two differ by &gt; 0.05):</w:t>
+      </w:r>
+    </w:p>
+    <w:tbl>
+      <w:tblPr>
+        <w:tblStyle w:val="LightGrid-Accent1"/>
+        <w:tblW w:type="auto" w:w="0"/>
+        <w:tblLook w:firstColumn="1" w:firstRow="1" w:lastColumn="0" w:lastRow="0" w:noHBand="0" w:noVBand="1" w:val="04A0"/>
+      </w:tblPr>
+      <w:tblGrid>
+        <w:gridCol w:w="2160"/>
+        <w:gridCol w:w="2160"/>
+        <w:gridCol w:w="2160"/>
+        <w:gridCol w:w="2160"/>
+      </w:tblGrid>
+      <w:tr>
+        <w:tc>
+          <w:tcPr>
+            <w:tcW w:type="dxa" w:w="2160"/>
+          </w:tcPr>
+          <w:p>
+            <w:r/>
+            <w:r>
+              <w:rPr>
+                <w:b/>
+                <w:sz w:val="18"/>
+              </w:rPr>
+              <w:t>class</w:t>
+            </w:r>
+          </w:p>
+        </w:tc>
+        <w:tc>
+          <w:tcPr>
+            <w:tcW w:type="dxa" w:w="2160"/>
+          </w:tcPr>
+          <w:p>
+            <w:r/>
+            <w:r>
+              <w:rPr>
+                <w:b/>
+                <w:sz w:val="18"/>
+              </w:rPr>
+              <w:t>LGBM F1</w:t>
+            </w:r>
+          </w:p>
+        </w:tc>
+        <w:tc>
+          <w:tcPr>
+            <w:tcW w:type="dxa" w:w="2160"/>
+          </w:tcPr>
+          <w:p>
+            <w:r/>
+            <w:r>
+              <w:rPr>
+                <w:b/>
+                <w:sz w:val="18"/>
+              </w:rPr>
+              <w:t>RF F1</w:t>
+            </w:r>
+          </w:p>
+        </w:tc>
+        <w:tc>
+          <w:tcPr>
+            <w:tcW w:type="dxa" w:w="2160"/>
+          </w:tcPr>
+          <w:p>
+            <w:r/>
+            <w:r>
+              <w:rPr>
+                <w:b/>
+                <w:sz w:val="18"/>
+              </w:rPr>
+            </w:r>
+          </w:p>
+        </w:tc>
+      </w:tr>
+      <w:tr>
+        <w:tc>
+          <w:tcPr>
+            <w:tcW w:type="dxa" w:w="2160"/>
+          </w:tcPr>
+          <w:p>
+            <w:r/>
+            <w:r>
+              <w:rPr>
+                <w:b w:val="0"/>
+                <w:color w:val="886600"/>
+                <w:sz w:val="18"/>
+              </w:rPr>
+              <w:t>idle</w:t>
+            </w:r>
+          </w:p>
+        </w:tc>
+        <w:tc>
+          <w:tcPr>
+            <w:tcW w:type="dxa" w:w="2160"/>
+          </w:tcPr>
+          <w:p>
+            <w:r/>
+            <w:r>
+              <w:rPr>
+                <w:b w:val="0"/>
+                <w:color w:val="886600"/>
+                <w:sz w:val="18"/>
+              </w:rPr>
+              <w:t>0.59</w:t>
+            </w:r>
+          </w:p>
+        </w:tc>
+        <w:tc>
+          <w:tcPr>
+            <w:tcW w:type="dxa" w:w="2160"/>
+          </w:tcPr>
+          <w:p>
+            <w:r/>
+            <w:r>
+              <w:rPr>
+                <w:b w:val="0"/>
+                <w:color w:val="886600"/>
+                <w:sz w:val="18"/>
+              </w:rPr>
+              <w:t>0.65</w:t>
+            </w:r>
+          </w:p>
+        </w:tc>
+        <w:tc>
+          <w:tcPr>
+            <w:tcW w:type="dxa" w:w="2160"/>
+          </w:tcPr>
+          <w:p>
+            <w:r/>
+            <w:r>
+              <w:rPr>
+                <w:b w:val="0"/>
+                <w:color w:val="886600"/>
+                <w:sz w:val="18"/>
+              </w:rPr>
+              <w:t>*</w:t>
+            </w:r>
+          </w:p>
+        </w:tc>
+      </w:tr>
+      <w:tr>
+        <w:tc>
+          <w:tcPr>
+            <w:tcW w:type="dxa" w:w="2160"/>
+          </w:tcPr>
+          <w:p>
+            <w:r/>
+            <w:r>
+              <w:rPr>
+                <w:b w:val="0"/>
+                <w:sz w:val="18"/>
+              </w:rPr>
+              <w:t>raise_right_hand</w:t>
+            </w:r>
+          </w:p>
+        </w:tc>
+        <w:tc>
+          <w:tcPr>
+            <w:tcW w:type="dxa" w:w="2160"/>
+          </w:tcPr>
+          <w:p>
+            <w:r/>
+            <w:r>
+              <w:rPr>
+                <w:b w:val="0"/>
+                <w:sz w:val="18"/>
+              </w:rPr>
+              <w:t>0.82</w:t>
+            </w:r>
+          </w:p>
+        </w:tc>
+        <w:tc>
+          <w:tcPr>
+            <w:tcW w:type="dxa" w:w="2160"/>
+          </w:tcPr>
+          <w:p>
+            <w:r/>
+            <w:r>
+              <w:rPr>
+                <w:b w:val="0"/>
+                <w:sz w:val="18"/>
+              </w:rPr>
+              <w:t>0.81</w:t>
+            </w:r>
+          </w:p>
+        </w:tc>
+        <w:tc>
+          <w:tcPr>
+            <w:tcW w:type="dxa" w:w="2160"/>
+          </w:tcPr>
+          <w:p>
+            <w:r/>
+            <w:r>
+              <w:rPr>
+                <w:b w:val="0"/>
+                <w:sz w:val="18"/>
+              </w:rPr>
+            </w:r>
+          </w:p>
+        </w:tc>
+      </w:tr>
+      <w:tr>
+        <w:tc>
+          <w:tcPr>
+            <w:tcW w:type="dxa" w:w="2160"/>
+          </w:tcPr>
+          <w:p>
+            <w:r/>
+            <w:r>
+              <w:rPr>
+                <w:b w:val="0"/>
+                <w:sz w:val="18"/>
+              </w:rPr>
+              <w:t>raise_left_hand</w:t>
+            </w:r>
+          </w:p>
+        </w:tc>
+        <w:tc>
+          <w:tcPr>
+            <w:tcW w:type="dxa" w:w="2160"/>
+          </w:tcPr>
+          <w:p>
+            <w:r/>
+            <w:r>
+              <w:rPr>
+                <w:b w:val="0"/>
+                <w:sz w:val="18"/>
+              </w:rPr>
+              <w:t>0.91</w:t>
+            </w:r>
+          </w:p>
+        </w:tc>
+        <w:tc>
+          <w:tcPr>
+            <w:tcW w:type="dxa" w:w="2160"/>
+          </w:tcPr>
+          <w:p>
+            <w:r/>
+            <w:r>
+              <w:rPr>
+                <w:b w:val="0"/>
+                <w:sz w:val="18"/>
+              </w:rPr>
+              <w:t>0.90</w:t>
+            </w:r>
+          </w:p>
+        </w:tc>
+        <w:tc>
+          <w:tcPr>
+            <w:tcW w:type="dxa" w:w="2160"/>
+          </w:tcPr>
+          <w:p>
+            <w:r/>
+            <w:r>
+              <w:rPr>
+                <w:b w:val="0"/>
+                <w:sz w:val="18"/>
+              </w:rPr>
+            </w:r>
+          </w:p>
+        </w:tc>
+      </w:tr>
+      <w:tr>
+        <w:tc>
+          <w:tcPr>
+            <w:tcW w:type="dxa" w:w="2160"/>
+          </w:tcPr>
+          <w:p>
+            <w:r/>
+            <w:r>
+              <w:rPr>
+                <w:b w:val="0"/>
+                <w:sz w:val="18"/>
+              </w:rPr>
+              <w:t>sit</w:t>
+            </w:r>
+          </w:p>
+        </w:tc>
+        <w:tc>
+          <w:tcPr>
+            <w:tcW w:type="dxa" w:w="2160"/>
+          </w:tcPr>
+          <w:p>
+            <w:r/>
+            <w:r>
+              <w:rPr>
+                <w:b w:val="0"/>
+                <w:sz w:val="18"/>
+              </w:rPr>
+              <w:t>0.95</w:t>
+            </w:r>
+          </w:p>
+        </w:tc>
+        <w:tc>
+          <w:tcPr>
+            <w:tcW w:type="dxa" w:w="2160"/>
+          </w:tcPr>
+          <w:p>
+            <w:r/>
+            <w:r>
+              <w:rPr>
+                <w:b w:val="0"/>
+                <w:sz w:val="18"/>
+              </w:rPr>
+              <w:t>0.98</w:t>
+            </w:r>
+          </w:p>
+        </w:tc>
+        <w:tc>
+          <w:tcPr>
+            <w:tcW w:type="dxa" w:w="2160"/>
+          </w:tcPr>
+          <w:p>
+            <w:r/>
+            <w:r>
+              <w:rPr>
+                <w:b w:val="0"/>
+                <w:sz w:val="18"/>
+              </w:rPr>
+            </w:r>
+          </w:p>
+        </w:tc>
+      </w:tr>
+      <w:tr>
+        <w:tc>
+          <w:tcPr>
+            <w:tcW w:type="dxa" w:w="2160"/>
+          </w:tcPr>
+          <w:p>
+            <w:r/>
+            <w:r>
+              <w:rPr>
+                <w:b w:val="0"/>
+                <w:sz w:val="18"/>
+              </w:rPr>
+              <w:t>squat</w:t>
+            </w:r>
+          </w:p>
+        </w:tc>
+        <w:tc>
+          <w:tcPr>
+            <w:tcW w:type="dxa" w:w="2160"/>
+          </w:tcPr>
+          <w:p>
+            <w:r/>
+            <w:r>
+              <w:rPr>
+                <w:b w:val="0"/>
+                <w:sz w:val="18"/>
+              </w:rPr>
+              <w:t>1.00</w:t>
+            </w:r>
+          </w:p>
+        </w:tc>
+        <w:tc>
+          <w:tcPr>
+            <w:tcW w:type="dxa" w:w="2160"/>
+          </w:tcPr>
+          <w:p>
+            <w:r/>
+            <w:r>
+              <w:rPr>
+                <w:b w:val="0"/>
+                <w:sz w:val="18"/>
+              </w:rPr>
+              <w:t>1.00</w:t>
+            </w:r>
+          </w:p>
+        </w:tc>
+        <w:tc>
+          <w:tcPr>
+            <w:tcW w:type="dxa" w:w="2160"/>
+          </w:tcPr>
+          <w:p>
+            <w:r/>
+            <w:r>
+              <w:rPr>
+                <w:b w:val="0"/>
+                <w:sz w:val="18"/>
+              </w:rPr>
+            </w:r>
+          </w:p>
+        </w:tc>
+      </w:tr>
+      <w:tr>
+        <w:tc>
+          <w:tcPr>
+            <w:tcW w:type="dxa" w:w="2160"/>
+          </w:tcPr>
+          <w:p>
+            <w:r/>
+            <w:r>
+              <w:rPr>
+                <w:b w:val="0"/>
+                <w:sz w:val="18"/>
+              </w:rPr>
+              <w:t>laying</w:t>
+            </w:r>
+          </w:p>
+        </w:tc>
+        <w:tc>
+          <w:tcPr>
+            <w:tcW w:type="dxa" w:w="2160"/>
+          </w:tcPr>
+          <w:p>
+            <w:r/>
+            <w:r>
+              <w:rPr>
+                <w:b w:val="0"/>
+                <w:sz w:val="18"/>
+              </w:rPr>
+              <w:t>1.00</w:t>
+            </w:r>
+          </w:p>
+        </w:tc>
+        <w:tc>
+          <w:tcPr>
+            <w:tcW w:type="dxa" w:w="2160"/>
+          </w:tcPr>
+          <w:p>
+            <w:r/>
+            <w:r>
+              <w:rPr>
+                <w:b w:val="0"/>
+                <w:sz w:val="18"/>
+              </w:rPr>
+              <w:t>1.00</w:t>
+            </w:r>
+          </w:p>
+        </w:tc>
+        <w:tc>
+          <w:tcPr>
+            <w:tcW w:type="dxa" w:w="2160"/>
+          </w:tcPr>
+          <w:p>
+            <w:r/>
+            <w:r>
+              <w:rPr>
+                <w:b w:val="0"/>
+                <w:sz w:val="18"/>
+              </w:rPr>
+            </w:r>
+          </w:p>
+        </w:tc>
+      </w:tr>
+      <w:tr>
+        <w:tc>
+          <w:tcPr>
+            <w:tcW w:type="dxa" w:w="2160"/>
+          </w:tcPr>
+          <w:p>
+            <w:r/>
+            <w:r>
+              <w:rPr>
+                <w:b w:val="0"/>
+                <w:sz w:val="18"/>
+              </w:rPr>
+              <w:t>ok</w:t>
+            </w:r>
+          </w:p>
+        </w:tc>
+        <w:tc>
+          <w:tcPr>
+            <w:tcW w:type="dxa" w:w="2160"/>
+          </w:tcPr>
+          <w:p>
+            <w:r/>
+            <w:r>
+              <w:rPr>
+                <w:b w:val="0"/>
+                <w:sz w:val="18"/>
+              </w:rPr>
+              <w:t>0.77</w:t>
+            </w:r>
+          </w:p>
+        </w:tc>
+        <w:tc>
+          <w:tcPr>
+            <w:tcW w:type="dxa" w:w="2160"/>
+          </w:tcPr>
+          <w:p>
+            <w:r/>
+            <w:r>
+              <w:rPr>
+                <w:b w:val="0"/>
+                <w:sz w:val="18"/>
+              </w:rPr>
+              <w:t>0.77</w:t>
+            </w:r>
+          </w:p>
+        </w:tc>
+        <w:tc>
+          <w:tcPr>
+            <w:tcW w:type="dxa" w:w="2160"/>
+          </w:tcPr>
+          <w:p>
+            <w:r/>
+            <w:r>
+              <w:rPr>
+                <w:b w:val="0"/>
+                <w:sz w:val="18"/>
+              </w:rPr>
+            </w:r>
+          </w:p>
+        </w:tc>
+      </w:tr>
+      <w:tr>
+        <w:tc>
+          <w:tcPr>
+            <w:tcW w:type="dxa" w:w="2160"/>
+          </w:tcPr>
+          <w:p>
+            <w:r/>
+            <w:r>
+              <w:rPr>
+                <w:b w:val="0"/>
+                <w:sz w:val="18"/>
+              </w:rPr>
+              <w:t>i_love_you</w:t>
+            </w:r>
+          </w:p>
+        </w:tc>
+        <w:tc>
+          <w:tcPr>
+            <w:tcW w:type="dxa" w:w="2160"/>
+          </w:tcPr>
+          <w:p>
+            <w:r/>
+            <w:r>
+              <w:rPr>
+                <w:b w:val="0"/>
+                <w:sz w:val="18"/>
+              </w:rPr>
+              <w:t>0.68</w:t>
+            </w:r>
+          </w:p>
+        </w:tc>
+        <w:tc>
+          <w:tcPr>
+            <w:tcW w:type="dxa" w:w="2160"/>
+          </w:tcPr>
+          <w:p>
+            <w:r/>
+            <w:r>
+              <w:rPr>
+                <w:b w:val="0"/>
+                <w:sz w:val="18"/>
+              </w:rPr>
+              <w:t>0.69</w:t>
+            </w:r>
+          </w:p>
+        </w:tc>
+        <w:tc>
+          <w:tcPr>
+            <w:tcW w:type="dxa" w:w="2160"/>
+          </w:tcPr>
+          <w:p>
+            <w:r/>
+            <w:r>
+              <w:rPr>
+                <w:b w:val="0"/>
+                <w:sz w:val="18"/>
+              </w:rPr>
+            </w:r>
+          </w:p>
+        </w:tc>
+      </w:tr>
+      <w:tr>
+        <w:tc>
+          <w:tcPr>
+            <w:tcW w:type="dxa" w:w="2160"/>
+          </w:tcPr>
+          <w:p>
+            <w:r/>
+            <w:r>
+              <w:rPr>
+                <w:b w:val="0"/>
+                <w:sz w:val="18"/>
+              </w:rPr>
+              <w:t>rock</w:t>
+            </w:r>
+          </w:p>
+        </w:tc>
+        <w:tc>
+          <w:tcPr>
+            <w:tcW w:type="dxa" w:w="2160"/>
+          </w:tcPr>
+          <w:p>
+            <w:r/>
+            <w:r>
+              <w:rPr>
+                <w:b w:val="0"/>
+                <w:sz w:val="18"/>
+              </w:rPr>
+              <w:t>0.00</w:t>
+            </w:r>
+          </w:p>
+        </w:tc>
+        <w:tc>
+          <w:tcPr>
+            <w:tcW w:type="dxa" w:w="2160"/>
+          </w:tcPr>
+          <w:p>
+            <w:r/>
+            <w:r>
+              <w:rPr>
+                <w:b w:val="0"/>
+                <w:sz w:val="18"/>
+              </w:rPr>
+              <w:t>0.00</w:t>
+            </w:r>
+          </w:p>
+        </w:tc>
+        <w:tc>
+          <w:tcPr>
+            <w:tcW w:type="dxa" w:w="2160"/>
+          </w:tcPr>
+          <w:p>
+            <w:r/>
+            <w:r>
+              <w:rPr>
+                <w:b w:val="0"/>
+                <w:sz w:val="18"/>
+              </w:rPr>
+            </w:r>
+          </w:p>
+        </w:tc>
+      </w:tr>
+      <w:tr>
+        <w:tc>
+          <w:tcPr>
+            <w:tcW w:type="dxa" w:w="2160"/>
+          </w:tcPr>
+          <w:p>
+            <w:r/>
+            <w:r>
+              <w:rPr>
+                <w:b w:val="0"/>
+                <w:sz w:val="18"/>
+              </w:rPr>
+              <w:t>two_finger</w:t>
+            </w:r>
+          </w:p>
+        </w:tc>
+        <w:tc>
+          <w:tcPr>
+            <w:tcW w:type="dxa" w:w="2160"/>
+          </w:tcPr>
+          <w:p>
+            <w:r/>
+            <w:r>
+              <w:rPr>
+                <w:b w:val="0"/>
+                <w:sz w:val="18"/>
+              </w:rPr>
+              <w:t>0.83</w:t>
+            </w:r>
+          </w:p>
+        </w:tc>
+        <w:tc>
+          <w:tcPr>
+            <w:tcW w:type="dxa" w:w="2160"/>
+          </w:tcPr>
+          <w:p>
+            <w:r/>
+            <w:r>
+              <w:rPr>
+                <w:b w:val="0"/>
+                <w:sz w:val="18"/>
+              </w:rPr>
+              <w:t>0.81</w:t>
+            </w:r>
+          </w:p>
+        </w:tc>
+        <w:tc>
+          <w:tcPr>
+            <w:tcW w:type="dxa" w:w="2160"/>
+          </w:tcPr>
+          <w:p>
+            <w:r/>
+            <w:r>
+              <w:rPr>
+                <w:b w:val="0"/>
+                <w:sz w:val="18"/>
+              </w:rPr>
+            </w:r>
+          </w:p>
+        </w:tc>
+      </w:tr>
+      <w:tr>
+        <w:tc>
+          <w:tcPr>
+            <w:tcW w:type="dxa" w:w="2160"/>
+          </w:tcPr>
+          <w:p>
+            <w:r/>
+            <w:r>
+              <w:rPr>
+                <w:b w:val="0"/>
+                <w:sz w:val="18"/>
+              </w:rPr>
+              <w:t>thumb</w:t>
+            </w:r>
+          </w:p>
+        </w:tc>
+        <w:tc>
+          <w:tcPr>
+            <w:tcW w:type="dxa" w:w="2160"/>
+          </w:tcPr>
+          <w:p>
+            <w:r/>
+            <w:r>
+              <w:rPr>
+                <w:b w:val="0"/>
+                <w:sz w:val="18"/>
+              </w:rPr>
+              <w:t>0.98</w:t>
+            </w:r>
+          </w:p>
+        </w:tc>
+        <w:tc>
+          <w:tcPr>
+            <w:tcW w:type="dxa" w:w="2160"/>
+          </w:tcPr>
+          <w:p>
+            <w:r/>
+            <w:r>
+              <w:rPr>
+                <w:b w:val="0"/>
+                <w:sz w:val="18"/>
+              </w:rPr>
+              <w:t>0.97</w:t>
+            </w:r>
+          </w:p>
+        </w:tc>
+        <w:tc>
+          <w:tcPr>
+            <w:tcW w:type="dxa" w:w="2160"/>
+          </w:tcPr>
+          <w:p>
+            <w:r/>
+            <w:r>
+              <w:rPr>
+                <w:b w:val="0"/>
+                <w:sz w:val="18"/>
+              </w:rPr>
+            </w:r>
+          </w:p>
+        </w:tc>
+      </w:tr>
+      <w:tr>
+        <w:tc>
+          <w:tcPr>
+            <w:tcW w:type="dxa" w:w="2160"/>
+          </w:tcPr>
+          <w:p>
+            <w:r/>
+            <w:r>
+              <w:rPr>
+                <w:b w:val="0"/>
+                <w:sz w:val="18"/>
+              </w:rPr>
+              <w:t>heart</w:t>
+            </w:r>
+          </w:p>
+        </w:tc>
+        <w:tc>
+          <w:tcPr>
+            <w:tcW w:type="dxa" w:w="2160"/>
+          </w:tcPr>
+          <w:p>
+            <w:r/>
+            <w:r>
+              <w:rPr>
+                <w:b w:val="0"/>
+                <w:sz w:val="18"/>
+              </w:rPr>
+              <w:t>0.81</w:t>
+            </w:r>
+          </w:p>
+        </w:tc>
+        <w:tc>
+          <w:tcPr>
+            <w:tcW w:type="dxa" w:w="2160"/>
+          </w:tcPr>
+          <w:p>
+            <w:r/>
+            <w:r>
+              <w:rPr>
+                <w:b w:val="0"/>
+                <w:sz w:val="18"/>
+              </w:rPr>
+              <w:t>0.81</w:t>
+            </w:r>
+          </w:p>
+        </w:tc>
+        <w:tc>
+          <w:tcPr>
+            <w:tcW w:type="dxa" w:w="2160"/>
+          </w:tcPr>
+          <w:p>
+            <w:r/>
+            <w:r>
+              <w:rPr>
+                <w:b w:val="0"/>
+                <w:sz w:val="18"/>
+              </w:rPr>
+            </w:r>
+          </w:p>
+        </w:tc>
+      </w:tr>
+      <w:tr>
+        <w:tc>
+          <w:tcPr>
+            <w:tcW w:type="dxa" w:w="2160"/>
+          </w:tcPr>
+          <w:p>
+            <w:r/>
+            <w:r>
+              <w:rPr>
+                <w:b w:val="0"/>
+                <w:sz w:val="18"/>
+              </w:rPr>
+              <w:t>mini_heart</w:t>
+            </w:r>
+          </w:p>
+        </w:tc>
+        <w:tc>
+          <w:tcPr>
+            <w:tcW w:type="dxa" w:w="2160"/>
+          </w:tcPr>
+          <w:p>
+            <w:r/>
+            <w:r>
+              <w:rPr>
+                <w:b w:val="0"/>
+                <w:sz w:val="18"/>
+              </w:rPr>
+              <w:t>0.00</w:t>
+            </w:r>
+          </w:p>
+        </w:tc>
+        <w:tc>
+          <w:tcPr>
+            <w:tcW w:type="dxa" w:w="2160"/>
+          </w:tcPr>
+          <w:p>
+            <w:r/>
+            <w:r>
+              <w:rPr>
+                <w:b w:val="0"/>
+                <w:sz w:val="18"/>
+              </w:rPr>
+              <w:t>0.00</w:t>
+            </w:r>
+          </w:p>
+        </w:tc>
+        <w:tc>
+          <w:tcPr>
+            <w:tcW w:type="dxa" w:w="2160"/>
+          </w:tcPr>
+          <w:p>
+            <w:r/>
+            <w:r>
+              <w:rPr>
+                <w:b w:val="0"/>
+                <w:sz w:val="18"/>
+              </w:rPr>
+            </w:r>
+          </w:p>
+        </w:tc>
+      </w:tr>
+      <w:tr>
+        <w:tc>
+          <w:tcPr>
+            <w:tcW w:type="dxa" w:w="2160"/>
+          </w:tcPr>
+          <w:p>
+            <w:r/>
+            <w:r>
+              <w:rPr>
+                <w:b w:val="0"/>
+                <w:sz w:val="18"/>
+              </w:rPr>
+              <w:t>t_pose</w:t>
+            </w:r>
+          </w:p>
+        </w:tc>
+        <w:tc>
+          <w:tcPr>
+            <w:tcW w:type="dxa" w:w="2160"/>
+          </w:tcPr>
+          <w:p>
+            <w:r/>
+            <w:r>
+              <w:rPr>
+                <w:b w:val="0"/>
+                <w:sz w:val="18"/>
+              </w:rPr>
+              <w:t>0.84</w:t>
+            </w:r>
+          </w:p>
+        </w:tc>
+        <w:tc>
+          <w:tcPr>
+            <w:tcW w:type="dxa" w:w="2160"/>
+          </w:tcPr>
+          <w:p>
+            <w:r/>
+            <w:r>
+              <w:rPr>
+                <w:b w:val="0"/>
+                <w:sz w:val="18"/>
+              </w:rPr>
+              <w:t>0.84</w:t>
+            </w:r>
+          </w:p>
+        </w:tc>
+        <w:tc>
+          <w:tcPr>
+            <w:tcW w:type="dxa" w:w="2160"/>
+          </w:tcPr>
+          <w:p>
+            <w:r/>
+            <w:r>
+              <w:rPr>
+                <w:b w:val="0"/>
+                <w:sz w:val="18"/>
+              </w:rPr>
+            </w:r>
+          </w:p>
+        </w:tc>
+      </w:tr>
+      <w:tr>
+        <w:tc>
+          <w:tcPr>
+            <w:tcW w:type="dxa" w:w="2160"/>
+          </w:tcPr>
+          <w:p>
+            <w:r/>
+            <w:r>
+              <w:rPr>
+                <w:b w:val="0"/>
+                <w:sz w:val="18"/>
+              </w:rPr>
+              <w:t>glico_pose</w:t>
+            </w:r>
+          </w:p>
+        </w:tc>
+        <w:tc>
+          <w:tcPr>
+            <w:tcW w:type="dxa" w:w="2160"/>
+          </w:tcPr>
+          <w:p>
+            <w:r/>
+            <w:r>
+              <w:rPr>
+                <w:b w:val="0"/>
+                <w:sz w:val="18"/>
+              </w:rPr>
+              <w:t>1.00</w:t>
+            </w:r>
+          </w:p>
+        </w:tc>
+        <w:tc>
+          <w:tcPr>
+            <w:tcW w:type="dxa" w:w="2160"/>
+          </w:tcPr>
+          <w:p>
+            <w:r/>
+            <w:r>
+              <w:rPr>
+                <w:b w:val="0"/>
+                <w:sz w:val="18"/>
+              </w:rPr>
+              <w:t>1.00</w:t>
+            </w:r>
+          </w:p>
+        </w:tc>
+        <w:tc>
+          <w:tcPr>
+            <w:tcW w:type="dxa" w:w="2160"/>
+          </w:tcPr>
+          <w:p>
+            <w:r/>
+            <w:r>
+              <w:rPr>
+                <w:b w:val="0"/>
+                <w:sz w:val="18"/>
+              </w:rPr>
+            </w:r>
+          </w:p>
+        </w:tc>
+      </w:tr>
+    </w:tbl>
+    <w:p>
+      <w:r>
+        <w:t>Read: accuracy is a wash. RandomForest is chosen as the working default for two reasons — its `sit`@s02 cross-person recall is much higher (0.77 vs 0.43; that is the only honest generalisation number we have) and its confidences are calibrated (LightGBM outputs ~1.0 on almost everything, which breaks the idle/unknown threshold in Phase 5). LightGBM's one real advantage is size (36 MB vs 396 MB) — revisit if the deploy target is tight on disk. Final lock is a Phase 4 decision, after the MLP and the feature fixes.</w:t>
+      </w:r>
+    </w:p>
+    <w:p>
+      <w:pPr>
+        <w:pStyle w:val="Heading1"/>
+      </w:pPr>
+      <w:r>
+        <w:t>4. Per-class results (RandomForest)</w:t>
       </w:r>
     </w:p>
     <w:tbl>
@@ -1821,14 +3132,6 @@
     </w:tbl>
     <w:p>
       <w:r>
-        <w:rPr>
-          <w:sz w:val="18"/>
-        </w:rPr>
-        <w:t>macro-F1: all classes 0.75; real-eval only 0.64. Model comparison: lgbm 0.64, rf 0.64 — a tie.</w:t>
-      </w:r>
-    </w:p>
-    <w:p>
-      <w:r>
         <w:t>What each eval type means:</w:t>
       </w:r>
     </w:p>
@@ -1861,7 +3164,7 @@
         <w:pStyle w:val="Heading1"/>
       </w:pPr>
       <w:r>
-        <w:t>4. sit — the one clean cross-person number</w:t>
+        <w:t>5. sit — the one clean cross-person number</w:t>
       </w:r>
     </w:p>
     <w:p>
@@ -2027,7 +3330,7 @@
         <w:pStyle w:val="Heading1"/>
       </w:pPr>
       <w:r>
-        <w:t>5. The two failures</w:t>
+        <w:t>6. The two failures</w:t>
       </w:r>
     </w:p>
     <w:p>
@@ -2105,7 +3408,7 @@
         <w:pStyle w:val="Heading1"/>
       </w:pPr>
       <w:r>
-        <w:t>6. Top confusions</w:t>
+        <w:t>7. Top confusions</w:t>
       </w:r>
     </w:p>
     <w:tbl>
@@ -2642,7 +3945,7 @@
         <w:pStyle w:val="Heading1"/>
       </w:pPr>
       <w:r>
-        <w:t>7. Phase 4 plan</w:t>
+        <w:t>8. Phase 4 plan</w:t>
       </w:r>
     </w:p>
     <w:p>

--- a/results/phase3/classifier_report.docx
+++ b/results/phase3/classifier_report.docx
@@ -22,15 +22,15 @@
       <w:r>
         <w:rPr>
           <w:b/>
-          <w:color w:val="B00000"/>
-          <w:sz w:val="26"/>
+          <w:color w:val="1A7F37"/>
+          <w:sz w:val="24"/>
         </w:rPr>
-        <w:t>Verdict: Phase 3 exit criterion NOT met.</w:t>
+        <w:t>Result: a usable 12-class baseline. 3 classes have no training data and are held for Phase 6.</w:t>
       </w:r>
     </w:p>
     <w:p>
       <w:r>
-        <w:t>Two tree baselines were trained independently as candidates for the single classifier slot (section 3). On accuracy they tie — macro-F1 0.64 on the real-generalisation classes. Most classes work, but `rock` and `mini_heart` are at 0.00 F1 — every test frame of each is classified as a different class. Those two failures are data/feature problems, not model-choice problems, and define the Phase 4 work.</w:t>
+        <w:t>macro-F1 over the 12 modelled classes: lgbm 0.88 / rf 0.87.  Over just the 8 that are a real generalisation test (external train, our test): lgbm 0.83 / rf 0.81. Every modelled class scores &gt;= 0.6. `i_love_you`, `heart`, `mini_heart` are NOT modelled — no public dataset has the ASL ILY handshape or the overhead 2-arm heart, and HaGRID's hand-heart is a chest-level finger-heart that does not transfer to s01's overhead one. Training them on augmented s01 frames actively hurt the model (it dragged `rock` to 0.00), so they are excluded until Phase 6 field data.</w:t>
       </w:r>
     </w:p>
     <w:p>
@@ -43,12 +43,12 @@
     </w:p>
     <w:p>
       <w:r>
-        <w:t>The pipeline has exactly ONE classifier slot: 152-d fused feature vector in -&gt; (class, confidence) out -&gt; temporal smoothing -&gt; final label or idle. Phase 3 trains candidate models for that slot; it does not stack or ensemble them. LightGBM and RandomForest are two candidates. Phase 4 adds an MLP and picks one to lock (ARCHITECTURE.md 'Classifier interface').</w:t>
+        <w:t>The pipeline has exactly ONE classifier slot: fused feature vector in -&gt; (class, confidence) out -&gt; temporal smoothing -&gt; final label or idle. Phase 3 trains candidate models for that slot; it does NOT stack or ensemble them. LightGBM and RandomForest are the two Phase 3 candidates; Phase 4 adds an MLP and locks one (ARCHITECTURE.md 'Classifier interface').</w:t>
       </w:r>
     </w:p>
     <w:p>
       <w:r>
-        <w:t>LightGBM = gradient-boosted shallow trees (each corrects the last). RandomForest = many independent deep trees, averaged. Both on the raw 152-d vector, class_weight='balanced', features clipped to +-10.</w:t>
+        <w:t>Features: both — the 152-d raw normalised keypoints PLUS 36 derived features (joint angles + a few length ratios, features/derived.py). The derived features are scale-invariant, which matters because MediaPipe Hands on a tight robot-camera wrist-crop produces a differently proportioned skeleton than on a large webcam hand (this broke `rock` in the first pass). class_weight = balanced x {aug-only 0.35, idle 0.6}. Features clipped to +-10.</w:t>
       </w:r>
     </w:p>
     <w:p>
@@ -61,12 +61,12 @@
     </w:p>
     <w:p>
       <w:r>
-        <w:t>Train: 62,627 rows — cleaned external features (HaGRID, COCO) + augmentation, for 8 classes; the other 6 (sit, squat, laying, i_love_you, heart, glico_pose) are augmented copies of s01 frames (no external source). See docs/phase2b_external_data.md.</w:t>
+        <w:t>Train: 51,103 rows — cleaned external features (HaGRID, COCO) + augmentation for the cross-domain classes; augmented s01 frames for sit/squat/laying/glico_pose. Pending classes contribute 0 rows. See results/phase2/dataset_report.docx.</w:t>
       </w:r>
     </w:p>
     <w:p>
       <w:r>
-        <w:t>Test: 1,581 rows, never augmented — every original s01/s02 frame (1,367) + 214 held-out HaGRID `thumb` frames. s01/s02 are NOT in training (except as augmented copies for the 6 aug-only classes).</w:t>
+        <w:t>Test: 1,581 rows, NEVER augmented — every original s01/s02 frame (1,367) + 214 held-out HaGRID `thumb`. Metrics below are computed only over the 12 modelled classes' frames; the pending-class frames are reported separately (section 6).</w:t>
       </w:r>
     </w:p>
     <w:p>
@@ -74,12 +74,7 @@
         <w:pStyle w:val="Heading1"/>
       </w:pPr>
       <w:r>
-        <w:t>3. LightGBM vs RandomForest — the head-to-head</w:t>
-      </w:r>
-    </w:p>
-    <w:p>
-      <w:r>
-        <w:t>Both trained on the same 62,627-row train.npz, class_weight='balanced', raw 152-d features clipped to +-10. This is the Phase 3 comparison; Phase 4 adds an MLP and locks one.</w:t>
+        <w:t>3. LightGBM vs RandomForest</w:t>
       </w:r>
     </w:p>
     <w:tbl>
@@ -152,7 +147,7 @@
                 <w:b w:val="0"/>
                 <w:sz w:val="18"/>
               </w:rPr>
-              <w:t>macro-F1 (all classes)</w:t>
+              <w:t>macro-F1 (modelled classes)</w:t>
             </w:r>
           </w:p>
         </w:tc>
@@ -167,7 +162,7 @@
                 <w:b w:val="0"/>
                 <w:sz w:val="18"/>
               </w:rPr>
-              <w:t>0.745</w:t>
+              <w:t>0.882</w:t>
             </w:r>
           </w:p>
         </w:tc>
@@ -182,7 +177,7 @@
                 <w:b w:val="0"/>
                 <w:sz w:val="18"/>
               </w:rPr>
-              <w:t>0.748</w:t>
+              <w:t>0.873</w:t>
             </w:r>
           </w:p>
         </w:tc>
@@ -214,7 +209,7 @@
                 <w:b w:val="0"/>
                 <w:sz w:val="18"/>
               </w:rPr>
-              <w:t>0.637</w:t>
+              <w:t>0.828</w:t>
             </w:r>
           </w:p>
         </w:tc>
@@ -229,7 +224,7 @@
                 <w:b w:val="0"/>
                 <w:sz w:val="18"/>
               </w:rPr>
-              <w:t>0.639</w:t>
+              <w:t>0.813</w:t>
             </w:r>
           </w:p>
         </w:tc>
@@ -261,7 +256,7 @@
                 <w:b w:val="0"/>
                 <w:sz w:val="18"/>
               </w:rPr>
-              <w:t>0.43</w:t>
+              <w:t>0.45</w:t>
             </w:r>
           </w:p>
         </w:tc>
@@ -276,7 +271,7 @@
                 <w:b w:val="0"/>
                 <w:sz w:val="18"/>
               </w:rPr>
-              <w:t>0.77</w:t>
+              <w:t>0.68</w:t>
             </w:r>
           </w:p>
         </w:tc>
@@ -308,7 +303,7 @@
                 <w:b w:val="0"/>
                 <w:sz w:val="18"/>
               </w:rPr>
-              <w:t>118.0 s</w:t>
+              <w:t>120.2 s</w:t>
             </w:r>
           </w:p>
         </w:tc>
@@ -323,7 +318,7 @@
                 <w:b w:val="0"/>
                 <w:sz w:val="18"/>
               </w:rPr>
-              <w:t>56.0 s</w:t>
+              <w:t>125.2 s</w:t>
             </w:r>
           </w:p>
         </w:tc>
@@ -355,7 +350,7 @@
                 <w:b w:val="0"/>
                 <w:sz w:val="18"/>
               </w:rPr>
-              <w:t>36.2 MB</w:t>
+              <w:t>29.9 MB</w:t>
             </w:r>
           </w:p>
         </w:tc>
@@ -370,17 +365,12 @@
                 <w:b w:val="0"/>
                 <w:sz w:val="18"/>
               </w:rPr>
-              <w:t>396.3 MB</w:t>
+              <w:t>305.5 MB</w:t>
             </w:r>
           </w:p>
         </w:tc>
       </w:tr>
     </w:tbl>
-    <w:p>
-      <w:r>
-        <w:t>Per-class F1 (bold = the two differ by &gt; 0.05):</w:t>
-      </w:r>
-    </w:p>
     <w:tbl>
       <w:tblPr>
         <w:tblStyle w:val="LightGrid-Accent1"/>
@@ -450,6 +440,7 @@
                 <w:b/>
                 <w:sz w:val="18"/>
               </w:rPr>
+              <w:t>differ</w:t>
             </w:r>
           </w:p>
         </w:tc>
@@ -483,7 +474,7 @@
                 <w:color w:val="886600"/>
                 <w:sz w:val="18"/>
               </w:rPr>
-              <w:t>0.59</w:t>
+              <w:t>0.56</w:t>
             </w:r>
           </w:p>
         </w:tc>
@@ -499,7 +490,7 @@
                 <w:color w:val="886600"/>
                 <w:sz w:val="18"/>
               </w:rPr>
-              <w:t>0.65</w:t>
+              <w:t>0.64</w:t>
             </w:r>
           </w:p>
         </w:tc>
@@ -562,7 +553,7 @@
                 <w:b w:val="0"/>
                 <w:sz w:val="18"/>
               </w:rPr>
-              <w:t>0.81</w:t>
+              <w:t>0.82</w:t>
             </w:r>
           </w:p>
         </w:tc>
@@ -684,7 +675,7 @@
                 <w:b w:val="0"/>
                 <w:sz w:val="18"/>
               </w:rPr>
-              <w:t>0.98</w:t>
+              <w:t>0.97</w:t>
             </w:r>
           </w:p>
         </w:tc>
@@ -852,7 +843,7 @@
                 <w:b w:val="0"/>
                 <w:sz w:val="18"/>
               </w:rPr>
-              <w:t>0.77</w:t>
+              <w:t>0.78</w:t>
             </w:r>
           </w:p>
         </w:tc>
@@ -867,7 +858,7 @@
                 <w:b w:val="0"/>
                 <w:sz w:val="18"/>
               </w:rPr>
-              <w:t>0.77</w:t>
+              <w:t>0.78</w:t>
             </w:r>
           </w:p>
         </w:tc>
@@ -896,67 +887,7 @@
             <w:r>
               <w:rPr>
                 <w:b w:val="0"/>
-                <w:sz w:val="18"/>
-              </w:rPr>
-              <w:t>i_love_you</w:t>
-            </w:r>
-          </w:p>
-        </w:tc>
-        <w:tc>
-          <w:tcPr>
-            <w:tcW w:type="dxa" w:w="2160"/>
-          </w:tcPr>
-          <w:p>
-            <w:r/>
-            <w:r>
-              <w:rPr>
-                <w:b w:val="0"/>
-                <w:sz w:val="18"/>
-              </w:rPr>
-              <w:t>0.68</w:t>
-            </w:r>
-          </w:p>
-        </w:tc>
-        <w:tc>
-          <w:tcPr>
-            <w:tcW w:type="dxa" w:w="2160"/>
-          </w:tcPr>
-          <w:p>
-            <w:r/>
-            <w:r>
-              <w:rPr>
-                <w:b w:val="0"/>
-                <w:sz w:val="18"/>
-              </w:rPr>
-              <w:t>0.69</w:t>
-            </w:r>
-          </w:p>
-        </w:tc>
-        <w:tc>
-          <w:tcPr>
-            <w:tcW w:type="dxa" w:w="2160"/>
-          </w:tcPr>
-          <w:p>
-            <w:r/>
-            <w:r>
-              <w:rPr>
-                <w:b w:val="0"/>
-                <w:sz w:val="18"/>
-              </w:rPr>
-            </w:r>
-          </w:p>
-        </w:tc>
-      </w:tr>
-      <w:tr>
-        <w:tc>
-          <w:tcPr>
-            <w:tcW w:type="dxa" w:w="2160"/>
-          </w:tcPr>
-          <w:p>
-            <w:r/>
-            <w:r>
-              <w:rPr>
-                <w:b w:val="0"/>
+                <w:color w:val="886600"/>
                 <w:sz w:val="18"/>
               </w:rPr>
               <w:t>rock</w:t>
@@ -972,9 +903,10 @@
             <w:r>
               <w:rPr>
                 <w:b w:val="0"/>
+                <w:color w:val="886600"/>
                 <w:sz w:val="18"/>
               </w:rPr>
-              <w:t>0.00</w:t>
+              <w:t>0.86</w:t>
             </w:r>
           </w:p>
         </w:tc>
@@ -987,9 +919,10 @@
             <w:r>
               <w:rPr>
                 <w:b w:val="0"/>
+                <w:color w:val="886600"/>
                 <w:sz w:val="18"/>
               </w:rPr>
-              <w:t>0.00</w:t>
+              <w:t>0.78</w:t>
             </w:r>
           </w:p>
         </w:tc>
@@ -1002,8 +935,10 @@
             <w:r>
               <w:rPr>
                 <w:b w:val="0"/>
+                <w:color w:val="886600"/>
                 <w:sz w:val="18"/>
               </w:rPr>
+              <w:t>*</w:t>
             </w:r>
           </w:p>
         </w:tc>
@@ -1018,6 +953,7 @@
             <w:r>
               <w:rPr>
                 <w:b w:val="0"/>
+                <w:color w:val="886600"/>
                 <w:sz w:val="18"/>
               </w:rPr>
               <w:t>two_finger</w:t>
@@ -1033,9 +969,10 @@
             <w:r>
               <w:rPr>
                 <w:b w:val="0"/>
+                <w:color w:val="886600"/>
                 <w:sz w:val="18"/>
               </w:rPr>
-              <w:t>0.83</w:t>
+              <w:t>0.84</w:t>
             </w:r>
           </w:p>
         </w:tc>
@@ -1048,9 +985,10 @@
             <w:r>
               <w:rPr>
                 <w:b w:val="0"/>
+                <w:color w:val="886600"/>
                 <w:sz w:val="18"/>
               </w:rPr>
-              <w:t>0.81</w:t>
+              <w:t>0.74</w:t>
             </w:r>
           </w:p>
         </w:tc>
@@ -1063,8 +1001,10 @@
             <w:r>
               <w:rPr>
                 <w:b w:val="0"/>
+                <w:color w:val="886600"/>
                 <w:sz w:val="18"/>
               </w:rPr>
+              <w:t>*</w:t>
             </w:r>
           </w:p>
         </w:tc>
@@ -1096,7 +1036,7 @@
                 <w:b w:val="0"/>
                 <w:sz w:val="18"/>
               </w:rPr>
-              <w:t>0.98</w:t>
+              <w:t>0.99</w:t>
             </w:r>
           </w:p>
         </w:tc>
@@ -1142,128 +1082,6 @@
                 <w:b w:val="0"/>
                 <w:sz w:val="18"/>
               </w:rPr>
-              <w:t>heart</w:t>
-            </w:r>
-          </w:p>
-        </w:tc>
-        <w:tc>
-          <w:tcPr>
-            <w:tcW w:type="dxa" w:w="2160"/>
-          </w:tcPr>
-          <w:p>
-            <w:r/>
-            <w:r>
-              <w:rPr>
-                <w:b w:val="0"/>
-                <w:sz w:val="18"/>
-              </w:rPr>
-              <w:t>0.81</w:t>
-            </w:r>
-          </w:p>
-        </w:tc>
-        <w:tc>
-          <w:tcPr>
-            <w:tcW w:type="dxa" w:w="2160"/>
-          </w:tcPr>
-          <w:p>
-            <w:r/>
-            <w:r>
-              <w:rPr>
-                <w:b w:val="0"/>
-                <w:sz w:val="18"/>
-              </w:rPr>
-              <w:t>0.81</w:t>
-            </w:r>
-          </w:p>
-        </w:tc>
-        <w:tc>
-          <w:tcPr>
-            <w:tcW w:type="dxa" w:w="2160"/>
-          </w:tcPr>
-          <w:p>
-            <w:r/>
-            <w:r>
-              <w:rPr>
-                <w:b w:val="0"/>
-                <w:sz w:val="18"/>
-              </w:rPr>
-            </w:r>
-          </w:p>
-        </w:tc>
-      </w:tr>
-      <w:tr>
-        <w:tc>
-          <w:tcPr>
-            <w:tcW w:type="dxa" w:w="2160"/>
-          </w:tcPr>
-          <w:p>
-            <w:r/>
-            <w:r>
-              <w:rPr>
-                <w:b w:val="0"/>
-                <w:sz w:val="18"/>
-              </w:rPr>
-              <w:t>mini_heart</w:t>
-            </w:r>
-          </w:p>
-        </w:tc>
-        <w:tc>
-          <w:tcPr>
-            <w:tcW w:type="dxa" w:w="2160"/>
-          </w:tcPr>
-          <w:p>
-            <w:r/>
-            <w:r>
-              <w:rPr>
-                <w:b w:val="0"/>
-                <w:sz w:val="18"/>
-              </w:rPr>
-              <w:t>0.00</w:t>
-            </w:r>
-          </w:p>
-        </w:tc>
-        <w:tc>
-          <w:tcPr>
-            <w:tcW w:type="dxa" w:w="2160"/>
-          </w:tcPr>
-          <w:p>
-            <w:r/>
-            <w:r>
-              <w:rPr>
-                <w:b w:val="0"/>
-                <w:sz w:val="18"/>
-              </w:rPr>
-              <w:t>0.00</w:t>
-            </w:r>
-          </w:p>
-        </w:tc>
-        <w:tc>
-          <w:tcPr>
-            <w:tcW w:type="dxa" w:w="2160"/>
-          </w:tcPr>
-          <w:p>
-            <w:r/>
-            <w:r>
-              <w:rPr>
-                <w:b w:val="0"/>
-                <w:sz w:val="18"/>
-              </w:rPr>
-            </w:r>
-          </w:p>
-        </w:tc>
-      </w:tr>
-      <w:tr>
-        <w:tc>
-          <w:tcPr>
-            <w:tcW w:type="dxa" w:w="2160"/>
-          </w:tcPr>
-          <w:p>
-            <w:r/>
-            <w:r>
-              <w:rPr>
-                <w:b w:val="0"/>
-                <w:sz w:val="18"/>
-              </w:rPr>
               <w:t>t_pose</w:t>
             </w:r>
           </w:p>
@@ -1279,7 +1097,7 @@
                 <w:b w:val="0"/>
                 <w:sz w:val="18"/>
               </w:rPr>
-              <w:t>0.84</w:t>
+              <w:t>0.86</w:t>
             </w:r>
           </w:p>
         </w:tc>
@@ -1294,7 +1112,7 @@
                 <w:b w:val="0"/>
                 <w:sz w:val="18"/>
               </w:rPr>
-              <w:t>0.84</w:t>
+              <w:t>0.88</w:t>
             </w:r>
           </w:p>
         </w:tc>
@@ -1377,7 +1195,7 @@
     </w:tbl>
     <w:p>
       <w:r>
-        <w:t>Read: accuracy is a wash. RandomForest is chosen as the working default for two reasons — its `sit`@s02 cross-person recall is much higher (0.77 vs 0.43; that is the only honest generalisation number we have) and its confidences are calibrated (LightGBM outputs ~1.0 on almost everything, which breaks the idle/unknown threshold in Phase 5). LightGBM's one real advantage is size (36 MB vs 396 MB) — revisit if the deploy target is tight on disk. Final lock is a Phase 4 decision, after the MLP and the feature fixes.</w:t>
+        <w:t>Accuracy is close. RandomForest is the working default: its `sit`@s02 recall (0.68 vs 0.45) is the only honest cross-person number we have, and its confidences are spread (LightGBM outputs ~1.0 on almost everything, which would break the idle/unknown threshold in Phase 5). LightGBM is 11x smaller. Final lock is Phase 4.</w:t>
       </w:r>
     </w:p>
     <w:p>
@@ -1520,6 +1338,7 @@
             <w:r>
               <w:rPr>
                 <w:b w:val="0"/>
+                <w:color w:val="886600"/>
                 <w:sz w:val="18"/>
               </w:rPr>
               <w:t>idle</w:t>
@@ -1535,6 +1354,7 @@
             <w:r>
               <w:rPr>
                 <w:b w:val="0"/>
+                <w:color w:val="886600"/>
                 <w:sz w:val="18"/>
               </w:rPr>
               <w:t>cross_domain</w:t>
@@ -1550,6 +1370,7 @@
             <w:r>
               <w:rPr>
                 <w:b w:val="0"/>
+                <w:color w:val="886600"/>
                 <w:sz w:val="18"/>
               </w:rPr>
               <w:t>60</w:t>
@@ -1565,9 +1386,10 @@
             <w:r>
               <w:rPr>
                 <w:b w:val="0"/>
+                <w:color w:val="886600"/>
                 <w:sz w:val="18"/>
               </w:rPr>
-              <w:t>0.48</w:t>
+              <w:t>0.47</w:t>
             </w:r>
           </w:p>
         </w:tc>
@@ -1580,6 +1402,7 @@
             <w:r>
               <w:rPr>
                 <w:b w:val="0"/>
+                <w:color w:val="886600"/>
                 <w:sz w:val="18"/>
               </w:rPr>
               <w:t>1.00</w:t>
@@ -1595,9 +1418,10 @@
             <w:r>
               <w:rPr>
                 <w:b w:val="0"/>
+                <w:color w:val="886600"/>
                 <w:sz w:val="18"/>
               </w:rPr>
-              <w:t>0.65</w:t>
+              <w:t>0.64</w:t>
             </w:r>
           </w:p>
         </w:tc>
@@ -1610,9 +1434,10 @@
             <w:r>
               <w:rPr>
                 <w:b w:val="0"/>
+                <w:color w:val="886600"/>
                 <w:sz w:val="18"/>
               </w:rPr>
-              <w:t>0.72</w:t>
+              <w:t>0.76</w:t>
             </w:r>
           </w:p>
         </w:tc>
@@ -1689,7 +1514,7 @@
                 <w:b w:val="0"/>
                 <w:sz w:val="18"/>
               </w:rPr>
-              <w:t>0.69</w:t>
+              <w:t>0.70</w:t>
             </w:r>
           </w:p>
         </w:tc>
@@ -1704,7 +1529,7 @@
                 <w:b w:val="0"/>
                 <w:sz w:val="18"/>
               </w:rPr>
-              <w:t>0.81</w:t>
+              <w:t>0.82</w:t>
             </w:r>
           </w:p>
         </w:tc>
@@ -1719,7 +1544,7 @@
                 <w:b w:val="0"/>
                 <w:sz w:val="18"/>
               </w:rPr>
-              <w:t>0.71</w:t>
+              <w:t>0.77</w:t>
             </w:r>
           </w:p>
         </w:tc>
@@ -1826,7 +1651,7 @@
                 <w:b w:val="0"/>
                 <w:sz w:val="18"/>
               </w:rPr>
-              <w:t>0.67</w:t>
+              <w:t>0.76</w:t>
             </w:r>
           </w:p>
         </w:tc>
@@ -1903,7 +1728,7 @@
                 <w:b w:val="0"/>
                 <w:sz w:val="18"/>
               </w:rPr>
-              <w:t>0.96</w:t>
+              <w:t>0.95</w:t>
             </w:r>
           </w:p>
         </w:tc>
@@ -1918,7 +1743,7 @@
                 <w:b w:val="0"/>
                 <w:sz w:val="18"/>
               </w:rPr>
-              <w:t>0.98</w:t>
+              <w:t>0.97</w:t>
             </w:r>
           </w:p>
         </w:tc>
@@ -2209,7 +2034,7 @@
                 <w:b w:val="0"/>
                 <w:sz w:val="18"/>
               </w:rPr>
-              <w:t>0.97</w:t>
+              <w:t>1.00</w:t>
             </w:r>
           </w:p>
         </w:tc>
@@ -2239,7 +2064,7 @@
                 <w:b w:val="0"/>
                 <w:sz w:val="18"/>
               </w:rPr>
-              <w:t>0.77</w:t>
+              <w:t>0.78</w:t>
             </w:r>
           </w:p>
         </w:tc>
@@ -2254,7 +2079,7 @@
                 <w:b w:val="0"/>
                 <w:sz w:val="18"/>
               </w:rPr>
-              <w:t>0.80</w:t>
+              <w:t>0.86</w:t>
             </w:r>
           </w:p>
         </w:tc>
@@ -2271,114 +2096,6 @@
                 <w:b w:val="0"/>
                 <w:sz w:val="18"/>
               </w:rPr>
-              <w:t>i_love_you</w:t>
-            </w:r>
-          </w:p>
-        </w:tc>
-        <w:tc>
-          <w:tcPr>
-            <w:tcW w:type="dxa" w:w="1234"/>
-          </w:tcPr>
-          <w:p>
-            <w:r/>
-            <w:r>
-              <w:rPr>
-                <w:b w:val="0"/>
-                <w:sz w:val="18"/>
-              </w:rPr>
-              <w:t>aug_only_leak</w:t>
-            </w:r>
-          </w:p>
-        </w:tc>
-        <w:tc>
-          <w:tcPr>
-            <w:tcW w:type="dxa" w:w="1234"/>
-          </w:tcPr>
-          <w:p>
-            <w:r/>
-            <w:r>
-              <w:rPr>
-                <w:b w:val="0"/>
-                <w:sz w:val="18"/>
-              </w:rPr>
-              <w:t>141</w:t>
-            </w:r>
-          </w:p>
-        </w:tc>
-        <w:tc>
-          <w:tcPr>
-            <w:tcW w:type="dxa" w:w="1234"/>
-          </w:tcPr>
-          <w:p>
-            <w:r/>
-            <w:r>
-              <w:rPr>
-                <w:b w:val="0"/>
-                <w:sz w:val="18"/>
-              </w:rPr>
-              <w:t>0.53</w:t>
-            </w:r>
-          </w:p>
-        </w:tc>
-        <w:tc>
-          <w:tcPr>
-            <w:tcW w:type="dxa" w:w="1234"/>
-          </w:tcPr>
-          <w:p>
-            <w:r/>
-            <w:r>
-              <w:rPr>
-                <w:b w:val="0"/>
-                <w:sz w:val="18"/>
-              </w:rPr>
-              <w:t>1.00</w:t>
-            </w:r>
-          </w:p>
-        </w:tc>
-        <w:tc>
-          <w:tcPr>
-            <w:tcW w:type="dxa" w:w="1234"/>
-          </w:tcPr>
-          <w:p>
-            <w:r/>
-            <w:r>
-              <w:rPr>
-                <w:b w:val="0"/>
-                <w:sz w:val="18"/>
-              </w:rPr>
-              <w:t>0.69</w:t>
-            </w:r>
-          </w:p>
-        </w:tc>
-        <w:tc>
-          <w:tcPr>
-            <w:tcW w:type="dxa" w:w="1234"/>
-          </w:tcPr>
-          <w:p>
-            <w:r/>
-            <w:r>
-              <w:rPr>
-                <w:b w:val="0"/>
-                <w:sz w:val="18"/>
-              </w:rPr>
-              <w:t>1.00</w:t>
-            </w:r>
-          </w:p>
-        </w:tc>
-      </w:tr>
-      <w:tr>
-        <w:tc>
-          <w:tcPr>
-            <w:tcW w:type="dxa" w:w="1234"/>
-          </w:tcPr>
-          <w:p>
-            <w:r/>
-            <w:r>
-              <w:rPr>
-                <w:b w:val="0"/>
-                <w:color w:val="B00000"/>
-                <w:sz w:val="18"/>
-              </w:rPr>
               <w:t>rock</w:t>
             </w:r>
           </w:p>
@@ -2392,7 +2109,6 @@
             <w:r>
               <w:rPr>
                 <w:b w:val="0"/>
-                <w:color w:val="B00000"/>
                 <w:sz w:val="18"/>
               </w:rPr>
               <w:t>cross_domain</w:t>
@@ -2408,7 +2124,6 @@
             <w:r>
               <w:rPr>
                 <w:b w:val="0"/>
-                <w:color w:val="B00000"/>
                 <w:sz w:val="18"/>
               </w:rPr>
               <w:t>102</w:t>
@@ -2424,10 +2139,9 @@
             <w:r>
               <w:rPr>
                 <w:b w:val="0"/>
-                <w:color w:val="B00000"/>
                 <w:sz w:val="18"/>
               </w:rPr>
-              <w:t>0.00</w:t>
+              <w:t>0.76</w:t>
             </w:r>
           </w:p>
         </w:tc>
@@ -2440,10 +2154,9 @@
             <w:r>
               <w:rPr>
                 <w:b w:val="0"/>
-                <w:color w:val="B00000"/>
                 <w:sz w:val="18"/>
               </w:rPr>
-              <w:t>0.00</w:t>
+              <w:t>0.81</w:t>
             </w:r>
           </w:p>
         </w:tc>
@@ -2456,10 +2169,9 @@
             <w:r>
               <w:rPr>
                 <w:b w:val="0"/>
-                <w:color w:val="B00000"/>
                 <w:sz w:val="18"/>
               </w:rPr>
-              <w:t>0.00</w:t>
+              <w:t>0.78</w:t>
             </w:r>
           </w:p>
         </w:tc>
@@ -2472,10 +2184,9 @@
             <w:r>
               <w:rPr>
                 <w:b w:val="0"/>
-                <w:color w:val="B00000"/>
                 <w:sz w:val="18"/>
               </w:rPr>
-              <w:t>0.80</w:t>
+              <w:t>0.48</w:t>
             </w:r>
           </w:p>
         </w:tc>
@@ -2537,7 +2248,7 @@
                 <w:b w:val="0"/>
                 <w:sz w:val="18"/>
               </w:rPr>
-              <w:t>0.89</w:t>
+              <w:t>0.75</w:t>
             </w:r>
           </w:p>
         </w:tc>
@@ -2567,7 +2278,7 @@
                 <w:b w:val="0"/>
                 <w:sz w:val="18"/>
               </w:rPr>
-              <w:t>0.81</w:t>
+              <w:t>0.74</w:t>
             </w:r>
           </w:p>
         </w:tc>
@@ -2582,7 +2293,7 @@
                 <w:b w:val="0"/>
                 <w:sz w:val="18"/>
               </w:rPr>
-              <w:t>0.91</w:t>
+              <w:t>0.89</w:t>
             </w:r>
           </w:p>
         </w:tc>
@@ -2644,7 +2355,7 @@
                 <w:b w:val="0"/>
                 <w:sz w:val="18"/>
               </w:rPr>
-              <w:t>0.99</w:t>
+              <w:t>0.98</w:t>
             </w:r>
           </w:p>
         </w:tc>
@@ -2689,228 +2400,7 @@
                 <w:b w:val="0"/>
                 <w:sz w:val="18"/>
               </w:rPr>
-              <w:t>0.89</w:t>
-            </w:r>
-          </w:p>
-        </w:tc>
-      </w:tr>
-      <w:tr>
-        <w:tc>
-          <w:tcPr>
-            <w:tcW w:type="dxa" w:w="1234"/>
-          </w:tcPr>
-          <w:p>
-            <w:r/>
-            <w:r>
-              <w:rPr>
-                <w:b w:val="0"/>
-                <w:sz w:val="18"/>
-              </w:rPr>
-              <w:t>heart</w:t>
-            </w:r>
-          </w:p>
-        </w:tc>
-        <w:tc>
-          <w:tcPr>
-            <w:tcW w:type="dxa" w:w="1234"/>
-          </w:tcPr>
-          <w:p>
-            <w:r/>
-            <w:r>
-              <w:rPr>
-                <w:b w:val="0"/>
-                <w:sz w:val="18"/>
-              </w:rPr>
-              <w:t>aug_only_leak</w:t>
-            </w:r>
-          </w:p>
-        </w:tc>
-        <w:tc>
-          <w:tcPr>
-            <w:tcW w:type="dxa" w:w="1234"/>
-          </w:tcPr>
-          <w:p>
-            <w:r/>
-            <w:r>
-              <w:rPr>
-                <w:b w:val="0"/>
-                <w:sz w:val="18"/>
-              </w:rPr>
-              <w:t>84</w:t>
-            </w:r>
-          </w:p>
-        </w:tc>
-        <w:tc>
-          <w:tcPr>
-            <w:tcW w:type="dxa" w:w="1234"/>
-          </w:tcPr>
-          <w:p>
-            <w:r/>
-            <w:r>
-              <w:rPr>
-                <w:b w:val="0"/>
-                <w:sz w:val="18"/>
-              </w:rPr>
-              <w:t>0.68</w:t>
-            </w:r>
-          </w:p>
-        </w:tc>
-        <w:tc>
-          <w:tcPr>
-            <w:tcW w:type="dxa" w:w="1234"/>
-          </w:tcPr>
-          <w:p>
-            <w:r/>
-            <w:r>
-              <w:rPr>
-                <w:b w:val="0"/>
-                <w:sz w:val="18"/>
-              </w:rPr>
-              <w:t>1.00</w:t>
-            </w:r>
-          </w:p>
-        </w:tc>
-        <w:tc>
-          <w:tcPr>
-            <w:tcW w:type="dxa" w:w="1234"/>
-          </w:tcPr>
-          <w:p>
-            <w:r/>
-            <w:r>
-              <w:rPr>
-                <w:b w:val="0"/>
-                <w:sz w:val="18"/>
-              </w:rPr>
-              <w:t>0.81</w:t>
-            </w:r>
-          </w:p>
-        </w:tc>
-        <w:tc>
-          <w:tcPr>
-            <w:tcW w:type="dxa" w:w="1234"/>
-          </w:tcPr>
-          <w:p>
-            <w:r/>
-            <w:r>
-              <w:rPr>
-                <w:b w:val="0"/>
-                <w:sz w:val="18"/>
-              </w:rPr>
-              <w:t>0.98</w:t>
-            </w:r>
-          </w:p>
-        </w:tc>
-      </w:tr>
-      <w:tr>
-        <w:tc>
-          <w:tcPr>
-            <w:tcW w:type="dxa" w:w="1234"/>
-          </w:tcPr>
-          <w:p>
-            <w:r/>
-            <w:r>
-              <w:rPr>
-                <w:b w:val="0"/>
-                <w:color w:val="B00000"/>
-                <w:sz w:val="18"/>
-              </w:rPr>
-              <w:t>mini_heart</w:t>
-            </w:r>
-          </w:p>
-        </w:tc>
-        <w:tc>
-          <w:tcPr>
-            <w:tcW w:type="dxa" w:w="1234"/>
-          </w:tcPr>
-          <w:p>
-            <w:r/>
-            <w:r>
-              <w:rPr>
-                <w:b w:val="0"/>
-                <w:color w:val="B00000"/>
-                <w:sz w:val="18"/>
-              </w:rPr>
-              <w:t>cross_domain</w:t>
-            </w:r>
-          </w:p>
-        </w:tc>
-        <w:tc>
-          <w:tcPr>
-            <w:tcW w:type="dxa" w:w="1234"/>
-          </w:tcPr>
-          <w:p>
-            <w:r/>
-            <w:r>
-              <w:rPr>
-                <w:b w:val="0"/>
-                <w:color w:val="B00000"/>
-                <w:sz w:val="18"/>
-              </w:rPr>
-              <w:t>45</w:t>
-            </w:r>
-          </w:p>
-        </w:tc>
-        <w:tc>
-          <w:tcPr>
-            <w:tcW w:type="dxa" w:w="1234"/>
-          </w:tcPr>
-          <w:p>
-            <w:r/>
-            <w:r>
-              <w:rPr>
-                <w:b w:val="0"/>
-                <w:color w:val="B00000"/>
-                <w:sz w:val="18"/>
-              </w:rPr>
-              <w:t>0.00</w:t>
-            </w:r>
-          </w:p>
-        </w:tc>
-        <w:tc>
-          <w:tcPr>
-            <w:tcW w:type="dxa" w:w="1234"/>
-          </w:tcPr>
-          <w:p>
-            <w:r/>
-            <w:r>
-              <w:rPr>
-                <w:b w:val="0"/>
-                <w:color w:val="B00000"/>
-                <w:sz w:val="18"/>
-              </w:rPr>
-              <w:t>0.00</w:t>
-            </w:r>
-          </w:p>
-        </w:tc>
-        <w:tc>
-          <w:tcPr>
-            <w:tcW w:type="dxa" w:w="1234"/>
-          </w:tcPr>
-          <w:p>
-            <w:r/>
-            <w:r>
-              <w:rPr>
-                <w:b w:val="0"/>
-                <w:color w:val="B00000"/>
-                <w:sz w:val="18"/>
-              </w:rPr>
-              <w:t>0.00</w:t>
-            </w:r>
-          </w:p>
-        </w:tc>
-        <w:tc>
-          <w:tcPr>
-            <w:tcW w:type="dxa" w:w="1234"/>
-          </w:tcPr>
-          <w:p>
-            <w:r/>
-            <w:r>
-              <w:rPr>
-                <w:b w:val="0"/>
-                <w:color w:val="B00000"/>
-                <w:sz w:val="18"/>
-              </w:rPr>
-              <w:t>0.87</w:t>
+              <w:t>0.90</w:t>
             </w:r>
           </w:p>
         </w:tc>
@@ -2987,7 +2477,7 @@
                 <w:b w:val="0"/>
                 <w:sz w:val="18"/>
               </w:rPr>
-              <w:t>0.72</w:t>
+              <w:t>0.78</w:t>
             </w:r>
           </w:p>
         </w:tc>
@@ -3002,7 +2492,7 @@
                 <w:b w:val="0"/>
                 <w:sz w:val="18"/>
               </w:rPr>
-              <w:t>0.84</w:t>
+              <w:t>0.88</w:t>
             </w:r>
           </w:p>
         </w:tc>
@@ -3131,16 +2621,11 @@
       </w:tr>
     </w:tbl>
     <w:p>
-      <w:r>
-        <w:t>What each eval type means:</w:t>
-      </w:r>
-    </w:p>
-    <w:p>
       <w:pPr>
         <w:pStyle w:val="ListBullet"/>
       </w:pPr>
       <w:r>
-        <w:t>cross_domain: external train, s01/s02 test — a real generalisation number</w:t>
+        <w:t>cross_domain: external train, s01/s02 test — a real cross-subject + cross-domain number</w:t>
       </w:r>
     </w:p>
     <w:p>
@@ -3156,7 +2641,15 @@
         <w:pStyle w:val="ListBullet"/>
       </w:pPr>
       <w:r>
-        <w:t>aug_only_leak: train = augmented s01 frames — NOT a generalisation number</w:t>
+        <w:t>aug_only_leak: train = augmented s01 frames — a leaked number (except sit@s02)</w:t>
+      </w:r>
+    </w:p>
+    <w:p>
+      <w:pPr>
+        <w:pStyle w:val="ListBullet"/>
+      </w:pPr>
+      <w:r>
+        <w:t>pending_data: no viable training path — not modelled, see section 6</w:t>
       </w:r>
     </w:p>
     <w:p>
@@ -3169,7 +2662,7 @@
     </w:p>
     <w:p>
       <w:r>
-        <w:t>`sit` is trained on augmented s01 frames only, so its s02 test frames (a different person, different session, different room) are a genuine cross-person check:</w:t>
+        <w:t>`sit` trains on augmented s01 frames only, so its s02 test frames (different person, session, room) are a genuine cross-person check.</w:t>
       </w:r>
     </w:p>
     <w:tbl>
@@ -3210,7 +2703,7 @@
                 <w:b/>
                 <w:sz w:val="18"/>
               </w:rPr>
-              <w:t>recall</w:t>
+              <w:t>RF recall</w:t>
             </w:r>
           </w:p>
         </w:tc>
@@ -3272,7 +2765,7 @@
                 <w:b w:val="0"/>
                 <w:sz w:val="18"/>
               </w:rPr>
-              <w:t>same person as training basis — leaked, ignore</w:t>
+              <w:t>training basis — leaked, ignore</w:t>
             </w:r>
           </w:p>
         </w:tc>
@@ -3304,7 +2797,7 @@
                 <w:b w:val="0"/>
                 <w:sz w:val="18"/>
               </w:rPr>
-              <w:t>0.77</w:t>
+              <w:t>0.68</w:t>
             </w:r>
           </w:p>
         </w:tc>
@@ -3330,41 +2823,169 @@
         <w:pStyle w:val="Heading1"/>
       </w:pPr>
       <w:r>
-        <w:t>6. The two failures</w:t>
+        <w:t>6. The 3 pending-data classes</w:t>
       </w:r>
     </w:p>
     <w:p>
       <w:r>
-        <w:t>rock -&gt; i_love_you (all 102 frames); mini_heart -&gt; heart (40/45).</w:t>
+        <w:t>No public dataset covers these, and s01's execution overlaps a neighbouring class. They are in the vocabulary and in test.npz but the model has no label for them. Their test frames land as:</w:t>
+      </w:r>
+    </w:p>
+    <w:tbl>
+      <w:tblPr>
+        <w:tblStyle w:val="LightGrid-Accent1"/>
+        <w:tblW w:type="auto" w:w="0"/>
+        <w:tblLook w:firstColumn="1" w:firstRow="1" w:lastColumn="0" w:lastRow="0" w:noHBand="0" w:noVBand="1" w:val="04A0"/>
+      </w:tblPr>
+      <w:tblGrid>
+        <w:gridCol w:w="4320"/>
+        <w:gridCol w:w="4320"/>
+      </w:tblGrid>
+      <w:tr>
+        <w:tc>
+          <w:tcPr>
+            <w:tcW w:type="dxa" w:w="4320"/>
+          </w:tcPr>
+          <w:p>
+            <w:r/>
+            <w:r>
+              <w:rPr>
+                <w:b/>
+                <w:sz w:val="18"/>
+              </w:rPr>
+              <w:t>pending class</w:t>
+            </w:r>
+          </w:p>
+        </w:tc>
+        <w:tc>
+          <w:tcPr>
+            <w:tcW w:type="dxa" w:w="4320"/>
+          </w:tcPr>
+          <w:p>
+            <w:r/>
+            <w:r>
+              <w:rPr>
+                <w:b/>
+                <w:sz w:val="18"/>
+              </w:rPr>
+              <w:t>test frames land as (count)</w:t>
+            </w:r>
+          </w:p>
+        </w:tc>
+      </w:tr>
+      <w:tr>
+        <w:tc>
+          <w:tcPr>
+            <w:tcW w:type="dxa" w:w="4320"/>
+          </w:tcPr>
+          <w:p>
+            <w:r/>
+            <w:r>
+              <w:rPr>
+                <w:b w:val="0"/>
+                <w:sz w:val="18"/>
+              </w:rPr>
+              <w:t>i_love_you</w:t>
+            </w:r>
+          </w:p>
+        </w:tc>
+        <w:tc>
+          <w:tcPr>
+            <w:tcW w:type="dxa" w:w="4320"/>
+          </w:tcPr>
+          <w:p>
+            <w:r/>
+            <w:r>
+              <w:rPr>
+                <w:b w:val="0"/>
+                <w:sz w:val="18"/>
+              </w:rPr>
+              <w:t>rock 133, thumb 8</w:t>
+            </w:r>
+          </w:p>
+        </w:tc>
+      </w:tr>
+      <w:tr>
+        <w:tc>
+          <w:tcPr>
+            <w:tcW w:type="dxa" w:w="4320"/>
+          </w:tcPr>
+          <w:p>
+            <w:r/>
+            <w:r>
+              <w:rPr>
+                <w:b w:val="0"/>
+                <w:sz w:val="18"/>
+              </w:rPr>
+              <w:t>heart</w:t>
+            </w:r>
+          </w:p>
+        </w:tc>
+        <w:tc>
+          <w:tcPr>
+            <w:tcW w:type="dxa" w:w="4320"/>
+          </w:tcPr>
+          <w:p>
+            <w:r/>
+            <w:r>
+              <w:rPr>
+                <w:b w:val="0"/>
+                <w:sz w:val="18"/>
+              </w:rPr>
+              <w:t>raise_right_hand 31, ok 28, raise_left_hand 17, glico_pose 8</w:t>
+            </w:r>
+          </w:p>
+        </w:tc>
+      </w:tr>
+      <w:tr>
+        <w:tc>
+          <w:tcPr>
+            <w:tcW w:type="dxa" w:w="4320"/>
+          </w:tcPr>
+          <w:p>
+            <w:r/>
+            <w:r>
+              <w:rPr>
+                <w:b w:val="0"/>
+                <w:sz w:val="18"/>
+              </w:rPr>
+              <w:t>mini_heart</w:t>
+            </w:r>
+          </w:p>
+        </w:tc>
+        <w:tc>
+          <w:tcPr>
+            <w:tcW w:type="dxa" w:w="4320"/>
+          </w:tcPr>
+          <w:p>
+            <w:r/>
+            <w:r>
+              <w:rPr>
+                <w:b w:val="0"/>
+                <w:sz w:val="18"/>
+              </w:rPr>
+              <w:t>raise_right_hand 20, raise_left_hand 16, two_finger 7, thumb 1, t_pose 1</w:t>
+            </w:r>
+          </w:p>
+        </w:tc>
+      </w:tr>
+    </w:tbl>
+    <w:p>
+      <w:r>
+        <w:t>i_love_you -&gt; rock is the s01 overlap (same person did both similarly in one session). heart / mini_heart -&gt; raise_right_hand because hands-overhead reads as a raised arm. Fix = record these gestures from several people, or collect them in Phase 6 field testing.</w:t>
       </w:r>
     </w:p>
     <w:p>
       <w:pPr>
-        <w:pStyle w:val="ListBullet"/>
+        <w:pStyle w:val="Heading1"/>
       </w:pPr>
       <w:r>
-        <w:t>s01-attractor effect: `i_love_you` and `heart` are trained ONLY on augmented s01 frames, so the model over-fits that one person's hand and body. Any other s01 test frame that is geometrically nearby — s01's `rock`, s01's `mini_heart` — gets pulled in.</w:t>
-      </w:r>
-    </w:p>
-    <w:p>
-      <w:pPr>
-        <w:pStyle w:val="ListBullet"/>
-      </w:pPr>
-      <w:r>
-        <w:t>Hand-landmark domain gap: on s01's `rock` the normalised thumb-to-pinky fingertip distance is ~1.3; on HaGRID's `rock` (what the model trained on) it is ~0.5. Palm-width normalisation does not close this — MediaPipe Hands on a tight wrist-crop of a distant robot-camera hand produces a differently proportioned skeleton than on a large frontal webcam hand.</w:t>
-      </w:r>
-    </w:p>
-    <w:p>
-      <w:pPr>
-        <w:pStyle w:val="ListBullet"/>
-      </w:pPr>
-      <w:r>
-        <w:t>mini_heart body position: HaGRID `hand_heart` is a chest-level finger-heart; s01's `mini_heart` is hands-together overhead, which matches s01's `heart` (also overhead).</w:t>
+        <w:t>7. Why the derived features were needed (rock)</w:t>
       </w:r>
     </w:p>
     <w:p>
       <w:r>
-        <w:t>Below: MediaPipe hand landmarks for s01 `rock` (row 1, the misclassified test frames), s01 `i_love_you` (row 2, the aug-only training basis), and HaGRID `rock` (row 3, the actual training data). Rows 1 and 2 are the same person in the same session and are nearly identical in landmark space. Row 3 shows the HaGRID wrist-crop often misses the hand entirely (crop is sized by shoulder width, which is unreliable when the hips are out of frame) — so the model's `rock` knowledge is thin to begin with.</w:t>
+        <w:t>s01 `rock` hand landmarks (row 1) vs s01 `i_love_you` (row 2) vs HaGRID `rock` (row 3). Rows 1-2 are the same person in one session and nearly identical. Row 3 shows the HaGRID wrist-crop often misses the hand (sized by shoulder width, unreliable when hips are out of frame). Scale-invariant angle features + dropping i_love_you from training took `rock` from 0.00 to ~0.85.</w:t>
       </w:r>
     </w:p>
     <w:p>
@@ -3408,7 +3029,7 @@
         <w:pStyle w:val="Heading1"/>
       </w:pPr>
       <w:r>
-        <w:t>7. Top confusions</w:t>
+        <w:t>8. Confusions among the modelled classes</w:t>
       </w:r>
     </w:p>
     <w:tbl>
@@ -3481,100 +3102,6 @@
                 <w:b w:val="0"/>
                 <w:sz w:val="18"/>
               </w:rPr>
-              <w:t>rock</w:t>
-            </w:r>
-          </w:p>
-        </w:tc>
-        <w:tc>
-          <w:tcPr>
-            <w:tcW w:type="dxa" w:w="2880"/>
-          </w:tcPr>
-          <w:p>
-            <w:r/>
-            <w:r>
-              <w:rPr>
-                <w:b w:val="0"/>
-                <w:sz w:val="18"/>
-              </w:rPr>
-              <w:t>i_love_you</w:t>
-            </w:r>
-          </w:p>
-        </w:tc>
-        <w:tc>
-          <w:tcPr>
-            <w:tcW w:type="dxa" w:w="2880"/>
-          </w:tcPr>
-          <w:p>
-            <w:r/>
-            <w:r>
-              <w:rPr>
-                <w:b w:val="0"/>
-                <w:sz w:val="18"/>
-              </w:rPr>
-              <w:t>99</w:t>
-            </w:r>
-          </w:p>
-        </w:tc>
-      </w:tr>
-      <w:tr>
-        <w:tc>
-          <w:tcPr>
-            <w:tcW w:type="dxa" w:w="2880"/>
-          </w:tcPr>
-          <w:p>
-            <w:r/>
-            <w:r>
-              <w:rPr>
-                <w:b w:val="0"/>
-                <w:sz w:val="18"/>
-              </w:rPr>
-              <w:t>mini_heart</w:t>
-            </w:r>
-          </w:p>
-        </w:tc>
-        <w:tc>
-          <w:tcPr>
-            <w:tcW w:type="dxa" w:w="2880"/>
-          </w:tcPr>
-          <w:p>
-            <w:r/>
-            <w:r>
-              <w:rPr>
-                <w:b w:val="0"/>
-                <w:sz w:val="18"/>
-              </w:rPr>
-              <w:t>heart</w:t>
-            </w:r>
-          </w:p>
-        </w:tc>
-        <w:tc>
-          <w:tcPr>
-            <w:tcW w:type="dxa" w:w="2880"/>
-          </w:tcPr>
-          <w:p>
-            <w:r/>
-            <w:r>
-              <w:rPr>
-                <w:b w:val="0"/>
-                <w:sz w:val="18"/>
-              </w:rPr>
-              <w:t>40</w:t>
-            </w:r>
-          </w:p>
-        </w:tc>
-      </w:tr>
-      <w:tr>
-        <w:tc>
-          <w:tcPr>
-            <w:tcW w:type="dxa" w:w="2880"/>
-          </w:tcPr>
-          <w:p>
-            <w:r/>
-            <w:r>
-              <w:rPr>
-                <w:b w:val="0"/>
-                <w:sz w:val="18"/>
-              </w:rPr>
               <w:t>two_finger</w:t>
             </w:r>
           </w:p>
@@ -3590,7 +3117,7 @@
                 <w:b w:val="0"/>
                 <w:sz w:val="18"/>
               </w:rPr>
-              <w:t>i_love_you</w:t>
+              <w:t>rock</w:t>
             </w:r>
           </w:p>
         </w:tc>
@@ -3652,7 +3179,54 @@
                 <w:b w:val="0"/>
                 <w:sz w:val="18"/>
               </w:rPr>
-              <w:t>22</w:t>
+              <w:t>23</w:t>
+            </w:r>
+          </w:p>
+        </w:tc>
+      </w:tr>
+      <w:tr>
+        <w:tc>
+          <w:tcPr>
+            <w:tcW w:type="dxa" w:w="2880"/>
+          </w:tcPr>
+          <w:p>
+            <w:r/>
+            <w:r>
+              <w:rPr>
+                <w:b w:val="0"/>
+                <w:sz w:val="18"/>
+              </w:rPr>
+              <w:t>rock</w:t>
+            </w:r>
+          </w:p>
+        </w:tc>
+        <w:tc>
+          <w:tcPr>
+            <w:tcW w:type="dxa" w:w="2880"/>
+          </w:tcPr>
+          <w:p>
+            <w:r/>
+            <w:r>
+              <w:rPr>
+                <w:b w:val="0"/>
+                <w:sz w:val="18"/>
+              </w:rPr>
+              <w:t>two_finger</w:t>
+            </w:r>
+          </w:p>
+        </w:tc>
+        <w:tc>
+          <w:tcPr>
+            <w:tcW w:type="dxa" w:w="2880"/>
+          </w:tcPr>
+          <w:p>
+            <w:r/>
+            <w:r>
+              <w:rPr>
+                <w:b w:val="0"/>
+                <w:sz w:val="18"/>
+              </w:rPr>
+              <w:t>19</w:t>
             </w:r>
           </w:p>
         </w:tc>
@@ -3699,7 +3273,7 @@
                 <w:b w:val="0"/>
                 <w:sz w:val="18"/>
               </w:rPr>
-              <w:t>12</w:t>
+              <w:t>16</w:t>
             </w:r>
           </w:p>
         </w:tc>
@@ -3746,7 +3320,7 @@
                 <w:b w:val="0"/>
                 <w:sz w:val="18"/>
               </w:rPr>
-              <w:t>11</w:t>
+              <w:t>13</w:t>
             </w:r>
           </w:p>
         </w:tc>
@@ -3793,7 +3367,7 @@
                 <w:b w:val="0"/>
                 <w:sz w:val="18"/>
               </w:rPr>
-              <w:t>10</w:t>
+              <w:t>8</w:t>
             </w:r>
           </w:p>
         </w:tc>
@@ -3840,53 +3414,6 @@
                 <w:b w:val="0"/>
                 <w:sz w:val="18"/>
               </w:rPr>
-              <w:t>6</w:t>
-            </w:r>
-          </w:p>
-        </w:tc>
-      </w:tr>
-      <w:tr>
-        <w:tc>
-          <w:tcPr>
-            <w:tcW w:type="dxa" w:w="2880"/>
-          </w:tcPr>
-          <w:p>
-            <w:r/>
-            <w:r>
-              <w:rPr>
-                <w:b w:val="0"/>
-                <w:sz w:val="18"/>
-              </w:rPr>
-              <w:t>ok</w:t>
-            </w:r>
-          </w:p>
-        </w:tc>
-        <w:tc>
-          <w:tcPr>
-            <w:tcW w:type="dxa" w:w="2880"/>
-          </w:tcPr>
-          <w:p>
-            <w:r/>
-            <w:r>
-              <w:rPr>
-                <w:b w:val="0"/>
-                <w:sz w:val="18"/>
-              </w:rPr>
-              <w:t>i_love_you</w:t>
-            </w:r>
-          </w:p>
-        </w:tc>
-        <w:tc>
-          <w:tcPr>
-            <w:tcW w:type="dxa" w:w="2880"/>
-          </w:tcPr>
-          <w:p>
-            <w:r/>
-            <w:r>
-              <w:rPr>
-                <w:b w:val="0"/>
-                <w:sz w:val="18"/>
-              </w:rPr>
               <w:t>5</w:t>
             </w:r>
           </w:p>
@@ -3904,7 +3431,7 @@
                 <w:b w:val="0"/>
                 <w:sz w:val="18"/>
               </w:rPr>
-              <w:t>rock</w:t>
+              <w:t>raise_left_hand</w:t>
             </w:r>
           </w:p>
         </w:tc>
@@ -3919,7 +3446,101 @@
                 <w:b w:val="0"/>
                 <w:sz w:val="18"/>
               </w:rPr>
-              <w:t>two_finger</w:t>
+              <w:t>idle</w:t>
+            </w:r>
+          </w:p>
+        </w:tc>
+        <w:tc>
+          <w:tcPr>
+            <w:tcW w:type="dxa" w:w="2880"/>
+          </w:tcPr>
+          <w:p>
+            <w:r/>
+            <w:r>
+              <w:rPr>
+                <w:b w:val="0"/>
+                <w:sz w:val="18"/>
+              </w:rPr>
+              <w:t>4</w:t>
+            </w:r>
+          </w:p>
+        </w:tc>
+      </w:tr>
+      <w:tr>
+        <w:tc>
+          <w:tcPr>
+            <w:tcW w:type="dxa" w:w="2880"/>
+          </w:tcPr>
+          <w:p>
+            <w:r/>
+            <w:r>
+              <w:rPr>
+                <w:b w:val="0"/>
+                <w:sz w:val="18"/>
+              </w:rPr>
+              <w:t>sit</w:t>
+            </w:r>
+          </w:p>
+        </w:tc>
+        <w:tc>
+          <w:tcPr>
+            <w:tcW w:type="dxa" w:w="2880"/>
+          </w:tcPr>
+          <w:p>
+            <w:r/>
+            <w:r>
+              <w:rPr>
+                <w:b w:val="0"/>
+                <w:sz w:val="18"/>
+              </w:rPr>
+              <w:t>thumb</w:t>
+            </w:r>
+          </w:p>
+        </w:tc>
+        <w:tc>
+          <w:tcPr>
+            <w:tcW w:type="dxa" w:w="2880"/>
+          </w:tcPr>
+          <w:p>
+            <w:r/>
+            <w:r>
+              <w:rPr>
+                <w:b w:val="0"/>
+                <w:sz w:val="18"/>
+              </w:rPr>
+              <w:t>3</w:t>
+            </w:r>
+          </w:p>
+        </w:tc>
+      </w:tr>
+      <w:tr>
+        <w:tc>
+          <w:tcPr>
+            <w:tcW w:type="dxa" w:w="2880"/>
+          </w:tcPr>
+          <w:p>
+            <w:r/>
+            <w:r>
+              <w:rPr>
+                <w:b w:val="0"/>
+                <w:sz w:val="18"/>
+              </w:rPr>
+              <w:t>raise_right_hand</w:t>
+            </w:r>
+          </w:p>
+        </w:tc>
+        <w:tc>
+          <w:tcPr>
+            <w:tcW w:type="dxa" w:w="2880"/>
+          </w:tcPr>
+          <w:p>
+            <w:r/>
+            <w:r>
+              <w:rPr>
+                <w:b w:val="0"/>
+                <w:sz w:val="18"/>
+              </w:rPr>
+              <w:t>raise_left_hand</w:t>
             </w:r>
           </w:p>
         </w:tc>
@@ -3941,11 +3562,16 @@
       </w:tr>
     </w:tbl>
     <w:p>
+      <w:r>
+        <w:t>The residual confusions are sensible: rock&lt;-&gt;two_finger (adjacent handshapes), and several gestures -&gt; idle at ~0.7 recall — a frame where the hand isn't clearly detected falls to idle. idle precision is ~0.45 for the same reason. Phase 5 temporal smoothing (majority vote over N frames) recovers most of this: a gesture held for ~1 s is ~30 frames.</w:t>
+      </w:r>
+    </w:p>
+    <w:p>
       <w:pPr>
         <w:pStyle w:val="Heading1"/>
       </w:pPr>
       <w:r>
-        <w:t>8. Phase 4 plan</w:t>
+        <w:t>9. Phase 4 (model exploration on this fixed pipeline)</w:t>
       </w:r>
     </w:p>
     <w:p>
@@ -3953,7 +3579,7 @@
         <w:pStyle w:val="ListBullet"/>
       </w:pPr>
       <w:r>
-        <w:t>1. Close the hand-landmark domain gap — add hand-scale + hand-rotation jitter to features/augment.py, or canonicalise hand orientation in normalize_hand, or switch to joint-angle features (scale-free, would sidestep it entirely). IMPLEMENTATION_PLAN Phase 4 already calls for the raw-coords vs derived-features comparison.</w:t>
+        <w:t>1. Add an MLP as the third candidate; lock one of {RF, LGBM, MLP} with a documented rationale (IMPLEMENTATION_PLAN Phase 4).</w:t>
       </w:r>
     </w:p>
     <w:p>
@@ -3961,7 +3587,7 @@
         <w:pStyle w:val="ListBullet"/>
       </w:pPr>
       <w:r>
-        <w:t>2. Stop `i_love_you` / `heart` poisoning neighbours — raise their per-class confidence threshold, down-weight them, or find real data (none exists for the ASL ILY handshape; HaGRID's heart is the wrong pose).</w:t>
+        <w:t>2. Compare feature sets properly: raw vs derived vs both (the flag exists).</w:t>
       </w:r>
     </w:p>
     <w:p>
@@ -3969,7 +3595,7 @@
         <w:pStyle w:val="ListBullet"/>
       </w:pPr>
       <w:r>
-        <w:t>3. mini_heart — drop the HaGRID chest-level data and treat as aug-only, or add an overhead-position augmentation.</w:t>
+        <w:t>3. Tune per-class confidence thresholds on a validation slice, then wire the idle/unknown fallback (Phase 3 deliverable, carried into Phase 5).</w:t>
       </w:r>
     </w:p>
     <w:p>
@@ -3977,7 +3603,7 @@
         <w:pStyle w:val="ListBullet"/>
       </w:pPr>
       <w:r>
-        <w:t>4. idle over-triggers (precision 0.48) — tune the idle threshold on a validation slice; the `call`-&gt;idle hard-negatives may be too aggressive.</w:t>
+        <w:t>4. Re-extract COCO with a person-bbox crop — COCO gives the bbox; cropping to it before MediaPipe should lift raise_hand / t_pose recall (now ~0.72) by removing the wrong-person detections.</w:t>
       </w:r>
     </w:p>
     <w:p>
@@ -3985,7 +3611,7 @@
         <w:pStyle w:val="ListBullet"/>
       </w:pPr>
       <w:r>
-        <w:t>5. Re-run the LightGBM vs RF vs MLP comparison once the features are fixed, then lock one config (Phase 4 deliverable).</w:t>
+        <w:t>5. Revisit i_love_you / heart / mini_heart only with new recordings or Phase 6 field data.</w:t>
       </w:r>
     </w:p>
     <w:sectPr>

--- a/results/phase3/classifier_report.docx
+++ b/results/phase3/classifier_report.docx
@@ -25,12 +25,12 @@
           <w:color w:val="1A7F37"/>
           <w:sz w:val="24"/>
         </w:rPr>
-        <w:t>Result: a usable 12-class baseline. 3 classes have no training data and are held for Phase 6.</w:t>
+        <w:t>Result: a usable 13-class baseline. 2 classes have no training data and are held for Phase 6.</w:t>
       </w:r>
     </w:p>
     <w:p>
       <w:r>
-        <w:t>macro-F1 over the 12 modelled classes: lgbm 0.88 / rf 0.87.  Over just the 8 that are a real generalisation test (external train, our test): lgbm 0.83 / rf 0.81. Every modelled class scores &gt;= 0.6. `i_love_you`, `heart`, `mini_heart` are NOT modelled — no public dataset has the ASL ILY handshape or the overhead 2-arm heart, and HaGRID's hand-heart is a chest-level finger-heart that does not transfer to s01's overhead one. Training them on augmented s01 frames actively hurt the model (it dragged `rock` to 0.00), so they are excluded until Phase 6 field data.</w:t>
+        <w:t>macro-F1 over the 13 modelled classes: rf 0.87.  Over just the 9 that are a real generalisation test (external train, our test): rf 0.82. Every modelled class scores &gt;= 0.6. `mini_heart` was recovered from 0.00 to ~0.92 F1 in this pass: HaGRIDv2's hand-heart gives the right handshape, and because each hand is normalised on its own wrist, only the body pose carried the chest-vs-overhead gap — an arm-elevation augmentation (features/augment.raise_arms) closes it with no new data. `i_love_you` and `heart` are still NOT modelled: the ASL ILY handshape is only on Roboflow Universe (not yet pulled) and the overhead 2-arm heart is in no dataset (a COCO-mining branch is wired, not yet run). Training them on augmented s01 frames actively hurt the model (dragged `rock` to 0.00), so they stay excluded until their data lands.</w:t>
       </w:r>
     </w:p>
     <w:p>
@@ -61,12 +61,12 @@
     </w:p>
     <w:p>
       <w:r>
-        <w:t>Train: 51,103 rows — cleaned external features (HaGRID, COCO) + augmentation for the cross-domain classes; augmented s01 frames for sit/squat/laying/glico_pose. Pending classes contribute 0 rows. See results/phase2/dataset_report.docx.</w:t>
+        <w:t>Train: 56,703 rows — cleaned external features (HaGRID, COCO) + augmentation for the cross-domain classes; augmented s01 frames for sit/squat/laying/glico_pose. Pending classes contribute 0 rows. See results/phase2/dataset_report.docx.</w:t>
       </w:r>
     </w:p>
     <w:p>
       <w:r>
-        <w:t>Test: 1,581 rows, NEVER augmented — every original s01/s02 frame (1,367) + 214 held-out HaGRID `thumb`. Metrics below are computed only over the 12 modelled classes' frames; the pending-class frames are reported separately (section 6).</w:t>
+        <w:t>Test: 1,581 rows, NEVER augmented — every original s01/s02 frame (1,367) + 214 held-out HaGRID `thumb`. Metrics below are computed only over the 13 modelled classes' frames; the pending-class frames are reported separately (section 6).</w:t>
       </w:r>
     </w:p>
     <w:p>
@@ -77,1125 +77,9 @@
         <w:t>3. LightGBM vs RandomForest</w:t>
       </w:r>
     </w:p>
-    <w:tbl>
-      <w:tblPr>
-        <w:tblStyle w:val="LightGrid-Accent1"/>
-        <w:tblW w:type="auto" w:w="0"/>
-        <w:tblLook w:firstColumn="1" w:firstRow="1" w:lastColumn="0" w:lastRow="0" w:noHBand="0" w:noVBand="1" w:val="04A0"/>
-      </w:tblPr>
-      <w:tblGrid>
-        <w:gridCol w:w="2880"/>
-        <w:gridCol w:w="2880"/>
-        <w:gridCol w:w="2880"/>
-      </w:tblGrid>
-      <w:tr>
-        <w:tc>
-          <w:tcPr>
-            <w:tcW w:type="dxa" w:w="2880"/>
-          </w:tcPr>
-          <w:p>
-            <w:r/>
-            <w:r>
-              <w:rPr>
-                <w:b/>
-                <w:sz w:val="18"/>
-              </w:rPr>
-              <w:t>metric</w:t>
-            </w:r>
-          </w:p>
-        </w:tc>
-        <w:tc>
-          <w:tcPr>
-            <w:tcW w:type="dxa" w:w="2880"/>
-          </w:tcPr>
-          <w:p>
-            <w:r/>
-            <w:r>
-              <w:rPr>
-                <w:b/>
-                <w:sz w:val="18"/>
-              </w:rPr>
-              <w:t>LightGBM</w:t>
-            </w:r>
-          </w:p>
-        </w:tc>
-        <w:tc>
-          <w:tcPr>
-            <w:tcW w:type="dxa" w:w="2880"/>
-          </w:tcPr>
-          <w:p>
-            <w:r/>
-            <w:r>
-              <w:rPr>
-                <w:b/>
-                <w:sz w:val="18"/>
-              </w:rPr>
-              <w:t>RandomForest</w:t>
-            </w:r>
-          </w:p>
-        </w:tc>
-      </w:tr>
-      <w:tr>
-        <w:tc>
-          <w:tcPr>
-            <w:tcW w:type="dxa" w:w="2880"/>
-          </w:tcPr>
-          <w:p>
-            <w:r/>
-            <w:r>
-              <w:rPr>
-                <w:b w:val="0"/>
-                <w:sz w:val="18"/>
-              </w:rPr>
-              <w:t>macro-F1 (modelled classes)</w:t>
-            </w:r>
-          </w:p>
-        </w:tc>
-        <w:tc>
-          <w:tcPr>
-            <w:tcW w:type="dxa" w:w="2880"/>
-          </w:tcPr>
-          <w:p>
-            <w:r/>
-            <w:r>
-              <w:rPr>
-                <w:b w:val="0"/>
-                <w:sz w:val="18"/>
-              </w:rPr>
-              <w:t>0.882</w:t>
-            </w:r>
-          </w:p>
-        </w:tc>
-        <w:tc>
-          <w:tcPr>
-            <w:tcW w:type="dxa" w:w="2880"/>
-          </w:tcPr>
-          <w:p>
-            <w:r/>
-            <w:r>
-              <w:rPr>
-                <w:b w:val="0"/>
-                <w:sz w:val="18"/>
-              </w:rPr>
-              <w:t>0.873</w:t>
-            </w:r>
-          </w:p>
-        </w:tc>
-      </w:tr>
-      <w:tr>
-        <w:tc>
-          <w:tcPr>
-            <w:tcW w:type="dxa" w:w="2880"/>
-          </w:tcPr>
-          <w:p>
-            <w:r/>
-            <w:r>
-              <w:rPr>
-                <w:b w:val="0"/>
-                <w:sz w:val="18"/>
-              </w:rPr>
-              <w:t>macro-F1 (real-eval only)</w:t>
-            </w:r>
-          </w:p>
-        </w:tc>
-        <w:tc>
-          <w:tcPr>
-            <w:tcW w:type="dxa" w:w="2880"/>
-          </w:tcPr>
-          <w:p>
-            <w:r/>
-            <w:r>
-              <w:rPr>
-                <w:b w:val="0"/>
-                <w:sz w:val="18"/>
-              </w:rPr>
-              <w:t>0.828</w:t>
-            </w:r>
-          </w:p>
-        </w:tc>
-        <w:tc>
-          <w:tcPr>
-            <w:tcW w:type="dxa" w:w="2880"/>
-          </w:tcPr>
-          <w:p>
-            <w:r/>
-            <w:r>
-              <w:rPr>
-                <w:b w:val="0"/>
-                <w:sz w:val="18"/>
-              </w:rPr>
-              <w:t>0.813</w:t>
-            </w:r>
-          </w:p>
-        </w:tc>
-      </w:tr>
-      <w:tr>
-        <w:tc>
-          <w:tcPr>
-            <w:tcW w:type="dxa" w:w="2880"/>
-          </w:tcPr>
-          <w:p>
-            <w:r/>
-            <w:r>
-              <w:rPr>
-                <w:b w:val="0"/>
-                <w:sz w:val="18"/>
-              </w:rPr>
-              <w:t>sit @ s02 recall (only clean cross-person number)</w:t>
-            </w:r>
-          </w:p>
-        </w:tc>
-        <w:tc>
-          <w:tcPr>
-            <w:tcW w:type="dxa" w:w="2880"/>
-          </w:tcPr>
-          <w:p>
-            <w:r/>
-            <w:r>
-              <w:rPr>
-                <w:b w:val="0"/>
-                <w:sz w:val="18"/>
-              </w:rPr>
-              <w:t>0.45</w:t>
-            </w:r>
-          </w:p>
-        </w:tc>
-        <w:tc>
-          <w:tcPr>
-            <w:tcW w:type="dxa" w:w="2880"/>
-          </w:tcPr>
-          <w:p>
-            <w:r/>
-            <w:r>
-              <w:rPr>
-                <w:b w:val="0"/>
-                <w:sz w:val="18"/>
-              </w:rPr>
-              <w:t>0.68</w:t>
-            </w:r>
-          </w:p>
-        </w:tc>
-      </w:tr>
-      <w:tr>
-        <w:tc>
-          <w:tcPr>
-            <w:tcW w:type="dxa" w:w="2880"/>
-          </w:tcPr>
-          <w:p>
-            <w:r/>
-            <w:r>
-              <w:rPr>
-                <w:b w:val="0"/>
-                <w:sz w:val="18"/>
-              </w:rPr>
-              <w:t>fit time</w:t>
-            </w:r>
-          </w:p>
-        </w:tc>
-        <w:tc>
-          <w:tcPr>
-            <w:tcW w:type="dxa" w:w="2880"/>
-          </w:tcPr>
-          <w:p>
-            <w:r/>
-            <w:r>
-              <w:rPr>
-                <w:b w:val="0"/>
-                <w:sz w:val="18"/>
-              </w:rPr>
-              <w:t>120.2 s</w:t>
-            </w:r>
-          </w:p>
-        </w:tc>
-        <w:tc>
-          <w:tcPr>
-            <w:tcW w:type="dxa" w:w="2880"/>
-          </w:tcPr>
-          <w:p>
-            <w:r/>
-            <w:r>
-              <w:rPr>
-                <w:b w:val="0"/>
-                <w:sz w:val="18"/>
-              </w:rPr>
-              <w:t>125.2 s</w:t>
-            </w:r>
-          </w:p>
-        </w:tc>
-      </w:tr>
-      <w:tr>
-        <w:tc>
-          <w:tcPr>
-            <w:tcW w:type="dxa" w:w="2880"/>
-          </w:tcPr>
-          <w:p>
-            <w:r/>
-            <w:r>
-              <w:rPr>
-                <w:b w:val="0"/>
-                <w:sz w:val="18"/>
-              </w:rPr>
-              <w:t>model file size</w:t>
-            </w:r>
-          </w:p>
-        </w:tc>
-        <w:tc>
-          <w:tcPr>
-            <w:tcW w:type="dxa" w:w="2880"/>
-          </w:tcPr>
-          <w:p>
-            <w:r/>
-            <w:r>
-              <w:rPr>
-                <w:b w:val="0"/>
-                <w:sz w:val="18"/>
-              </w:rPr>
-              <w:t>29.9 MB</w:t>
-            </w:r>
-          </w:p>
-        </w:tc>
-        <w:tc>
-          <w:tcPr>
-            <w:tcW w:type="dxa" w:w="2880"/>
-          </w:tcPr>
-          <w:p>
-            <w:r/>
-            <w:r>
-              <w:rPr>
-                <w:b w:val="0"/>
-                <w:sz w:val="18"/>
-              </w:rPr>
-              <w:t>305.5 MB</w:t>
-            </w:r>
-          </w:p>
-        </w:tc>
-      </w:tr>
-    </w:tbl>
-    <w:tbl>
-      <w:tblPr>
-        <w:tblStyle w:val="LightGrid-Accent1"/>
-        <w:tblW w:type="auto" w:w="0"/>
-        <w:tblLook w:firstColumn="1" w:firstRow="1" w:lastColumn="0" w:lastRow="0" w:noHBand="0" w:noVBand="1" w:val="04A0"/>
-      </w:tblPr>
-      <w:tblGrid>
-        <w:gridCol w:w="2160"/>
-        <w:gridCol w:w="2160"/>
-        <w:gridCol w:w="2160"/>
-        <w:gridCol w:w="2160"/>
-      </w:tblGrid>
-      <w:tr>
-        <w:tc>
-          <w:tcPr>
-            <w:tcW w:type="dxa" w:w="2160"/>
-          </w:tcPr>
-          <w:p>
-            <w:r/>
-            <w:r>
-              <w:rPr>
-                <w:b/>
-                <w:sz w:val="18"/>
-              </w:rPr>
-              <w:t>class</w:t>
-            </w:r>
-          </w:p>
-        </w:tc>
-        <w:tc>
-          <w:tcPr>
-            <w:tcW w:type="dxa" w:w="2160"/>
-          </w:tcPr>
-          <w:p>
-            <w:r/>
-            <w:r>
-              <w:rPr>
-                <w:b/>
-                <w:sz w:val="18"/>
-              </w:rPr>
-              <w:t>LGBM F1</w:t>
-            </w:r>
-          </w:p>
-        </w:tc>
-        <w:tc>
-          <w:tcPr>
-            <w:tcW w:type="dxa" w:w="2160"/>
-          </w:tcPr>
-          <w:p>
-            <w:r/>
-            <w:r>
-              <w:rPr>
-                <w:b/>
-                <w:sz w:val="18"/>
-              </w:rPr>
-              <w:t>RF F1</w:t>
-            </w:r>
-          </w:p>
-        </w:tc>
-        <w:tc>
-          <w:tcPr>
-            <w:tcW w:type="dxa" w:w="2160"/>
-          </w:tcPr>
-          <w:p>
-            <w:r/>
-            <w:r>
-              <w:rPr>
-                <w:b/>
-                <w:sz w:val="18"/>
-              </w:rPr>
-              <w:t>differ</w:t>
-            </w:r>
-          </w:p>
-        </w:tc>
-      </w:tr>
-      <w:tr>
-        <w:tc>
-          <w:tcPr>
-            <w:tcW w:type="dxa" w:w="2160"/>
-          </w:tcPr>
-          <w:p>
-            <w:r/>
-            <w:r>
-              <w:rPr>
-                <w:b w:val="0"/>
-                <w:color w:val="886600"/>
-                <w:sz w:val="18"/>
-              </w:rPr>
-              <w:t>idle</w:t>
-            </w:r>
-          </w:p>
-        </w:tc>
-        <w:tc>
-          <w:tcPr>
-            <w:tcW w:type="dxa" w:w="2160"/>
-          </w:tcPr>
-          <w:p>
-            <w:r/>
-            <w:r>
-              <w:rPr>
-                <w:b w:val="0"/>
-                <w:color w:val="886600"/>
-                <w:sz w:val="18"/>
-              </w:rPr>
-              <w:t>0.56</w:t>
-            </w:r>
-          </w:p>
-        </w:tc>
-        <w:tc>
-          <w:tcPr>
-            <w:tcW w:type="dxa" w:w="2160"/>
-          </w:tcPr>
-          <w:p>
-            <w:r/>
-            <w:r>
-              <w:rPr>
-                <w:b w:val="0"/>
-                <w:color w:val="886600"/>
-                <w:sz w:val="18"/>
-              </w:rPr>
-              <w:t>0.64</w:t>
-            </w:r>
-          </w:p>
-        </w:tc>
-        <w:tc>
-          <w:tcPr>
-            <w:tcW w:type="dxa" w:w="2160"/>
-          </w:tcPr>
-          <w:p>
-            <w:r/>
-            <w:r>
-              <w:rPr>
-                <w:b w:val="0"/>
-                <w:color w:val="886600"/>
-                <w:sz w:val="18"/>
-              </w:rPr>
-              <w:t>*</w:t>
-            </w:r>
-          </w:p>
-        </w:tc>
-      </w:tr>
-      <w:tr>
-        <w:tc>
-          <w:tcPr>
-            <w:tcW w:type="dxa" w:w="2160"/>
-          </w:tcPr>
-          <w:p>
-            <w:r/>
-            <w:r>
-              <w:rPr>
-                <w:b w:val="0"/>
-                <w:sz w:val="18"/>
-              </w:rPr>
-              <w:t>raise_right_hand</w:t>
-            </w:r>
-          </w:p>
-        </w:tc>
-        <w:tc>
-          <w:tcPr>
-            <w:tcW w:type="dxa" w:w="2160"/>
-          </w:tcPr>
-          <w:p>
-            <w:r/>
-            <w:r>
-              <w:rPr>
-                <w:b w:val="0"/>
-                <w:sz w:val="18"/>
-              </w:rPr>
-              <w:t>0.82</w:t>
-            </w:r>
-          </w:p>
-        </w:tc>
-        <w:tc>
-          <w:tcPr>
-            <w:tcW w:type="dxa" w:w="2160"/>
-          </w:tcPr>
-          <w:p>
-            <w:r/>
-            <w:r>
-              <w:rPr>
-                <w:b w:val="0"/>
-                <w:sz w:val="18"/>
-              </w:rPr>
-              <w:t>0.82</w:t>
-            </w:r>
-          </w:p>
-        </w:tc>
-        <w:tc>
-          <w:tcPr>
-            <w:tcW w:type="dxa" w:w="2160"/>
-          </w:tcPr>
-          <w:p>
-            <w:r/>
-            <w:r>
-              <w:rPr>
-                <w:b w:val="0"/>
-                <w:sz w:val="18"/>
-              </w:rPr>
-            </w:r>
-          </w:p>
-        </w:tc>
-      </w:tr>
-      <w:tr>
-        <w:tc>
-          <w:tcPr>
-            <w:tcW w:type="dxa" w:w="2160"/>
-          </w:tcPr>
-          <w:p>
-            <w:r/>
-            <w:r>
-              <w:rPr>
-                <w:b w:val="0"/>
-                <w:sz w:val="18"/>
-              </w:rPr>
-              <w:t>raise_left_hand</w:t>
-            </w:r>
-          </w:p>
-        </w:tc>
-        <w:tc>
-          <w:tcPr>
-            <w:tcW w:type="dxa" w:w="2160"/>
-          </w:tcPr>
-          <w:p>
-            <w:r/>
-            <w:r>
-              <w:rPr>
-                <w:b w:val="0"/>
-                <w:sz w:val="18"/>
-              </w:rPr>
-              <w:t>0.91</w:t>
-            </w:r>
-          </w:p>
-        </w:tc>
-        <w:tc>
-          <w:tcPr>
-            <w:tcW w:type="dxa" w:w="2160"/>
-          </w:tcPr>
-          <w:p>
-            <w:r/>
-            <w:r>
-              <w:rPr>
-                <w:b w:val="0"/>
-                <w:sz w:val="18"/>
-              </w:rPr>
-              <w:t>0.90</w:t>
-            </w:r>
-          </w:p>
-        </w:tc>
-        <w:tc>
-          <w:tcPr>
-            <w:tcW w:type="dxa" w:w="2160"/>
-          </w:tcPr>
-          <w:p>
-            <w:r/>
-            <w:r>
-              <w:rPr>
-                <w:b w:val="0"/>
-                <w:sz w:val="18"/>
-              </w:rPr>
-            </w:r>
-          </w:p>
-        </w:tc>
-      </w:tr>
-      <w:tr>
-        <w:tc>
-          <w:tcPr>
-            <w:tcW w:type="dxa" w:w="2160"/>
-          </w:tcPr>
-          <w:p>
-            <w:r/>
-            <w:r>
-              <w:rPr>
-                <w:b w:val="0"/>
-                <w:sz w:val="18"/>
-              </w:rPr>
-              <w:t>sit</w:t>
-            </w:r>
-          </w:p>
-        </w:tc>
-        <w:tc>
-          <w:tcPr>
-            <w:tcW w:type="dxa" w:w="2160"/>
-          </w:tcPr>
-          <w:p>
-            <w:r/>
-            <w:r>
-              <w:rPr>
-                <w:b w:val="0"/>
-                <w:sz w:val="18"/>
-              </w:rPr>
-              <w:t>0.95</w:t>
-            </w:r>
-          </w:p>
-        </w:tc>
-        <w:tc>
-          <w:tcPr>
-            <w:tcW w:type="dxa" w:w="2160"/>
-          </w:tcPr>
-          <w:p>
-            <w:r/>
-            <w:r>
-              <w:rPr>
-                <w:b w:val="0"/>
-                <w:sz w:val="18"/>
-              </w:rPr>
-              <w:t>0.97</w:t>
-            </w:r>
-          </w:p>
-        </w:tc>
-        <w:tc>
-          <w:tcPr>
-            <w:tcW w:type="dxa" w:w="2160"/>
-          </w:tcPr>
-          <w:p>
-            <w:r/>
-            <w:r>
-              <w:rPr>
-                <w:b w:val="0"/>
-                <w:sz w:val="18"/>
-              </w:rPr>
-            </w:r>
-          </w:p>
-        </w:tc>
-      </w:tr>
-      <w:tr>
-        <w:tc>
-          <w:tcPr>
-            <w:tcW w:type="dxa" w:w="2160"/>
-          </w:tcPr>
-          <w:p>
-            <w:r/>
-            <w:r>
-              <w:rPr>
-                <w:b w:val="0"/>
-                <w:sz w:val="18"/>
-              </w:rPr>
-              <w:t>squat</w:t>
-            </w:r>
-          </w:p>
-        </w:tc>
-        <w:tc>
-          <w:tcPr>
-            <w:tcW w:type="dxa" w:w="2160"/>
-          </w:tcPr>
-          <w:p>
-            <w:r/>
-            <w:r>
-              <w:rPr>
-                <w:b w:val="0"/>
-                <w:sz w:val="18"/>
-              </w:rPr>
-              <w:t>1.00</w:t>
-            </w:r>
-          </w:p>
-        </w:tc>
-        <w:tc>
-          <w:tcPr>
-            <w:tcW w:type="dxa" w:w="2160"/>
-          </w:tcPr>
-          <w:p>
-            <w:r/>
-            <w:r>
-              <w:rPr>
-                <w:b w:val="0"/>
-                <w:sz w:val="18"/>
-              </w:rPr>
-              <w:t>1.00</w:t>
-            </w:r>
-          </w:p>
-        </w:tc>
-        <w:tc>
-          <w:tcPr>
-            <w:tcW w:type="dxa" w:w="2160"/>
-          </w:tcPr>
-          <w:p>
-            <w:r/>
-            <w:r>
-              <w:rPr>
-                <w:b w:val="0"/>
-                <w:sz w:val="18"/>
-              </w:rPr>
-            </w:r>
-          </w:p>
-        </w:tc>
-      </w:tr>
-      <w:tr>
-        <w:tc>
-          <w:tcPr>
-            <w:tcW w:type="dxa" w:w="2160"/>
-          </w:tcPr>
-          <w:p>
-            <w:r/>
-            <w:r>
-              <w:rPr>
-                <w:b w:val="0"/>
-                <w:sz w:val="18"/>
-              </w:rPr>
-              <w:t>laying</w:t>
-            </w:r>
-          </w:p>
-        </w:tc>
-        <w:tc>
-          <w:tcPr>
-            <w:tcW w:type="dxa" w:w="2160"/>
-          </w:tcPr>
-          <w:p>
-            <w:r/>
-            <w:r>
-              <w:rPr>
-                <w:b w:val="0"/>
-                <w:sz w:val="18"/>
-              </w:rPr>
-              <w:t>1.00</w:t>
-            </w:r>
-          </w:p>
-        </w:tc>
-        <w:tc>
-          <w:tcPr>
-            <w:tcW w:type="dxa" w:w="2160"/>
-          </w:tcPr>
-          <w:p>
-            <w:r/>
-            <w:r>
-              <w:rPr>
-                <w:b w:val="0"/>
-                <w:sz w:val="18"/>
-              </w:rPr>
-              <w:t>1.00</w:t>
-            </w:r>
-          </w:p>
-        </w:tc>
-        <w:tc>
-          <w:tcPr>
-            <w:tcW w:type="dxa" w:w="2160"/>
-          </w:tcPr>
-          <w:p>
-            <w:r/>
-            <w:r>
-              <w:rPr>
-                <w:b w:val="0"/>
-                <w:sz w:val="18"/>
-              </w:rPr>
-            </w:r>
-          </w:p>
-        </w:tc>
-      </w:tr>
-      <w:tr>
-        <w:tc>
-          <w:tcPr>
-            <w:tcW w:type="dxa" w:w="2160"/>
-          </w:tcPr>
-          <w:p>
-            <w:r/>
-            <w:r>
-              <w:rPr>
-                <w:b w:val="0"/>
-                <w:sz w:val="18"/>
-              </w:rPr>
-              <w:t>ok</w:t>
-            </w:r>
-          </w:p>
-        </w:tc>
-        <w:tc>
-          <w:tcPr>
-            <w:tcW w:type="dxa" w:w="2160"/>
-          </w:tcPr>
-          <w:p>
-            <w:r/>
-            <w:r>
-              <w:rPr>
-                <w:b w:val="0"/>
-                <w:sz w:val="18"/>
-              </w:rPr>
-              <w:t>0.78</w:t>
-            </w:r>
-          </w:p>
-        </w:tc>
-        <w:tc>
-          <w:tcPr>
-            <w:tcW w:type="dxa" w:w="2160"/>
-          </w:tcPr>
-          <w:p>
-            <w:r/>
-            <w:r>
-              <w:rPr>
-                <w:b w:val="0"/>
-                <w:sz w:val="18"/>
-              </w:rPr>
-              <w:t>0.78</w:t>
-            </w:r>
-          </w:p>
-        </w:tc>
-        <w:tc>
-          <w:tcPr>
-            <w:tcW w:type="dxa" w:w="2160"/>
-          </w:tcPr>
-          <w:p>
-            <w:r/>
-            <w:r>
-              <w:rPr>
-                <w:b w:val="0"/>
-                <w:sz w:val="18"/>
-              </w:rPr>
-            </w:r>
-          </w:p>
-        </w:tc>
-      </w:tr>
-      <w:tr>
-        <w:tc>
-          <w:tcPr>
-            <w:tcW w:type="dxa" w:w="2160"/>
-          </w:tcPr>
-          <w:p>
-            <w:r/>
-            <w:r>
-              <w:rPr>
-                <w:b w:val="0"/>
-                <w:color w:val="886600"/>
-                <w:sz w:val="18"/>
-              </w:rPr>
-              <w:t>rock</w:t>
-            </w:r>
-          </w:p>
-        </w:tc>
-        <w:tc>
-          <w:tcPr>
-            <w:tcW w:type="dxa" w:w="2160"/>
-          </w:tcPr>
-          <w:p>
-            <w:r/>
-            <w:r>
-              <w:rPr>
-                <w:b w:val="0"/>
-                <w:color w:val="886600"/>
-                <w:sz w:val="18"/>
-              </w:rPr>
-              <w:t>0.86</w:t>
-            </w:r>
-          </w:p>
-        </w:tc>
-        <w:tc>
-          <w:tcPr>
-            <w:tcW w:type="dxa" w:w="2160"/>
-          </w:tcPr>
-          <w:p>
-            <w:r/>
-            <w:r>
-              <w:rPr>
-                <w:b w:val="0"/>
-                <w:color w:val="886600"/>
-                <w:sz w:val="18"/>
-              </w:rPr>
-              <w:t>0.78</w:t>
-            </w:r>
-          </w:p>
-        </w:tc>
-        <w:tc>
-          <w:tcPr>
-            <w:tcW w:type="dxa" w:w="2160"/>
-          </w:tcPr>
-          <w:p>
-            <w:r/>
-            <w:r>
-              <w:rPr>
-                <w:b w:val="0"/>
-                <w:color w:val="886600"/>
-                <w:sz w:val="18"/>
-              </w:rPr>
-              <w:t>*</w:t>
-            </w:r>
-          </w:p>
-        </w:tc>
-      </w:tr>
-      <w:tr>
-        <w:tc>
-          <w:tcPr>
-            <w:tcW w:type="dxa" w:w="2160"/>
-          </w:tcPr>
-          <w:p>
-            <w:r/>
-            <w:r>
-              <w:rPr>
-                <w:b w:val="0"/>
-                <w:color w:val="886600"/>
-                <w:sz w:val="18"/>
-              </w:rPr>
-              <w:t>two_finger</w:t>
-            </w:r>
-          </w:p>
-        </w:tc>
-        <w:tc>
-          <w:tcPr>
-            <w:tcW w:type="dxa" w:w="2160"/>
-          </w:tcPr>
-          <w:p>
-            <w:r/>
-            <w:r>
-              <w:rPr>
-                <w:b w:val="0"/>
-                <w:color w:val="886600"/>
-                <w:sz w:val="18"/>
-              </w:rPr>
-              <w:t>0.84</w:t>
-            </w:r>
-          </w:p>
-        </w:tc>
-        <w:tc>
-          <w:tcPr>
-            <w:tcW w:type="dxa" w:w="2160"/>
-          </w:tcPr>
-          <w:p>
-            <w:r/>
-            <w:r>
-              <w:rPr>
-                <w:b w:val="0"/>
-                <w:color w:val="886600"/>
-                <w:sz w:val="18"/>
-              </w:rPr>
-              <w:t>0.74</w:t>
-            </w:r>
-          </w:p>
-        </w:tc>
-        <w:tc>
-          <w:tcPr>
-            <w:tcW w:type="dxa" w:w="2160"/>
-          </w:tcPr>
-          <w:p>
-            <w:r/>
-            <w:r>
-              <w:rPr>
-                <w:b w:val="0"/>
-                <w:color w:val="886600"/>
-                <w:sz w:val="18"/>
-              </w:rPr>
-              <w:t>*</w:t>
-            </w:r>
-          </w:p>
-        </w:tc>
-      </w:tr>
-      <w:tr>
-        <w:tc>
-          <w:tcPr>
-            <w:tcW w:type="dxa" w:w="2160"/>
-          </w:tcPr>
-          <w:p>
-            <w:r/>
-            <w:r>
-              <w:rPr>
-                <w:b w:val="0"/>
-                <w:sz w:val="18"/>
-              </w:rPr>
-              <w:t>thumb</w:t>
-            </w:r>
-          </w:p>
-        </w:tc>
-        <w:tc>
-          <w:tcPr>
-            <w:tcW w:type="dxa" w:w="2160"/>
-          </w:tcPr>
-          <w:p>
-            <w:r/>
-            <w:r>
-              <w:rPr>
-                <w:b w:val="0"/>
-                <w:sz w:val="18"/>
-              </w:rPr>
-              <w:t>0.99</w:t>
-            </w:r>
-          </w:p>
-        </w:tc>
-        <w:tc>
-          <w:tcPr>
-            <w:tcW w:type="dxa" w:w="2160"/>
-          </w:tcPr>
-          <w:p>
-            <w:r/>
-            <w:r>
-              <w:rPr>
-                <w:b w:val="0"/>
-                <w:sz w:val="18"/>
-              </w:rPr>
-              <w:t>0.97</w:t>
-            </w:r>
-          </w:p>
-        </w:tc>
-        <w:tc>
-          <w:tcPr>
-            <w:tcW w:type="dxa" w:w="2160"/>
-          </w:tcPr>
-          <w:p>
-            <w:r/>
-            <w:r>
-              <w:rPr>
-                <w:b w:val="0"/>
-                <w:sz w:val="18"/>
-              </w:rPr>
-            </w:r>
-          </w:p>
-        </w:tc>
-      </w:tr>
-      <w:tr>
-        <w:tc>
-          <w:tcPr>
-            <w:tcW w:type="dxa" w:w="2160"/>
-          </w:tcPr>
-          <w:p>
-            <w:r/>
-            <w:r>
-              <w:rPr>
-                <w:b w:val="0"/>
-                <w:sz w:val="18"/>
-              </w:rPr>
-              <w:t>t_pose</w:t>
-            </w:r>
-          </w:p>
-        </w:tc>
-        <w:tc>
-          <w:tcPr>
-            <w:tcW w:type="dxa" w:w="2160"/>
-          </w:tcPr>
-          <w:p>
-            <w:r/>
-            <w:r>
-              <w:rPr>
-                <w:b w:val="0"/>
-                <w:sz w:val="18"/>
-              </w:rPr>
-              <w:t>0.86</w:t>
-            </w:r>
-          </w:p>
-        </w:tc>
-        <w:tc>
-          <w:tcPr>
-            <w:tcW w:type="dxa" w:w="2160"/>
-          </w:tcPr>
-          <w:p>
-            <w:r/>
-            <w:r>
-              <w:rPr>
-                <w:b w:val="0"/>
-                <w:sz w:val="18"/>
-              </w:rPr>
-              <w:t>0.88</w:t>
-            </w:r>
-          </w:p>
-        </w:tc>
-        <w:tc>
-          <w:tcPr>
-            <w:tcW w:type="dxa" w:w="2160"/>
-          </w:tcPr>
-          <w:p>
-            <w:r/>
-            <w:r>
-              <w:rPr>
-                <w:b w:val="0"/>
-                <w:sz w:val="18"/>
-              </w:rPr>
-            </w:r>
-          </w:p>
-        </w:tc>
-      </w:tr>
-      <w:tr>
-        <w:tc>
-          <w:tcPr>
-            <w:tcW w:type="dxa" w:w="2160"/>
-          </w:tcPr>
-          <w:p>
-            <w:r/>
-            <w:r>
-              <w:rPr>
-                <w:b w:val="0"/>
-                <w:sz w:val="18"/>
-              </w:rPr>
-              <w:t>glico_pose</w:t>
-            </w:r>
-          </w:p>
-        </w:tc>
-        <w:tc>
-          <w:tcPr>
-            <w:tcW w:type="dxa" w:w="2160"/>
-          </w:tcPr>
-          <w:p>
-            <w:r/>
-            <w:r>
-              <w:rPr>
-                <w:b w:val="0"/>
-                <w:sz w:val="18"/>
-              </w:rPr>
-              <w:t>1.00</w:t>
-            </w:r>
-          </w:p>
-        </w:tc>
-        <w:tc>
-          <w:tcPr>
-            <w:tcW w:type="dxa" w:w="2160"/>
-          </w:tcPr>
-          <w:p>
-            <w:r/>
-            <w:r>
-              <w:rPr>
-                <w:b w:val="0"/>
-                <w:sz w:val="18"/>
-              </w:rPr>
-              <w:t>1.00</w:t>
-            </w:r>
-          </w:p>
-        </w:tc>
-        <w:tc>
-          <w:tcPr>
-            <w:tcW w:type="dxa" w:w="2160"/>
-          </w:tcPr>
-          <w:p>
-            <w:r/>
-            <w:r>
-              <w:rPr>
-                <w:b w:val="0"/>
-                <w:sz w:val="18"/>
-              </w:rPr>
-            </w:r>
-          </w:p>
-        </w:tc>
-      </w:tr>
-    </w:tbl>
     <w:p>
       <w:r>
-        <w:t>Accuracy is close. RandomForest is the working default: its `sit`@s02 recall (0.68 vs 0.45) is the only honest cross-person number we have, and its confidences are spread (LightGBM outputs ~1.0 on almost everything, which would break the idle/unknown threshold in Phase 5). LightGBM is 11x smaller. Final lock is Phase 4.</w:t>
+        <w:t>The first Phase 3 pass (12 modelled classes) compared both: LightGBM macro-F1 0.88 vs RandomForest 0.87, but LightGBM's `sit`@s02 was 0.45 vs RF 0.68 and its confidences sat at ~1.0 on everything (useless for the Phase 5 idle threshold) — so RF is the working default. This pass (mini_heart added, 13 classes) re-ran RF only: the SKUBA laptop is down to ~0.45 GB free RAM and LightGBM's 15-class histogram build swaps for 15+ min. The LGBM head-to-head re-runs on Colab in Phase 4, where the model lock is decided anyway.</w:t>
       </w:r>
     </w:p>
     <w:p>
@@ -1389,7 +273,7 @@
                 <w:color w:val="886600"/>
                 <w:sz w:val="18"/>
               </w:rPr>
-              <w:t>0.47</w:t>
+              <w:t>0.44</w:t>
             </w:r>
           </w:p>
         </w:tc>
@@ -1421,7 +305,7 @@
                 <w:color w:val="886600"/>
                 <w:sz w:val="18"/>
               </w:rPr>
-              <w:t>0.64</w:t>
+              <w:t>0.61</w:t>
             </w:r>
           </w:p>
         </w:tc>
@@ -1437,7 +321,7 @@
                 <w:color w:val="886600"/>
                 <w:sz w:val="18"/>
               </w:rPr>
-              <w:t>0.76</w:t>
+              <w:t>0.77</w:t>
             </w:r>
           </w:p>
         </w:tc>
@@ -1544,7 +428,7 @@
                 <w:b w:val="0"/>
                 <w:sz w:val="18"/>
               </w:rPr>
-              <w:t>0.77</w:t>
+              <w:t>0.78</w:t>
             </w:r>
           </w:p>
         </w:tc>
@@ -1606,7 +490,7 @@
                 <w:b w:val="0"/>
                 <w:sz w:val="18"/>
               </w:rPr>
-              <w:t>0.91</w:t>
+              <w:t>0.89</w:t>
             </w:r>
           </w:p>
         </w:tc>
@@ -1636,7 +520,7 @@
                 <w:b w:val="0"/>
                 <w:sz w:val="18"/>
               </w:rPr>
-              <w:t>0.90</w:t>
+              <w:t>0.89</w:t>
             </w:r>
           </w:p>
         </w:tc>
@@ -1651,7 +535,7 @@
                 <w:b w:val="0"/>
                 <w:sz w:val="18"/>
               </w:rPr>
-              <w:t>0.76</w:t>
+              <w:t>0.77</w:t>
             </w:r>
           </w:p>
         </w:tc>
@@ -1728,7 +612,7 @@
                 <w:b w:val="0"/>
                 <w:sz w:val="18"/>
               </w:rPr>
-              <w:t>0.95</w:t>
+              <w:t>0.94</w:t>
             </w:r>
           </w:p>
         </w:tc>
@@ -2034,7 +918,7 @@
                 <w:b w:val="0"/>
                 <w:sz w:val="18"/>
               </w:rPr>
-              <w:t>1.00</w:t>
+              <w:t>0.97</w:t>
             </w:r>
           </w:p>
         </w:tc>
@@ -2064,7 +948,7 @@
                 <w:b w:val="0"/>
                 <w:sz w:val="18"/>
               </w:rPr>
-              <w:t>0.78</w:t>
+              <w:t>0.77</w:t>
             </w:r>
           </w:p>
         </w:tc>
@@ -2079,7 +963,7 @@
                 <w:b w:val="0"/>
                 <w:sz w:val="18"/>
               </w:rPr>
-              <w:t>0.86</w:t>
+              <w:t>0.88</w:t>
             </w:r>
           </w:p>
         </w:tc>
@@ -2141,22 +1025,7 @@
                 <w:b w:val="0"/>
                 <w:sz w:val="18"/>
               </w:rPr>
-              <w:t>0.76</w:t>
-            </w:r>
-          </w:p>
-        </w:tc>
-        <w:tc>
-          <w:tcPr>
-            <w:tcW w:type="dxa" w:w="1234"/>
-          </w:tcPr>
-          <w:p>
-            <w:r/>
-            <w:r>
-              <w:rPr>
-                <w:b w:val="0"/>
-                <w:sz w:val="18"/>
-              </w:rPr>
-              <w:t>0.81</w:t>
+              <w:t>0.78</w:t>
             </w:r>
           </w:p>
         </w:tc>
@@ -2186,7 +1055,22 @@
                 <w:b w:val="0"/>
                 <w:sz w:val="18"/>
               </w:rPr>
-              <w:t>0.48</w:t>
+              <w:t>0.78</w:t>
+            </w:r>
+          </w:p>
+        </w:tc>
+        <w:tc>
+          <w:tcPr>
+            <w:tcW w:type="dxa" w:w="1234"/>
+          </w:tcPr>
+          <w:p>
+            <w:r/>
+            <w:r>
+              <w:rPr>
+                <w:b w:val="0"/>
+                <w:sz w:val="18"/>
+              </w:rPr>
+              <w:t>0.50</w:t>
             </w:r>
           </w:p>
         </w:tc>
@@ -2248,7 +1132,7 @@
                 <w:b w:val="0"/>
                 <w:sz w:val="18"/>
               </w:rPr>
-              <w:t>0.75</w:t>
+              <w:t>0.69</w:t>
             </w:r>
           </w:p>
         </w:tc>
@@ -2263,7 +1147,7 @@
                 <w:b w:val="0"/>
                 <w:sz w:val="18"/>
               </w:rPr>
-              <w:t>0.74</w:t>
+              <w:t>0.78</w:t>
             </w:r>
           </w:p>
         </w:tc>
@@ -2278,7 +1162,7 @@
                 <w:b w:val="0"/>
                 <w:sz w:val="18"/>
               </w:rPr>
-              <w:t>0.74</w:t>
+              <w:t>0.73</w:t>
             </w:r>
           </w:p>
         </w:tc>
@@ -2293,7 +1177,7 @@
                 <w:b w:val="0"/>
                 <w:sz w:val="18"/>
               </w:rPr>
-              <w:t>0.89</w:t>
+              <w:t>0.88</w:t>
             </w:r>
           </w:p>
         </w:tc>
@@ -2370,7 +1254,7 @@
                 <w:b w:val="0"/>
                 <w:sz w:val="18"/>
               </w:rPr>
-              <w:t>0.96</w:t>
+              <w:t>0.97</w:t>
             </w:r>
           </w:p>
         </w:tc>
@@ -2401,6 +1285,113 @@
                 <w:sz w:val="18"/>
               </w:rPr>
               <w:t>0.90</w:t>
+            </w:r>
+          </w:p>
+        </w:tc>
+      </w:tr>
+      <w:tr>
+        <w:tc>
+          <w:tcPr>
+            <w:tcW w:type="dxa" w:w="1234"/>
+          </w:tcPr>
+          <w:p>
+            <w:r/>
+            <w:r>
+              <w:rPr>
+                <w:b w:val="0"/>
+                <w:sz w:val="18"/>
+              </w:rPr>
+              <w:t>mini_heart</w:t>
+            </w:r>
+          </w:p>
+        </w:tc>
+        <w:tc>
+          <w:tcPr>
+            <w:tcW w:type="dxa" w:w="1234"/>
+          </w:tcPr>
+          <w:p>
+            <w:r/>
+            <w:r>
+              <w:rPr>
+                <w:b w:val="0"/>
+                <w:sz w:val="18"/>
+              </w:rPr>
+              <w:t>cross_domain</w:t>
+            </w:r>
+          </w:p>
+        </w:tc>
+        <w:tc>
+          <w:tcPr>
+            <w:tcW w:type="dxa" w:w="1234"/>
+          </w:tcPr>
+          <w:p>
+            <w:r/>
+            <w:r>
+              <w:rPr>
+                <w:b w:val="0"/>
+                <w:sz w:val="18"/>
+              </w:rPr>
+              <w:t>45</w:t>
+            </w:r>
+          </w:p>
+        </w:tc>
+        <w:tc>
+          <w:tcPr>
+            <w:tcW w:type="dxa" w:w="1234"/>
+          </w:tcPr>
+          <w:p>
+            <w:r/>
+            <w:r>
+              <w:rPr>
+                <w:b w:val="0"/>
+                <w:sz w:val="18"/>
+              </w:rPr>
+              <w:t>1.00</w:t>
+            </w:r>
+          </w:p>
+        </w:tc>
+        <w:tc>
+          <w:tcPr>
+            <w:tcW w:type="dxa" w:w="1234"/>
+          </w:tcPr>
+          <w:p>
+            <w:r/>
+            <w:r>
+              <w:rPr>
+                <w:b w:val="0"/>
+                <w:sz w:val="18"/>
+              </w:rPr>
+              <w:t>0.84</w:t>
+            </w:r>
+          </w:p>
+        </w:tc>
+        <w:tc>
+          <w:tcPr>
+            <w:tcW w:type="dxa" w:w="1234"/>
+          </w:tcPr>
+          <w:p>
+            <w:r/>
+            <w:r>
+              <w:rPr>
+                <w:b w:val="0"/>
+                <w:sz w:val="18"/>
+              </w:rPr>
+              <w:t>0.92</w:t>
+            </w:r>
+          </w:p>
+        </w:tc>
+        <w:tc>
+          <w:tcPr>
+            <w:tcW w:type="dxa" w:w="1234"/>
+          </w:tcPr>
+          <w:p>
+            <w:r/>
+            <w:r>
+              <w:rPr>
+                <w:b w:val="0"/>
+                <w:sz w:val="18"/>
+              </w:rPr>
+              <w:t>0.29</w:t>
             </w:r>
           </w:p>
         </w:tc>
@@ -2477,7 +1468,7 @@
                 <w:b w:val="0"/>
                 <w:sz w:val="18"/>
               </w:rPr>
-              <w:t>0.78</w:t>
+              <w:t>0.75</w:t>
             </w:r>
           </w:p>
         </w:tc>
@@ -2492,7 +1483,7 @@
                 <w:b w:val="0"/>
                 <w:sz w:val="18"/>
               </w:rPr>
-              <w:t>0.88</w:t>
+              <w:t>0.86</w:t>
             </w:r>
           </w:p>
         </w:tc>
@@ -2797,7 +1788,7 @@
                 <w:b w:val="0"/>
                 <w:sz w:val="18"/>
               </w:rPr>
-              <w:t>0.68</w:t>
+              <w:t>0.62</w:t>
             </w:r>
           </w:p>
         </w:tc>
@@ -2823,12 +1814,17 @@
         <w:pStyle w:val="Heading1"/>
       </w:pPr>
       <w:r>
-        <w:t>6. The 3 pending-data classes</w:t>
+        <w:t>6. The pending-data classes + how mini_heart was fixed</w:t>
       </w:r>
     </w:p>
     <w:p>
       <w:r>
-        <w:t>No public dataset covers these, and s01's execution overlaps a neighbouring class. They are in the vocabulary and in test.npz but the model has no label for them. Their test frames land as:</w:t>
+        <w:t>mini_heart (previously pending) is now trained: HaGRIDv2 hand_heart (chest-level finger-heart) + an arm-elevation augmentation that shifts both forearms + hand points up by a shared offset, turning the chest-level rows into overhead ones. The handshape rides along untouched because each hand is normalised on its own wrist. A new derived feature, inter-wrist distance in body units, gives the model a direct hands-together signal. Result: mini_heart 0.00 -&gt; 0.92 F1, and raise_right_hand improved as a side effect (cleaner arms-overhead negatives).</w:t>
+      </w:r>
+    </w:p>
+    <w:p>
+      <w:r>
+        <w:t>i_love_you and heart still have no training data. They are in the vocabulary and in test.npz but the model has no label for them. Their test frames land as:</w:t>
       </w:r>
     </w:p>
     <w:tbl>
@@ -2900,7 +1896,7 @@
                 <w:b w:val="0"/>
                 <w:sz w:val="18"/>
               </w:rPr>
-              <w:t>rock 133, thumb 8</w:t>
+              <w:t>rock 132, thumb 7, two_finger 2</w:t>
             </w:r>
           </w:p>
         </w:tc>
@@ -2932,39 +1928,7 @@
                 <w:b w:val="0"/>
                 <w:sz w:val="18"/>
               </w:rPr>
-              <w:t>raise_right_hand 31, ok 28, raise_left_hand 17, glico_pose 8</w:t>
-            </w:r>
-          </w:p>
-        </w:tc>
-      </w:tr>
-      <w:tr>
-        <w:tc>
-          <w:tcPr>
-            <w:tcW w:type="dxa" w:w="4320"/>
-          </w:tcPr>
-          <w:p>
-            <w:r/>
-            <w:r>
-              <w:rPr>
-                <w:b w:val="0"/>
-                <w:sz w:val="18"/>
-              </w:rPr>
-              <w:t>mini_heart</w:t>
-            </w:r>
-          </w:p>
-        </w:tc>
-        <w:tc>
-          <w:tcPr>
-            <w:tcW w:type="dxa" w:w="4320"/>
-          </w:tcPr>
-          <w:p>
-            <w:r/>
-            <w:r>
-              <w:rPr>
-                <w:b w:val="0"/>
-                <w:sz w:val="18"/>
-              </w:rPr>
-              <w:t>raise_right_hand 20, raise_left_hand 16, two_finger 7, thumb 1, t_pose 1</w:t>
+              <w:t>mini_heart 72, raise_right_hand 8, glico_pose 4</w:t>
             </w:r>
           </w:p>
         </w:tc>
@@ -2972,7 +1936,7 @@
     </w:tbl>
     <w:p>
       <w:r>
-        <w:t>i_love_you -&gt; rock is the s01 overlap (same person did both similarly in one session). heart / mini_heart -&gt; raise_right_hand because hands-overhead reads as a raised arm. Fix = record these gestures from several people, or collect them in Phase 6 field testing.</w:t>
+        <w:t>i_love_you -&gt; rock is the s01 overlap (same person did both similarly in one session); the fix is real ILY images (Roboflow Universe carries the handshape as a labelled class — see docs/external_datasets.md R2.2). heart -&gt; mini_heart now (it used to land on raise_right_hand) — the model sees hands-together-overhead but has no `heart` label; the separator when data lands is hand shape. heart is mineable from COCO pose (R2.3) or Phase 6 field data.</w:t>
       </w:r>
     </w:p>
     <w:p>
@@ -3102,7 +2066,7 @@
                 <w:b w:val="0"/>
                 <w:sz w:val="18"/>
               </w:rPr>
-              <w:t>two_finger</w:t>
+              <w:t>rock</w:t>
             </w:r>
           </w:p>
         </w:tc>
@@ -3117,7 +2081,7 @@
                 <w:b w:val="0"/>
                 <w:sz w:val="18"/>
               </w:rPr>
-              <w:t>rock</w:t>
+              <w:t>two_finger</w:t>
             </w:r>
           </w:p>
         </w:tc>
@@ -3196,53 +2160,6 @@
                 <w:b w:val="0"/>
                 <w:sz w:val="18"/>
               </w:rPr>
-              <w:t>rock</w:t>
-            </w:r>
-          </w:p>
-        </w:tc>
-        <w:tc>
-          <w:tcPr>
-            <w:tcW w:type="dxa" w:w="2880"/>
-          </w:tcPr>
-          <w:p>
-            <w:r/>
-            <w:r>
-              <w:rPr>
-                <w:b w:val="0"/>
-                <w:sz w:val="18"/>
-              </w:rPr>
-              <w:t>two_finger</w:t>
-            </w:r>
-          </w:p>
-        </w:tc>
-        <w:tc>
-          <w:tcPr>
-            <w:tcW w:type="dxa" w:w="2880"/>
-          </w:tcPr>
-          <w:p>
-            <w:r/>
-            <w:r>
-              <w:rPr>
-                <w:b w:val="0"/>
-                <w:sz w:val="18"/>
-              </w:rPr>
-              <w:t>19</w:t>
-            </w:r>
-          </w:p>
-        </w:tc>
-      </w:tr>
-      <w:tr>
-        <w:tc>
-          <w:tcPr>
-            <w:tcW w:type="dxa" w:w="2880"/>
-          </w:tcPr>
-          <w:p>
-            <w:r/>
-            <w:r>
-              <w:rPr>
-                <w:b w:val="0"/>
-                <w:sz w:val="18"/>
-              </w:rPr>
               <w:t>sit</w:t>
             </w:r>
           </w:p>
@@ -3273,7 +2190,54 @@
                 <w:b w:val="0"/>
                 <w:sz w:val="18"/>
               </w:rPr>
-              <w:t>16</w:t>
+              <w:t>22</w:t>
+            </w:r>
+          </w:p>
+        </w:tc>
+      </w:tr>
+      <w:tr>
+        <w:tc>
+          <w:tcPr>
+            <w:tcW w:type="dxa" w:w="2880"/>
+          </w:tcPr>
+          <w:p>
+            <w:r/>
+            <w:r>
+              <w:rPr>
+                <w:b w:val="0"/>
+                <w:sz w:val="18"/>
+              </w:rPr>
+              <w:t>two_finger</w:t>
+            </w:r>
+          </w:p>
+        </w:tc>
+        <w:tc>
+          <w:tcPr>
+            <w:tcW w:type="dxa" w:w="2880"/>
+          </w:tcPr>
+          <w:p>
+            <w:r/>
+            <w:r>
+              <w:rPr>
+                <w:b w:val="0"/>
+                <w:sz w:val="18"/>
+              </w:rPr>
+              <w:t>rock</w:t>
+            </w:r>
+          </w:p>
+        </w:tc>
+        <w:tc>
+          <w:tcPr>
+            <w:tcW w:type="dxa" w:w="2880"/>
+          </w:tcPr>
+          <w:p>
+            <w:r/>
+            <w:r>
+              <w:rPr>
+                <w:b w:val="0"/>
+                <w:sz w:val="18"/>
+              </w:rPr>
+              <w:t>19</w:t>
             </w:r>
           </w:p>
         </w:tc>
@@ -3367,7 +2331,7 @@
                 <w:b w:val="0"/>
                 <w:sz w:val="18"/>
               </w:rPr>
-              <w:t>8</w:t>
+              <w:t>9</w:t>
             </w:r>
           </w:p>
         </w:tc>
@@ -3414,7 +2378,101 @@
                 <w:b w:val="0"/>
                 <w:sz w:val="18"/>
               </w:rPr>
-              <w:t>5</w:t>
+              <w:t>4</w:t>
+            </w:r>
+          </w:p>
+        </w:tc>
+      </w:tr>
+      <w:tr>
+        <w:tc>
+          <w:tcPr>
+            <w:tcW w:type="dxa" w:w="2880"/>
+          </w:tcPr>
+          <w:p>
+            <w:r/>
+            <w:r>
+              <w:rPr>
+                <w:b w:val="0"/>
+                <w:sz w:val="18"/>
+              </w:rPr>
+              <w:t>mini_heart</w:t>
+            </w:r>
+          </w:p>
+        </w:tc>
+        <w:tc>
+          <w:tcPr>
+            <w:tcW w:type="dxa" w:w="2880"/>
+          </w:tcPr>
+          <w:p>
+            <w:r/>
+            <w:r>
+              <w:rPr>
+                <w:b w:val="0"/>
+                <w:sz w:val="18"/>
+              </w:rPr>
+              <w:t>two_finger</w:t>
+            </w:r>
+          </w:p>
+        </w:tc>
+        <w:tc>
+          <w:tcPr>
+            <w:tcW w:type="dxa" w:w="2880"/>
+          </w:tcPr>
+          <w:p>
+            <w:r/>
+            <w:r>
+              <w:rPr>
+                <w:b w:val="0"/>
+                <w:sz w:val="18"/>
+              </w:rPr>
+              <w:t>4</w:t>
+            </w:r>
+          </w:p>
+        </w:tc>
+      </w:tr>
+      <w:tr>
+        <w:tc>
+          <w:tcPr>
+            <w:tcW w:type="dxa" w:w="2880"/>
+          </w:tcPr>
+          <w:p>
+            <w:r/>
+            <w:r>
+              <w:rPr>
+                <w:b w:val="0"/>
+                <w:sz w:val="18"/>
+              </w:rPr>
+              <w:t>raise_right_hand</w:t>
+            </w:r>
+          </w:p>
+        </w:tc>
+        <w:tc>
+          <w:tcPr>
+            <w:tcW w:type="dxa" w:w="2880"/>
+          </w:tcPr>
+          <w:p>
+            <w:r/>
+            <w:r>
+              <w:rPr>
+                <w:b w:val="0"/>
+                <w:sz w:val="18"/>
+              </w:rPr>
+              <w:t>raise_left_hand</w:t>
+            </w:r>
+          </w:p>
+        </w:tc>
+        <w:tc>
+          <w:tcPr>
+            <w:tcW w:type="dxa" w:w="2880"/>
+          </w:tcPr>
+          <w:p>
+            <w:r/>
+            <w:r>
+              <w:rPr>
+                <w:b w:val="0"/>
+                <w:sz w:val="18"/>
+              </w:rPr>
+              <w:t>3</w:t>
             </w:r>
           </w:p>
         </w:tc>
@@ -3447,100 +2505,6 @@
                 <w:sz w:val="18"/>
               </w:rPr>
               <w:t>idle</w:t>
-            </w:r>
-          </w:p>
-        </w:tc>
-        <w:tc>
-          <w:tcPr>
-            <w:tcW w:type="dxa" w:w="2880"/>
-          </w:tcPr>
-          <w:p>
-            <w:r/>
-            <w:r>
-              <w:rPr>
-                <w:b w:val="0"/>
-                <w:sz w:val="18"/>
-              </w:rPr>
-              <w:t>4</w:t>
-            </w:r>
-          </w:p>
-        </w:tc>
-      </w:tr>
-      <w:tr>
-        <w:tc>
-          <w:tcPr>
-            <w:tcW w:type="dxa" w:w="2880"/>
-          </w:tcPr>
-          <w:p>
-            <w:r/>
-            <w:r>
-              <w:rPr>
-                <w:b w:val="0"/>
-                <w:sz w:val="18"/>
-              </w:rPr>
-              <w:t>sit</w:t>
-            </w:r>
-          </w:p>
-        </w:tc>
-        <w:tc>
-          <w:tcPr>
-            <w:tcW w:type="dxa" w:w="2880"/>
-          </w:tcPr>
-          <w:p>
-            <w:r/>
-            <w:r>
-              <w:rPr>
-                <w:b w:val="0"/>
-                <w:sz w:val="18"/>
-              </w:rPr>
-              <w:t>thumb</w:t>
-            </w:r>
-          </w:p>
-        </w:tc>
-        <w:tc>
-          <w:tcPr>
-            <w:tcW w:type="dxa" w:w="2880"/>
-          </w:tcPr>
-          <w:p>
-            <w:r/>
-            <w:r>
-              <w:rPr>
-                <w:b w:val="0"/>
-                <w:sz w:val="18"/>
-              </w:rPr>
-              <w:t>3</w:t>
-            </w:r>
-          </w:p>
-        </w:tc>
-      </w:tr>
-      <w:tr>
-        <w:tc>
-          <w:tcPr>
-            <w:tcW w:type="dxa" w:w="2880"/>
-          </w:tcPr>
-          <w:p>
-            <w:r/>
-            <w:r>
-              <w:rPr>
-                <w:b w:val="0"/>
-                <w:sz w:val="18"/>
-              </w:rPr>
-              <w:t>raise_right_hand</w:t>
-            </w:r>
-          </w:p>
-        </w:tc>
-        <w:tc>
-          <w:tcPr>
-            <w:tcW w:type="dxa" w:w="2880"/>
-          </w:tcPr>
-          <w:p>
-            <w:r/>
-            <w:r>
-              <w:rPr>
-                <w:b w:val="0"/>
-                <w:sz w:val="18"/>
-              </w:rPr>
-              <w:t>raise_left_hand</w:t>
             </w:r>
           </w:p>
         </w:tc>
@@ -3611,7 +2575,7 @@
         <w:pStyle w:val="ListBullet"/>
       </w:pPr>
       <w:r>
-        <w:t>5. Revisit i_love_you / heart / mini_heart only with new recordings or Phase 6 field data.</w:t>
+        <w:t>5. Pull i_love_you from Roboflow Universe (ASL ILY handshape, mostly CC BY 4.0) and run the wired COCO heart-mining branch; retrain. Both need a box that isn't the SKUBA laptop (Colab).</w:t>
       </w:r>
     </w:p>
     <w:sectPr>

--- a/results/phase3/classifier_report.docx
+++ b/results/phase3/classifier_report.docx
@@ -15,7 +15,7 @@
         <w:rPr>
           <w:i/>
         </w:rPr>
-        <w:t>Generated 2026-08-31</w:t>
+        <w:t>Generated 2026-09-01</w:t>
       </w:r>
     </w:p>
     <w:p>
@@ -30,7 +30,7 @@
     </w:p>
     <w:p>
       <w:r>
-        <w:t>macro-F1 over the 13 modelled classes: rf 0.87.  Over just the 9 that are a real generalisation test (external train, our test): rf 0.82. Every modelled class scores &gt;= 0.6. `mini_heart` was recovered from 0.00 to ~0.92 F1 in this pass: HaGRIDv2's hand-heart gives the right handshape, and because each hand is normalised on its own wrist, only the body pose carried the chest-vs-overhead gap — an arm-elevation augmentation (features/augment.raise_arms) closes it with no new data. `i_love_you` and `heart` are still NOT modelled: the ASL ILY handshape is only on Roboflow Universe (not yet pulled) and the overhead 2-arm heart is in no dataset (a COCO-mining branch is wired, not yet run). Training them on augmented s01 frames actively hurt the model (dragged `rock` to 0.00), so they stay excluded until their data lands.</w:t>
+        <w:t>macro-F1 over the 13 modelled classes: rf 0.87.  Over just the 9 that are a real generalisation test (external train, our test): rf 0.82. Every modelled class scores &gt;= 0.6. `mini_heart` was recovered from 0.00 to ~0.92 F1 in this pass: HaGRIDv2's hand-heart gives the right handshape, and because each hand is normalised on its own wrist, only the body pose carried the chest-vs-overhead gap — an arm-elevation augmentation (features/augment.raise_arms) closes it with no new data. `i_love_you` and `heart` are still NOT modelled. For `i_love_you` this is now known to be a BACKBONE limit, not a data gap: 606 real ILY images were pulled from 5 Roboflow ASL datasets and trained on — recall stayed 0.00 and `rock` fell 0.78-&gt;0.48, because MediaPipe Hands on s01's conversational-distance wrist-crop reports every finger curled for i_love_you / rock / two_finger alike (they become the same feature vector). `heart` has no dataset (COCO-mining branch wired, not run).</w:t>
       </w:r>
     </w:p>
     <w:p>
@@ -273,7 +273,7 @@
                 <w:color w:val="886600"/>
                 <w:sz w:val="18"/>
               </w:rPr>
-              <w:t>0.44</w:t>
+              <w:t>0.46</w:t>
             </w:r>
           </w:p>
         </w:tc>
@@ -305,7 +305,7 @@
                 <w:color w:val="886600"/>
                 <w:sz w:val="18"/>
               </w:rPr>
-              <w:t>0.61</w:t>
+              <w:t>0.62</w:t>
             </w:r>
           </w:p>
         </w:tc>
@@ -321,7 +321,7 @@
                 <w:color w:val="886600"/>
                 <w:sz w:val="18"/>
               </w:rPr>
-              <w:t>0.77</w:t>
+              <w:t>0.74</w:t>
             </w:r>
           </w:p>
         </w:tc>
@@ -428,7 +428,7 @@
                 <w:b w:val="0"/>
                 <w:sz w:val="18"/>
               </w:rPr>
-              <w:t>0.78</w:t>
+              <w:t>0.76</w:t>
             </w:r>
           </w:p>
         </w:tc>
@@ -490,7 +490,7 @@
                 <w:b w:val="0"/>
                 <w:sz w:val="18"/>
               </w:rPr>
-              <w:t>0.89</w:t>
+              <w:t>0.91</w:t>
             </w:r>
           </w:p>
         </w:tc>
@@ -520,7 +520,7 @@
                 <w:b w:val="0"/>
                 <w:sz w:val="18"/>
               </w:rPr>
-              <w:t>0.89</w:t>
+              <w:t>0.90</w:t>
             </w:r>
           </w:p>
         </w:tc>
@@ -535,7 +535,7 @@
                 <w:b w:val="0"/>
                 <w:sz w:val="18"/>
               </w:rPr>
-              <w:t>0.77</w:t>
+              <w:t>0.76</w:t>
             </w:r>
           </w:p>
         </w:tc>
@@ -918,7 +918,7 @@
                 <w:b w:val="0"/>
                 <w:sz w:val="18"/>
               </w:rPr>
-              <w:t>0.97</w:t>
+              <w:t>1.00</w:t>
             </w:r>
           </w:p>
         </w:tc>
@@ -948,7 +948,7 @@
                 <w:b w:val="0"/>
                 <w:sz w:val="18"/>
               </w:rPr>
-              <w:t>0.77</w:t>
+              <w:t>0.78</w:t>
             </w:r>
           </w:p>
         </w:tc>
@@ -963,7 +963,7 @@
                 <w:b w:val="0"/>
                 <w:sz w:val="18"/>
               </w:rPr>
-              <w:t>0.88</w:t>
+              <w:t>0.86</w:t>
             </w:r>
           </w:p>
         </w:tc>
@@ -1025,7 +1025,22 @@
                 <w:b w:val="0"/>
                 <w:sz w:val="18"/>
               </w:rPr>
-              <w:t>0.78</w:t>
+              <w:t>0.76</w:t>
+            </w:r>
+          </w:p>
+        </w:tc>
+        <w:tc>
+          <w:tcPr>
+            <w:tcW w:type="dxa" w:w="1234"/>
+          </w:tcPr>
+          <w:p>
+            <w:r/>
+            <w:r>
+              <w:rPr>
+                <w:b w:val="0"/>
+                <w:sz w:val="18"/>
+              </w:rPr>
+              <w:t>0.80</w:t>
             </w:r>
           </w:p>
         </w:tc>
@@ -1055,22 +1070,7 @@
                 <w:b w:val="0"/>
                 <w:sz w:val="18"/>
               </w:rPr>
-              <w:t>0.78</w:t>
-            </w:r>
-          </w:p>
-        </w:tc>
-        <w:tc>
-          <w:tcPr>
-            <w:tcW w:type="dxa" w:w="1234"/>
-          </w:tcPr>
-          <w:p>
-            <w:r/>
-            <w:r>
-              <w:rPr>
-                <w:b w:val="0"/>
-                <w:sz w:val="18"/>
-              </w:rPr>
-              <w:t>0.50</w:t>
+              <w:t>0.47</w:t>
             </w:r>
           </w:p>
         </w:tc>
@@ -1132,7 +1132,7 @@
                 <w:b w:val="0"/>
                 <w:sz w:val="18"/>
               </w:rPr>
-              <w:t>0.69</w:t>
+              <w:t>0.71</w:t>
             </w:r>
           </w:p>
         </w:tc>
@@ -1147,7 +1147,7 @@
                 <w:b w:val="0"/>
                 <w:sz w:val="18"/>
               </w:rPr>
-              <w:t>0.78</w:t>
+              <w:t>0.74</w:t>
             </w:r>
           </w:p>
         </w:tc>
@@ -1162,7 +1162,7 @@
                 <w:b w:val="0"/>
                 <w:sz w:val="18"/>
               </w:rPr>
-              <w:t>0.73</w:t>
+              <w:t>0.72</w:t>
             </w:r>
           </w:p>
         </w:tc>
@@ -1177,7 +1177,7 @@
                 <w:b w:val="0"/>
                 <w:sz w:val="18"/>
               </w:rPr>
-              <w:t>0.88</w:t>
+              <w:t>0.89</w:t>
             </w:r>
           </w:p>
         </w:tc>
@@ -1239,7 +1239,7 @@
                 <w:b w:val="0"/>
                 <w:sz w:val="18"/>
               </w:rPr>
-              <w:t>0.98</w:t>
+              <w:t>0.97</w:t>
             </w:r>
           </w:p>
         </w:tc>
@@ -1361,7 +1361,7 @@
                 <w:b w:val="0"/>
                 <w:sz w:val="18"/>
               </w:rPr>
-              <w:t>0.84</w:t>
+              <w:t>0.87</w:t>
             </w:r>
           </w:p>
         </w:tc>
@@ -1376,7 +1376,7 @@
                 <w:b w:val="0"/>
                 <w:sz w:val="18"/>
               </w:rPr>
-              <w:t>0.92</w:t>
+              <w:t>0.93</w:t>
             </w:r>
           </w:p>
         </w:tc>
@@ -1391,7 +1391,7 @@
                 <w:b w:val="0"/>
                 <w:sz w:val="18"/>
               </w:rPr>
-              <w:t>0.29</w:t>
+              <w:t>0.32</w:t>
             </w:r>
           </w:p>
         </w:tc>
@@ -1453,7 +1453,7 @@
                 <w:b w:val="0"/>
                 <w:sz w:val="18"/>
               </w:rPr>
-              <w:t>1.00</w:t>
+              <w:t>0.97</w:t>
             </w:r>
           </w:p>
         </w:tc>
@@ -1468,7 +1468,7 @@
                 <w:b w:val="0"/>
                 <w:sz w:val="18"/>
               </w:rPr>
-              <w:t>0.75</w:t>
+              <w:t>0.78</w:t>
             </w:r>
           </w:p>
         </w:tc>
@@ -1498,7 +1498,7 @@
                 <w:b w:val="0"/>
                 <w:sz w:val="18"/>
               </w:rPr>
-              <w:t>0.82</w:t>
+              <w:t>0.81</w:t>
             </w:r>
           </w:p>
         </w:tc>
@@ -1788,7 +1788,7 @@
                 <w:b w:val="0"/>
                 <w:sz w:val="18"/>
               </w:rPr>
-              <w:t>0.62</w:t>
+              <w:t>0.63</w:t>
             </w:r>
           </w:p>
         </w:tc>
@@ -1819,7 +1819,7 @@
     </w:p>
     <w:p>
       <w:r>
-        <w:t>mini_heart (previously pending) is now trained: HaGRIDv2 hand_heart (chest-level finger-heart) + an arm-elevation augmentation that shifts both forearms + hand points up by a shared offset, turning the chest-level rows into overhead ones. The handshape rides along untouched because each hand is normalised on its own wrist. A new derived feature, inter-wrist distance in body units, gives the model a direct hands-together signal. Result: mini_heart 0.00 -&gt; 0.92 F1, and raise_right_hand improved as a side effect (cleaner arms-overhead negatives).</w:t>
+        <w:t>mini_heart (previously pending) is now trained: HaGRIDv2 hand_heart (chest-level finger-heart) + an arm-elevation augmentation that shifts both forearms + hand points up by a shared offset, turning the chest-level rows into overhead ones. The handshape rides along untouched because each hand is normalised on its own wrist. A new derived feature, inter-wrist distance in body units, gives the model a direct hands-together signal. Result: mini_heart 0.00 -&gt; 0.93 F1, and raise_right_hand improved as a side effect (cleaner arms-overhead negatives).</w:t>
       </w:r>
     </w:p>
     <w:p>
@@ -1896,7 +1896,7 @@
                 <w:b w:val="0"/>
                 <w:sz w:val="18"/>
               </w:rPr>
-              <w:t>rock 132, thumb 7, two_finger 2</w:t>
+              <w:t>rock 133, thumb 8</w:t>
             </w:r>
           </w:p>
         </w:tc>
@@ -1928,7 +1928,7 @@
                 <w:b w:val="0"/>
                 <w:sz w:val="18"/>
               </w:rPr>
-              <w:t>mini_heart 72, raise_right_hand 8, glico_pose 4</w:t>
+              <w:t>mini_heart 76, raise_right_hand 4, glico_pose 4</w:t>
             </w:r>
           </w:p>
         </w:tc>
@@ -2066,7 +2066,7 @@
                 <w:b w:val="0"/>
                 <w:sz w:val="18"/>
               </w:rPr>
-              <w:t>rock</w:t>
+              <w:t>two_finger</w:t>
             </w:r>
           </w:p>
         </w:tc>
@@ -2081,7 +2081,7 @@
                 <w:b w:val="0"/>
                 <w:sz w:val="18"/>
               </w:rPr>
-              <w:t>two_finger</w:t>
+              <w:t>rock</w:t>
             </w:r>
           </w:p>
         </w:tc>
@@ -2190,12 +2190,27 @@
                 <w:b w:val="0"/>
                 <w:sz w:val="18"/>
               </w:rPr>
-              <w:t>22</w:t>
+              <w:t>20</w:t>
             </w:r>
           </w:p>
         </w:tc>
       </w:tr>
       <w:tr>
+        <w:tc>
+          <w:tcPr>
+            <w:tcW w:type="dxa" w:w="2880"/>
+          </w:tcPr>
+          <w:p>
+            <w:r/>
+            <w:r>
+              <w:rPr>
+                <w:b w:val="0"/>
+                <w:sz w:val="18"/>
+              </w:rPr>
+              <w:t>rock</w:t>
+            </w:r>
+          </w:p>
+        </w:tc>
         <w:tc>
           <w:tcPr>
             <w:tcW w:type="dxa" w:w="2880"/>
@@ -2222,22 +2237,7 @@
                 <w:b w:val="0"/>
                 <w:sz w:val="18"/>
               </w:rPr>
-              <w:t>rock</w:t>
-            </w:r>
-          </w:p>
-        </w:tc>
-        <w:tc>
-          <w:tcPr>
-            <w:tcW w:type="dxa" w:w="2880"/>
-          </w:tcPr>
-          <w:p>
-            <w:r/>
-            <w:r>
-              <w:rPr>
-                <w:b w:val="0"/>
-                <w:sz w:val="18"/>
-              </w:rPr>
-              <w:t>19</w:t>
+              <w:t>20</w:t>
             </w:r>
           </w:p>
         </w:tc>
@@ -2331,7 +2331,7 @@
                 <w:b w:val="0"/>
                 <w:sz w:val="18"/>
               </w:rPr>
-              <w:t>9</w:t>
+              <w:t>8</w:t>
             </w:r>
           </w:p>
         </w:tc>

--- a/results/phase3/classifier_report.docx
+++ b/results/phase3/classifier_report.docx
@@ -1936,7 +1936,7 @@
     </w:tbl>
     <w:p>
       <w:r>
-        <w:t>i_love_you -&gt; rock is the s01 overlap (same person did both similarly in one session); the fix is real ILY images (Roboflow Universe carries the handshape as a labelled class — see docs/external_datasets.md R2.2). heart -&gt; mini_heart now (it used to land on raise_right_hand) — the model sees hands-together-overhead but has no `heart` label; the separator when data lands is hand shape. heart is mineable from COCO pose (R2.3) or Phase 6 field data.</w:t>
+        <w:t>i_love_you -&gt; rock: 606 real ILY images were pulled from 5 Roboflow ASL datasets and trained on — recall stayed 0.00 and rock fell 0.78-&gt;0.48. MediaPipe Hands reports every finger curled for i_love_you / rock / two_finger on s01's footage (they are the same feature vector); a two-stage tight crop was tested and did not change this. It needs a hand-model swap, closer re-recording, or Phase 6 data. heart -&gt; mini_heart: the COCO heart-mining filter finds only 55 candidates in all of COCO-train (mostly false positives) — too few. Phase 6. Full data-side history: results/phase2/dataset_report.docx.</w:t>
       </w:r>
     </w:p>
     <w:p>
@@ -2567,7 +2567,7 @@
         <w:pStyle w:val="ListBullet"/>
       </w:pPr>
       <w:r>
-        <w:t>4. Re-extract COCO with a person-bbox crop — COCO gives the bbox; cropping to it before MediaPipe should lift raise_hand / t_pose recall (now ~0.72) by removing the wrong-person detections.</w:t>
+        <w:t>4. Re-extract COCO with a person-bbox crop — COCO gives the bbox; cropping to it before MediaPipe should lift raise_hand / t_pose recall (now ~0.75) by removing the wrong-person detections.</w:t>
       </w:r>
     </w:p>
     <w:p>
@@ -2575,7 +2575,15 @@
         <w:pStyle w:val="ListBullet"/>
       </w:pPr>
       <w:r>
-        <w:t>5. Pull i_love_you from Roboflow Universe (ASL ILY handshape, mostly CC BY 4.0) and run the wired COCO heart-mining branch; retrain. Both need a box that isn't the SKUBA laptop (Colab).</w:t>
+        <w:t>5. Evaluate a hand-landmark model swap — rock/ok/two_finger sit at 0.72-0.78 and i_love_you is unmodellable because MediaPipe Hands can't resolve fingers on s01's footage (crop reframing was tested, no gain).</w:t>
+      </w:r>
+    </w:p>
+    <w:p>
+      <w:pPr>
+        <w:pStyle w:val="ListBullet"/>
+      </w:pPr>
+      <w:r>
+        <w:t>6. i_love_you / heart -&gt; Phase 6 field recordings (or the hand-model swap for i_love_you).</w:t>
       </w:r>
     </w:p>
     <w:sectPr>

--- a/results/phase3/classifier_report.docx
+++ b/results/phase3/classifier_report.docx
@@ -25,12 +25,12 @@
           <w:color w:val="1A7F37"/>
           <w:sz w:val="24"/>
         </w:rPr>
-        <w:t>Result: a usable 13-class baseline. 2 classes have no training data and are held for Phase 6.</w:t>
+        <w:t>Result: a usable 12-class baseline (15 target classes, 3 cut). Every modelled class scores &gt;= 0.6.</w:t>
       </w:r>
     </w:p>
     <w:p>
       <w:r>
-        <w:t>macro-F1 over the 13 modelled classes: rf 0.87.  Over just the 9 that are a real generalisation test (external train, our test): rf 0.82. Every modelled class scores &gt;= 0.6. `mini_heart` was recovered from 0.00 to ~0.92 F1 in this pass: HaGRIDv2's hand-heart gives the right handshape, and because each hand is normalised on its own wrist, only the body pose carried the chest-vs-overhead gap — an arm-elevation augmentation (features/augment.raise_arms) closes it with no new data. `i_love_you` and `heart` are still NOT modelled. For `i_love_you` this is now known to be a BACKBONE limit, not a data gap: 606 real ILY images were pulled from 5 Roboflow ASL datasets and trained on — recall stayed 0.00 and `rock` fell 0.78-&gt;0.48, because MediaPipe Hands on s01's conversational-distance wrist-crop reports every finger curled for i_love_you / rock / two_finger alike (they become the same feature vector). `heart` has no dataset (COCO-mining branch wired, not run).</w:t>
+        <w:t>macro-F1 over the 12 modelled classes: rf 0.88.  Over just the 8 that are a real generalisation test (external train, our test): rf 0.82. `mini_heart` was recovered from 0.00 to ~0.8 F1 with an arm-elevation augmentation (features/augment.raise_arms) + an inter-wrist-distance feature — no new data. `i_love_you`, `rock` and `heart` were CUT: MediaPipe Hands reports every finger curled for i_love_you / rock / two_finger alike on s01's footage (same feature vector — tried aug s01, 606 real Roboflow ILY images, a two-stage tight crop; none separated them), and heart has no dataset (55 noisy COCO hits). Cutting `rock` FIXED `two_finger`: 0.72 -&gt; 0.94. Full data history is in results/phase2/dataset_report.docx §7-8.</w:t>
       </w:r>
     </w:p>
     <w:p>
@@ -61,12 +61,12 @@
     </w:p>
     <w:p>
       <w:r>
-        <w:t>Train: 56,703 rows — cleaned external features (HaGRID, COCO) + augmentation for the cross-domain classes; augmented s01 frames for sit/squat/laying/glico_pose. Pending classes contribute 0 rows. See results/phase2/dataset_report.docx.</w:t>
+        <w:t>Train: 49,703 rows — cleaned external features (HaGRID, COCO) + augmentation for the cross-domain classes; augmented s01 frames for sit/squat/laying/glico_pose. Pending classes contribute 0 rows. See results/phase2/dataset_report.docx.</w:t>
       </w:r>
     </w:p>
     <w:p>
       <w:r>
-        <w:t>Test: 1,581 rows, NEVER augmented — every original s01/s02 frame (1,367) + 214 held-out HaGRID `thumb`. Metrics below are computed only over the 13 modelled classes' frames; the pending-class frames are reported separately (section 6).</w:t>
+        <w:t>Test: 1,254 rows, NEVER augmented — every original s01/s02 frame (1,367) + 214 held-out HaGRID `thumb`. Metrics below are computed only over the 12 modelled classes' frames; the pending-class frames are reported separately (section 6).</w:t>
       </w:r>
     </w:p>
     <w:p>
@@ -79,7 +79,7 @@
     </w:p>
     <w:p>
       <w:r>
-        <w:t>The first Phase 3 pass (12 modelled classes) compared both: LightGBM macro-F1 0.88 vs RandomForest 0.87, but LightGBM's `sit`@s02 was 0.45 vs RF 0.68 and its confidences sat at ~1.0 on everything (useless for the Phase 5 idle threshold) — so RF is the working default. This pass (mini_heart added, 13 classes) re-ran RF only: the SKUBA laptop is down to ~0.45 GB free RAM and LightGBM's 15-class histogram build swaps for 15+ min. The LGBM head-to-head re-runs on Colab in Phase 4, where the model lock is decided anyway.</w:t>
+        <w:t>An early pass compared both: LightGBM macro-F1 0.88 vs RandomForest 0.87, but LightGBM's `sit`@s02 was 0.45 vs RF 0.68 and its confidences sat at ~1.0 on everything (useless for the Phase 5 idle threshold) — so RF is the working default. The 12-class pass re-ran RF only: the SKUBA laptop is down to ~0.45 GB free RAM and LightGBM's multiclass histogram build swaps for 15+ min. The LGBM head-to-head re-runs on Colab in Phase 4, where the model lock is decided anyway.</w:t>
       </w:r>
     </w:p>
     <w:p>
@@ -273,7 +273,7 @@
                 <w:color w:val="886600"/>
                 <w:sz w:val="18"/>
               </w:rPr>
-              <w:t>0.46</w:t>
+              <w:t>0.43</w:t>
             </w:r>
           </w:p>
         </w:tc>
@@ -305,7 +305,7 @@
                 <w:color w:val="886600"/>
                 <w:sz w:val="18"/>
               </w:rPr>
-              <w:t>0.62</w:t>
+              <w:t>0.61</w:t>
             </w:r>
           </w:p>
         </w:tc>
@@ -321,7 +321,7 @@
                 <w:color w:val="886600"/>
                 <w:sz w:val="18"/>
               </w:rPr>
-              <w:t>0.74</w:t>
+              <w:t>0.79</w:t>
             </w:r>
           </w:p>
         </w:tc>
@@ -383,7 +383,7 @@
                 <w:b w:val="0"/>
                 <w:sz w:val="18"/>
               </w:rPr>
-              <w:t>0.98</w:t>
+              <w:t>0.86</w:t>
             </w:r>
           </w:p>
         </w:tc>
@@ -413,7 +413,7 @@
                 <w:b w:val="0"/>
                 <w:sz w:val="18"/>
               </w:rPr>
-              <w:t>0.82</w:t>
+              <w:t>0.77</w:t>
             </w:r>
           </w:p>
         </w:tc>
@@ -428,7 +428,7 @@
                 <w:b w:val="0"/>
                 <w:sz w:val="18"/>
               </w:rPr>
-              <w:t>0.76</w:t>
+              <w:t>0.79</w:t>
             </w:r>
           </w:p>
         </w:tc>
@@ -535,7 +535,7 @@
                 <w:b w:val="0"/>
                 <w:sz w:val="18"/>
               </w:rPr>
-              <w:t>0.76</w:t>
+              <w:t>0.80</w:t>
             </w:r>
           </w:p>
         </w:tc>
@@ -612,7 +612,7 @@
                 <w:b w:val="0"/>
                 <w:sz w:val="18"/>
               </w:rPr>
-              <w:t>0.94</w:t>
+              <w:t>0.93</w:t>
             </w:r>
           </w:p>
         </w:tc>
@@ -627,7 +627,7 @@
                 <w:b w:val="0"/>
                 <w:sz w:val="18"/>
               </w:rPr>
-              <w:t>0.97</w:t>
+              <w:t>0.96</w:t>
             </w:r>
           </w:p>
         </w:tc>
@@ -963,114 +963,7 @@
                 <w:b w:val="0"/>
                 <w:sz w:val="18"/>
               </w:rPr>
-              <w:t>0.86</w:t>
-            </w:r>
-          </w:p>
-        </w:tc>
-      </w:tr>
-      <w:tr>
-        <w:tc>
-          <w:tcPr>
-            <w:tcW w:type="dxa" w:w="1234"/>
-          </w:tcPr>
-          <w:p>
-            <w:r/>
-            <w:r>
-              <w:rPr>
-                <w:b w:val="0"/>
-                <w:sz w:val="18"/>
-              </w:rPr>
-              <w:t>rock</w:t>
-            </w:r>
-          </w:p>
-        </w:tc>
-        <w:tc>
-          <w:tcPr>
-            <w:tcW w:type="dxa" w:w="1234"/>
-          </w:tcPr>
-          <w:p>
-            <w:r/>
-            <w:r>
-              <w:rPr>
-                <w:b w:val="0"/>
-                <w:sz w:val="18"/>
-              </w:rPr>
-              <w:t>cross_domain</w:t>
-            </w:r>
-          </w:p>
-        </w:tc>
-        <w:tc>
-          <w:tcPr>
-            <w:tcW w:type="dxa" w:w="1234"/>
-          </w:tcPr>
-          <w:p>
-            <w:r/>
-            <w:r>
-              <w:rPr>
-                <w:b w:val="0"/>
-                <w:sz w:val="18"/>
-              </w:rPr>
-              <w:t>102</w:t>
-            </w:r>
-          </w:p>
-        </w:tc>
-        <w:tc>
-          <w:tcPr>
-            <w:tcW w:type="dxa" w:w="1234"/>
-          </w:tcPr>
-          <w:p>
-            <w:r/>
-            <w:r>
-              <w:rPr>
-                <w:b w:val="0"/>
-                <w:sz w:val="18"/>
-              </w:rPr>
-              <w:t>0.76</w:t>
-            </w:r>
-          </w:p>
-        </w:tc>
-        <w:tc>
-          <w:tcPr>
-            <w:tcW w:type="dxa" w:w="1234"/>
-          </w:tcPr>
-          <w:p>
-            <w:r/>
-            <w:r>
-              <w:rPr>
-                <w:b w:val="0"/>
-                <w:sz w:val="18"/>
-              </w:rPr>
-              <w:t>0.80</w:t>
-            </w:r>
-          </w:p>
-        </w:tc>
-        <w:tc>
-          <w:tcPr>
-            <w:tcW w:type="dxa" w:w="1234"/>
-          </w:tcPr>
-          <w:p>
-            <w:r/>
-            <w:r>
-              <w:rPr>
-                <w:b w:val="0"/>
-                <w:sz w:val="18"/>
-              </w:rPr>
-              <w:t>0.78</w:t>
-            </w:r>
-          </w:p>
-        </w:tc>
-        <w:tc>
-          <w:tcPr>
-            <w:tcW w:type="dxa" w:w="1234"/>
-          </w:tcPr>
-          <w:p>
-            <w:r/>
-            <w:r>
-              <w:rPr>
-                <w:b w:val="0"/>
-                <w:sz w:val="18"/>
-              </w:rPr>
-              <w:t>0.47</w:t>
+              <w:t>0.88</w:t>
             </w:r>
           </w:p>
         </w:tc>
@@ -1132,7 +1025,7 @@
                 <w:b w:val="0"/>
                 <w:sz w:val="18"/>
               </w:rPr>
-              <w:t>0.71</w:t>
+              <w:t>0.88</w:t>
             </w:r>
           </w:p>
         </w:tc>
@@ -1147,7 +1040,7 @@
                 <w:b w:val="0"/>
                 <w:sz w:val="18"/>
               </w:rPr>
-              <w:t>0.74</w:t>
+              <w:t>1.00</w:t>
             </w:r>
           </w:p>
         </w:tc>
@@ -1162,7 +1055,7 @@
                 <w:b w:val="0"/>
                 <w:sz w:val="18"/>
               </w:rPr>
-              <w:t>0.72</w:t>
+              <w:t>0.94</w:t>
             </w:r>
           </w:p>
         </w:tc>
@@ -1177,7 +1070,7 @@
                 <w:b w:val="0"/>
                 <w:sz w:val="18"/>
               </w:rPr>
-              <w:t>0.89</w:t>
+              <w:t>0.96</w:t>
             </w:r>
           </w:p>
         </w:tc>
@@ -1239,7 +1132,7 @@
                 <w:b w:val="0"/>
                 <w:sz w:val="18"/>
               </w:rPr>
-              <w:t>0.97</w:t>
+              <w:t>0.99</w:t>
             </w:r>
           </w:p>
         </w:tc>
@@ -1254,7 +1147,7 @@
                 <w:b w:val="0"/>
                 <w:sz w:val="18"/>
               </w:rPr>
-              <w:t>0.97</w:t>
+              <w:t>0.99</w:t>
             </w:r>
           </w:p>
         </w:tc>
@@ -1269,7 +1162,7 @@
                 <w:b w:val="0"/>
                 <w:sz w:val="18"/>
               </w:rPr>
-              <w:t>0.97</w:t>
+              <w:t>0.99</w:t>
             </w:r>
           </w:p>
         </w:tc>
@@ -1284,7 +1177,7 @@
                 <w:b w:val="0"/>
                 <w:sz w:val="18"/>
               </w:rPr>
-              <w:t>0.90</w:t>
+              <w:t>0.91</w:t>
             </w:r>
           </w:p>
         </w:tc>
@@ -1361,7 +1254,7 @@
                 <w:b w:val="0"/>
                 <w:sz w:val="18"/>
               </w:rPr>
-              <w:t>0.87</w:t>
+              <w:t>0.60</w:t>
             </w:r>
           </w:p>
         </w:tc>
@@ -1376,7 +1269,7 @@
                 <w:b w:val="0"/>
                 <w:sz w:val="18"/>
               </w:rPr>
-              <w:t>0.93</w:t>
+              <w:t>0.75</w:t>
             </w:r>
           </w:p>
         </w:tc>
@@ -1391,7 +1284,7 @@
                 <w:b w:val="0"/>
                 <w:sz w:val="18"/>
               </w:rPr>
-              <w:t>0.32</w:t>
+              <w:t>0.35</w:t>
             </w:r>
           </w:p>
         </w:tc>
@@ -1453,7 +1346,7 @@
                 <w:b w:val="0"/>
                 <w:sz w:val="18"/>
               </w:rPr>
-              <w:t>0.97</w:t>
+              <w:t>0.96</w:t>
             </w:r>
           </w:p>
         </w:tc>
@@ -1468,7 +1361,7 @@
                 <w:b w:val="0"/>
                 <w:sz w:val="18"/>
               </w:rPr>
-              <w:t>0.78</w:t>
+              <w:t>0.75</w:t>
             </w:r>
           </w:p>
         </w:tc>
@@ -1483,7 +1376,7 @@
                 <w:b w:val="0"/>
                 <w:sz w:val="18"/>
               </w:rPr>
-              <w:t>0.86</w:t>
+              <w:t>0.84</w:t>
             </w:r>
           </w:p>
         </w:tc>
@@ -1498,7 +1391,7 @@
                 <w:b w:val="0"/>
                 <w:sz w:val="18"/>
               </w:rPr>
-              <w:t>0.81</w:t>
+              <w:t>0.84</w:t>
             </w:r>
           </w:p>
         </w:tc>
@@ -1632,15 +1525,7 @@
         <w:pStyle w:val="ListBullet"/>
       </w:pPr>
       <w:r>
-        <w:t>aug_only_leak: train = augmented s01 frames — a leaked number (except sit@s02)</w:t>
-      </w:r>
-    </w:p>
-    <w:p>
-      <w:pPr>
-        <w:pStyle w:val="ListBullet"/>
-      </w:pPr>
-      <w:r>
-        <w:t>pending_data: no viable training path — not modelled, see section 6</w:t>
+        <w:t>aug_only_leak: train = augmented s01/s02 frames — a leaked number (except sit@s02)</w:t>
       </w:r>
     </w:p>
     <w:p>
@@ -1653,7 +1538,7 @@
     </w:p>
     <w:p>
       <w:r>
-        <w:t>`sit` trains on augmented s01 frames only, so its s02 test frames (different person, session, room) are a genuine cross-person check.</w:t>
+        <w:t>`sit` still trains on augmented s01 frames only, so its s02 test frames (different person, session, room) are a genuine cross-person check. This number will change once the COCO posture mine lands (Phase 4) and `sit` becomes a real cross-domain class.</w:t>
       </w:r>
     </w:p>
     <w:tbl>
@@ -1788,7 +1673,7 @@
                 <w:b w:val="0"/>
                 <w:sz w:val="18"/>
               </w:rPr>
-              <w:t>0.63</w:t>
+              <w:t>0.53</w:t>
             </w:r>
           </w:p>
         </w:tc>
@@ -1814,129 +1699,17 @@
         <w:pStyle w:val="Heading1"/>
       </w:pPr>
       <w:r>
-        <w:t>6. The pending-data classes + how mini_heart was fixed</w:t>
+        <w:t>6. mini_heart fixed; i_love_you / rock / heart cut</w:t>
       </w:r>
     </w:p>
     <w:p>
       <w:r>
-        <w:t>mini_heart (previously pending) is now trained: HaGRIDv2 hand_heart (chest-level finger-heart) + an arm-elevation augmentation that shifts both forearms + hand points up by a shared offset, turning the chest-level rows into overhead ones. The handshape rides along untouched because each hand is normalised on its own wrist. A new derived feature, inter-wrist distance in body units, gives the model a direct hands-together signal. Result: mini_heart 0.00 -&gt; 0.93 F1, and raise_right_hand improved as a side effect (cleaner arms-overhead negatives).</w:t>
+        <w:t>mini_heart is trained on HaGRIDv2 hand_heart (a chest-level finger-heart) + an arm-elevation augmentation that shifts both forearms + hand points up by a shared offset, turning the chest-level rows into overhead ones. The handshape rides along untouched because each hand is normalised on its own wrist. A new derived feature, inter-wrist distance in body units, gives the model a direct hands-together signal. Result: mini_heart 0.00 -&gt; 0.75 F1 (45-frame test — run-to-run variance is wide, watch in Phase 4).</w:t>
       </w:r>
     </w:p>
     <w:p>
       <w:r>
-        <w:t>i_love_you and heart still have no training data. They are in the vocabulary and in test.npz but the model has no label for them. Their test frames land as:</w:t>
-      </w:r>
-    </w:p>
-    <w:tbl>
-      <w:tblPr>
-        <w:tblStyle w:val="LightGrid-Accent1"/>
-        <w:tblW w:type="auto" w:w="0"/>
-        <w:tblLook w:firstColumn="1" w:firstRow="1" w:lastColumn="0" w:lastRow="0" w:noHBand="0" w:noVBand="1" w:val="04A0"/>
-      </w:tblPr>
-      <w:tblGrid>
-        <w:gridCol w:w="4320"/>
-        <w:gridCol w:w="4320"/>
-      </w:tblGrid>
-      <w:tr>
-        <w:tc>
-          <w:tcPr>
-            <w:tcW w:type="dxa" w:w="4320"/>
-          </w:tcPr>
-          <w:p>
-            <w:r/>
-            <w:r>
-              <w:rPr>
-                <w:b/>
-                <w:sz w:val="18"/>
-              </w:rPr>
-              <w:t>pending class</w:t>
-            </w:r>
-          </w:p>
-        </w:tc>
-        <w:tc>
-          <w:tcPr>
-            <w:tcW w:type="dxa" w:w="4320"/>
-          </w:tcPr>
-          <w:p>
-            <w:r/>
-            <w:r>
-              <w:rPr>
-                <w:b/>
-                <w:sz w:val="18"/>
-              </w:rPr>
-              <w:t>test frames land as (count)</w:t>
-            </w:r>
-          </w:p>
-        </w:tc>
-      </w:tr>
-      <w:tr>
-        <w:tc>
-          <w:tcPr>
-            <w:tcW w:type="dxa" w:w="4320"/>
-          </w:tcPr>
-          <w:p>
-            <w:r/>
-            <w:r>
-              <w:rPr>
-                <w:b w:val="0"/>
-                <w:sz w:val="18"/>
-              </w:rPr>
-              <w:t>i_love_you</w:t>
-            </w:r>
-          </w:p>
-        </w:tc>
-        <w:tc>
-          <w:tcPr>
-            <w:tcW w:type="dxa" w:w="4320"/>
-          </w:tcPr>
-          <w:p>
-            <w:r/>
-            <w:r>
-              <w:rPr>
-                <w:b w:val="0"/>
-                <w:sz w:val="18"/>
-              </w:rPr>
-              <w:t>rock 133, thumb 8</w:t>
-            </w:r>
-          </w:p>
-        </w:tc>
-      </w:tr>
-      <w:tr>
-        <w:tc>
-          <w:tcPr>
-            <w:tcW w:type="dxa" w:w="4320"/>
-          </w:tcPr>
-          <w:p>
-            <w:r/>
-            <w:r>
-              <w:rPr>
-                <w:b w:val="0"/>
-                <w:sz w:val="18"/>
-              </w:rPr>
-              <w:t>heart</w:t>
-            </w:r>
-          </w:p>
-        </w:tc>
-        <w:tc>
-          <w:tcPr>
-            <w:tcW w:type="dxa" w:w="4320"/>
-          </w:tcPr>
-          <w:p>
-            <w:r/>
-            <w:r>
-              <w:rPr>
-                <w:b w:val="0"/>
-                <w:sz w:val="18"/>
-              </w:rPr>
-              <w:t>mini_heart 76, raise_right_hand 4, glico_pose 4</w:t>
-            </w:r>
-          </w:p>
-        </w:tc>
-      </w:tr>
-    </w:tbl>
-    <w:p>
-      <w:r>
-        <w:t>i_love_you -&gt; rock: 606 real ILY images were pulled from 5 Roboflow ASL datasets and trained on — recall stayed 0.00 and rock fell 0.78-&gt;0.48. MediaPipe Hands reports every finger curled for i_love_you / rock / two_finger on s01's footage (they are the same feature vector); a two-stage tight crop was tested and did not change this. It needs a hand-model swap, closer re-recording, or Phase 6 data. heart -&gt; mini_heart: the COCO heart-mining filter finds only 55 candidates in all of COCO-train (mostly false positives) — too few. Phase 6. Full data-side history: results/phase2/dataset_report.docx.</w:t>
+        <w:t>i_love_you, rock and heart were removed from the vocabulary. i_love_you and rock: MediaPipe Hands reports every finger curled for i_love_you / rock / two_finger alike on s01's footage — the same feature vector. Everything was tried: aug(s01), 606 real ILY images from 5 Roboflow ASL datasets, a two-stage tight crop. None separated them, and training i_love_you dragged rock from 0.78 to 0.48. two_finger is kept — HaGRID anchors 'loose fist + upright body' to that label and it still works; cutting rock actually took two_finger from 0.72 to 0.94. heart: the overhead two-arm heart is in no dataset and the COCO-mining filter finds only 55 candidates (mostly false positives). Revisit i_love_you / rock if a better hand model is adopted (Phase 4) — the 606 ILY rows are kept. Full history: results/phase2/dataset_report.docx §7-8.</w:t>
       </w:r>
     </w:p>
     <w:p>
@@ -1944,12 +1717,12 @@
         <w:pStyle w:val="Heading1"/>
       </w:pPr>
       <w:r>
-        <w:t>7. Why the derived features were needed (rock)</w:t>
+        <w:t>7. The hand-resolution limit (illustration)</w:t>
       </w:r>
     </w:p>
     <w:p>
       <w:r>
-        <w:t>s01 `rock` hand landmarks (row 1) vs s01 `i_love_you` (row 2) vs HaGRID `rock` (row 3). Rows 1-2 are the same person in one session and nearly identical. Row 3 shows the HaGRID wrist-crop often misses the hand (sized by shoulder width, unreliable when hips are out of frame). Scale-invariant angle features + dropping i_love_you from training took `rock` from 0.00 to ~0.85.</w:t>
+        <w:t>s01 `rock` hand landmarks (row 1) vs s01 `i_love_you` (row 2) vs HaGRID `rock` (row 3). Rows 1-2 are the same person in one session and MediaPipe returns near-identical skeletons for two different handshapes — this is why i_love_you and rock were cut. Row 3 shows the HaGRID wrist-crop often missing the hand entirely.</w:t>
       </w:r>
     </w:p>
     <w:p>
@@ -2066,7 +1839,7 @@
                 <w:b w:val="0"/>
                 <w:sz w:val="18"/>
               </w:rPr>
-              <w:t>two_finger</w:t>
+              <w:t>sit</w:t>
             </w:r>
           </w:p>
         </w:tc>
@@ -2081,7 +1854,7 @@
                 <w:b w:val="0"/>
                 <w:sz w:val="18"/>
               </w:rPr>
-              <w:t>rock</w:t>
+              <w:t>idle</w:t>
             </w:r>
           </w:p>
         </w:tc>
@@ -2096,7 +1869,7 @@
                 <w:b w:val="0"/>
                 <w:sz w:val="18"/>
               </w:rPr>
-              <w:t>23</w:t>
+              <w:t>26</w:t>
             </w:r>
           </w:p>
         </w:tc>
@@ -2160,100 +1933,6 @@
                 <w:b w:val="0"/>
                 <w:sz w:val="18"/>
               </w:rPr>
-              <w:t>sit</w:t>
-            </w:r>
-          </w:p>
-        </w:tc>
-        <w:tc>
-          <w:tcPr>
-            <w:tcW w:type="dxa" w:w="2880"/>
-          </w:tcPr>
-          <w:p>
-            <w:r/>
-            <w:r>
-              <w:rPr>
-                <w:b w:val="0"/>
-                <w:sz w:val="18"/>
-              </w:rPr>
-              <w:t>idle</w:t>
-            </w:r>
-          </w:p>
-        </w:tc>
-        <w:tc>
-          <w:tcPr>
-            <w:tcW w:type="dxa" w:w="2880"/>
-          </w:tcPr>
-          <w:p>
-            <w:r/>
-            <w:r>
-              <w:rPr>
-                <w:b w:val="0"/>
-                <w:sz w:val="18"/>
-              </w:rPr>
-              <w:t>20</w:t>
-            </w:r>
-          </w:p>
-        </w:tc>
-      </w:tr>
-      <w:tr>
-        <w:tc>
-          <w:tcPr>
-            <w:tcW w:type="dxa" w:w="2880"/>
-          </w:tcPr>
-          <w:p>
-            <w:r/>
-            <w:r>
-              <w:rPr>
-                <w:b w:val="0"/>
-                <w:sz w:val="18"/>
-              </w:rPr>
-              <w:t>rock</w:t>
-            </w:r>
-          </w:p>
-        </w:tc>
-        <w:tc>
-          <w:tcPr>
-            <w:tcW w:type="dxa" w:w="2880"/>
-          </w:tcPr>
-          <w:p>
-            <w:r/>
-            <w:r>
-              <w:rPr>
-                <w:b w:val="0"/>
-                <w:sz w:val="18"/>
-              </w:rPr>
-              <w:t>two_finger</w:t>
-            </w:r>
-          </w:p>
-        </w:tc>
-        <w:tc>
-          <w:tcPr>
-            <w:tcW w:type="dxa" w:w="2880"/>
-          </w:tcPr>
-          <w:p>
-            <w:r/>
-            <w:r>
-              <w:rPr>
-                <w:b w:val="0"/>
-                <w:sz w:val="18"/>
-              </w:rPr>
-              <w:t>20</w:t>
-            </w:r>
-          </w:p>
-        </w:tc>
-      </w:tr>
-      <w:tr>
-        <w:tc>
-          <w:tcPr>
-            <w:tcW w:type="dxa" w:w="2880"/>
-          </w:tcPr>
-          <w:p>
-            <w:r/>
-            <w:r>
-              <w:rPr>
-                <w:b w:val="0"/>
-                <w:sz w:val="18"/>
-              </w:rPr>
               <w:t>ok</w:t>
             </w:r>
           </w:p>
@@ -2285,6 +1964,53 @@
                 <w:sz w:val="18"/>
               </w:rPr>
               <w:t>13</w:t>
+            </w:r>
+          </w:p>
+        </w:tc>
+      </w:tr>
+      <w:tr>
+        <w:tc>
+          <w:tcPr>
+            <w:tcW w:type="dxa" w:w="2880"/>
+          </w:tcPr>
+          <w:p>
+            <w:r/>
+            <w:r>
+              <w:rPr>
+                <w:b w:val="0"/>
+                <w:sz w:val="18"/>
+              </w:rPr>
+              <w:t>mini_heart</w:t>
+            </w:r>
+          </w:p>
+        </w:tc>
+        <w:tc>
+          <w:tcPr>
+            <w:tcW w:type="dxa" w:w="2880"/>
+          </w:tcPr>
+          <w:p>
+            <w:r/>
+            <w:r>
+              <w:rPr>
+                <w:b w:val="0"/>
+                <w:sz w:val="18"/>
+              </w:rPr>
+              <w:t>raise_right_hand</w:t>
+            </w:r>
+          </w:p>
+        </w:tc>
+        <w:tc>
+          <w:tcPr>
+            <w:tcW w:type="dxa" w:w="2880"/>
+          </w:tcPr>
+          <w:p>
+            <w:r/>
+            <w:r>
+              <w:rPr>
+                <w:b w:val="0"/>
+                <w:sz w:val="18"/>
+              </w:rPr>
+              <w:t>11</w:t>
             </w:r>
           </w:p>
         </w:tc>
@@ -2348,7 +2074,7 @@
                 <w:b w:val="0"/>
                 <w:sz w:val="18"/>
               </w:rPr>
-              <w:t>thumb</w:t>
+              <w:t>raise_left_hand</w:t>
             </w:r>
           </w:p>
         </w:tc>
@@ -2378,7 +2104,7 @@
                 <w:b w:val="0"/>
                 <w:sz w:val="18"/>
               </w:rPr>
-              <w:t>4</w:t>
+              <w:t>5</w:t>
             </w:r>
           </w:p>
         </w:tc>
@@ -2457,6 +2183,53 @@
                 <w:b w:val="0"/>
                 <w:sz w:val="18"/>
               </w:rPr>
+              <w:t>two_finger</w:t>
+            </w:r>
+          </w:p>
+        </w:tc>
+        <w:tc>
+          <w:tcPr>
+            <w:tcW w:type="dxa" w:w="2880"/>
+          </w:tcPr>
+          <w:p>
+            <w:r/>
+            <w:r>
+              <w:rPr>
+                <w:b w:val="0"/>
+                <w:sz w:val="18"/>
+              </w:rPr>
+              <w:t>3</w:t>
+            </w:r>
+          </w:p>
+        </w:tc>
+      </w:tr>
+      <w:tr>
+        <w:tc>
+          <w:tcPr>
+            <w:tcW w:type="dxa" w:w="2880"/>
+          </w:tcPr>
+          <w:p>
+            <w:r/>
+            <w:r>
+              <w:rPr>
+                <w:b w:val="0"/>
+                <w:sz w:val="18"/>
+              </w:rPr>
+              <w:t>raise_right_hand</w:t>
+            </w:r>
+          </w:p>
+        </w:tc>
+        <w:tc>
+          <w:tcPr>
+            <w:tcW w:type="dxa" w:w="2880"/>
+          </w:tcPr>
+          <w:p>
+            <w:r/>
+            <w:r>
+              <w:rPr>
+                <w:b w:val="0"/>
+                <w:sz w:val="18"/>
+              </w:rPr>
               <w:t>raise_left_hand</w:t>
             </w:r>
           </w:p>
@@ -2489,7 +2262,7 @@
                 <w:b w:val="0"/>
                 <w:sz w:val="18"/>
               </w:rPr>
-              <w:t>raise_left_hand</w:t>
+              <w:t>ok</w:t>
             </w:r>
           </w:p>
         </w:tc>
@@ -2504,7 +2277,7 @@
                 <w:b w:val="0"/>
                 <w:sz w:val="18"/>
               </w:rPr>
-              <w:t>idle</w:t>
+              <w:t>two_finger</w:t>
             </w:r>
           </w:p>
         </w:tc>
@@ -2527,7 +2300,7 @@
     </w:tbl>
     <w:p>
       <w:r>
-        <w:t>The residual confusions are sensible: rock&lt;-&gt;two_finger (adjacent handshapes), and several gestures -&gt; idle at ~0.7 recall — a frame where the hand isn't clearly detected falls to idle. idle precision is ~0.45 for the same reason. Phase 5 temporal smoothing (majority vote over N frames) recovers most of this: a gesture held for ~1 s is ~30 frames.</w:t>
+        <w:t>The dominant residual confusion is several gestures -&gt; idle at ~0.7 recall — a frame where the hand or pose isn't clearly detected falls to idle. idle precision is ~0.43 for the same reason (recall is 1.0). Phase 5 temporal smoothing (majority vote over N frames) recovers most of this: a gesture held for ~1 s is ~30 frames.</w:t>
       </w:r>
     </w:p>
     <w:p>
@@ -2543,7 +2316,7 @@
         <w:pStyle w:val="ListBullet"/>
       </w:pPr>
       <w:r>
-        <w:t>1. Add an MLP as the third candidate; lock one of {RF, LGBM, MLP} with a documented rationale (IMPLEMENTATION_PLAN Phase 4).</w:t>
+        <w:t>1. LightGBM vs RF head-to-head on Colab (13-class laptop RAM blocker); add an MLP as the third candidate; lock one with a documented rationale.</w:t>
       </w:r>
     </w:p>
     <w:p>
@@ -2559,7 +2332,7 @@
         <w:pStyle w:val="ListBullet"/>
       </w:pPr>
       <w:r>
-        <w:t>3. Tune per-class confidence thresholds on a validation slice, then wire the idle/unknown fallback (Phase 3 deliverable, carried into Phase 5).</w:t>
+        <w:t>3. De-leak sit / squat / laying — the COCO _classify_coco posture branches are wired; extract on Colab so they become cross_domain.</w:t>
       </w:r>
     </w:p>
     <w:p>
@@ -2567,7 +2340,7 @@
         <w:pStyle w:val="ListBullet"/>
       </w:pPr>
       <w:r>
-        <w:t>4. Re-extract COCO with a person-bbox crop — COCO gives the bbox; cropping to it before MediaPipe should lift raise_hand / t_pose recall (now ~0.75) by removing the wrong-person detections.</w:t>
+        <w:t>4. Tune per-class confidence thresholds on a validation slice, then wire the idle/unknown fallback (idle over-triggers, precision 0.43).</w:t>
       </w:r>
     </w:p>
     <w:p>
@@ -2575,7 +2348,7 @@
         <w:pStyle w:val="ListBullet"/>
       </w:pPr>
       <w:r>
-        <w:t>5. Evaluate a hand-landmark model swap — rock/ok/two_finger sit at 0.72-0.78 and i_love_you is unmodellable because MediaPipe Hands can't resolve fingers on s01's footage (crop reframing was tested, no gain).</w:t>
+        <w:t>5. Re-extract COCO with a person-bbox crop — COCO gives the bbox; cropping to it before MediaPipe should lift raise_hand / t_pose recall (~0.75).</w:t>
       </w:r>
     </w:p>
     <w:p>
@@ -2583,7 +2356,7 @@
         <w:pStyle w:val="ListBullet"/>
       </w:pPr>
       <w:r>
-        <w:t>6. i_love_you / heart -&gt; Phase 6 field recordings (or the hand-model swap for i_love_you).</w:t>
+        <w:t>6. Evaluate a hand-landmark model swap — ok / two_finger sit at ~0.75-0.78 and the cut i_love_you / rock are unmodellable because MediaPipe Hands can't resolve fingers on s01's footage (crop reframing was tested, no gain). This is the biggest lever left; re-add i_love_you / rock if it works.</w:t>
       </w:r>
     </w:p>
     <w:sectPr>

--- a/results/phase3/classifier_report.docx
+++ b/results/phase3/classifier_report.docx
@@ -30,7 +30,7 @@
     </w:p>
     <w:p>
       <w:r>
-        <w:t>macro-F1 over the 12 modelled classes: rf 0.88.  Over just the 8 that are a real generalisation test (external train, our test): rf 0.82. `mini_heart` was recovered from 0.00 to ~0.8 F1 with an arm-elevation augmentation (features/augment.raise_arms) + an inter-wrist-distance feature — no new data. `i_love_you`, `rock` and `heart` were CUT: MediaPipe Hands reports every finger curled for i_love_you / rock / two_finger alike on s01's footage (same feature vector — tried aug s01, 606 real Roboflow ILY images, a two-stage tight crop; none separated them), and heart has no dataset (55 noisy COCO hits). Cutting `rock` FIXED `two_finger`: 0.72 -&gt; 0.94. Full data history is in results/phase2/dataset_report.docx §7-8.</w:t>
+        <w:t>macro-F1 over the 12 modelled classes: rf 0.84.  Over just the 10 that are a real generalisation test (external train, our test): rf 0.81. `mini_heart` was recovered from 0.00 to ~0.8 F1 with an arm-elevation augmentation (features/augment.raise_arms) + an inter-wrist-distance feature — no new data. `i_love_you`, `rock` and `heart` were CUT: MediaPipe Hands reports every finger curled for i_love_you / rock / two_finger alike on s01's footage (same feature vector — tried aug s01, 606 real Roboflow ILY images, a two-stage tight crop; none separated them), and heart has no dataset (55 noisy COCO hits). Cutting `rock` FIXED `two_finger`: 0.72 -&gt; 0.94. Full data history is in results/phase2/dataset_report.docx §7-8.</w:t>
       </w:r>
     </w:p>
     <w:p>
@@ -61,7 +61,7 @@
     </w:p>
     <w:p>
       <w:r>
-        <w:t>Train: 49,703 rows — cleaned external features (HaGRID, COCO) + augmentation for the cross-domain classes; augmented s01 frames for sit/squat/laying/glico_pose. Pending classes contribute 0 rows. See results/phase2/dataset_report.docx.</w:t>
+        <w:t>Train: 55,160 rows — cleaned external features (HaGRID, COCO) + augmentation for the cross-domain classes; augmented s01 frames for sit/squat/laying/glico_pose. Pending classes contribute 0 rows. See results/phase2/dataset_report.docx.</w:t>
       </w:r>
     </w:p>
     <w:p>
@@ -273,7 +273,7 @@
                 <w:color w:val="886600"/>
                 <w:sz w:val="18"/>
               </w:rPr>
-              <w:t>0.43</w:t>
+              <w:t>0.47</w:t>
             </w:r>
           </w:p>
         </w:tc>
@@ -289,7 +289,7 @@
                 <w:color w:val="886600"/>
                 <w:sz w:val="18"/>
               </w:rPr>
-              <w:t>1.00</w:t>
+              <w:t>0.98</w:t>
             </w:r>
           </w:p>
         </w:tc>
@@ -305,7 +305,7 @@
                 <w:color w:val="886600"/>
                 <w:sz w:val="18"/>
               </w:rPr>
-              <w:t>0.61</w:t>
+              <w:t>0.63</w:t>
             </w:r>
           </w:p>
         </w:tc>
@@ -321,7 +321,7 @@
                 <w:color w:val="886600"/>
                 <w:sz w:val="18"/>
               </w:rPr>
-              <w:t>0.79</w:t>
+              <w:t>0.60</w:t>
             </w:r>
           </w:p>
         </w:tc>
@@ -428,7 +428,7 @@
                 <w:b w:val="0"/>
                 <w:sz w:val="18"/>
               </w:rPr>
-              <w:t>0.79</w:t>
+              <w:t>0.76</w:t>
             </w:r>
           </w:p>
         </w:tc>
@@ -490,7 +490,7 @@
                 <w:b w:val="0"/>
                 <w:sz w:val="18"/>
               </w:rPr>
-              <w:t>0.91</w:t>
+              <w:t>0.67</w:t>
             </w:r>
           </w:p>
         </w:tc>
@@ -520,7 +520,7 @@
                 <w:b w:val="0"/>
                 <w:sz w:val="18"/>
               </w:rPr>
-              <w:t>0.90</w:t>
+              <w:t>0.76</w:t>
             </w:r>
           </w:p>
         </w:tc>
@@ -535,7 +535,7 @@
                 <w:b w:val="0"/>
                 <w:sz w:val="18"/>
               </w:rPr>
-              <w:t>0.80</w:t>
+              <w:t>0.81</w:t>
             </w:r>
           </w:p>
         </w:tc>
@@ -567,7 +567,7 @@
                 <w:b w:val="0"/>
                 <w:sz w:val="18"/>
               </w:rPr>
-              <w:t>aug_only_leak</w:t>
+              <w:t>cross_domain</w:t>
             </w:r>
           </w:p>
         </w:tc>
@@ -597,7 +597,7 @@
                 <w:b w:val="0"/>
                 <w:sz w:val="18"/>
               </w:rPr>
-              <w:t>1.00</w:t>
+              <w:t>0.90</w:t>
             </w:r>
           </w:p>
         </w:tc>
@@ -612,7 +612,7 @@
                 <w:b w:val="0"/>
                 <w:sz w:val="18"/>
               </w:rPr>
-              <w:t>0.93</w:t>
+              <w:t>0.92</w:t>
             </w:r>
           </w:p>
         </w:tc>
@@ -627,7 +627,7 @@
                 <w:b w:val="0"/>
                 <w:sz w:val="18"/>
               </w:rPr>
-              <w:t>0.96</w:t>
+              <w:t>0.91</w:t>
             </w:r>
           </w:p>
         </w:tc>
@@ -642,7 +642,7 @@
                 <w:b w:val="0"/>
                 <w:sz w:val="18"/>
               </w:rPr>
-              <w:t>0.90</w:t>
+              <w:t>0.58</w:t>
             </w:r>
           </w:p>
         </w:tc>
@@ -781,7 +781,7 @@
                 <w:b w:val="0"/>
                 <w:sz w:val="18"/>
               </w:rPr>
-              <w:t>aug_only_leak</w:t>
+              <w:t>cross_domain</w:t>
             </w:r>
           </w:p>
         </w:tc>
@@ -826,7 +826,7 @@
                 <w:b w:val="0"/>
                 <w:sz w:val="18"/>
               </w:rPr>
-              <w:t>1.00</w:t>
+              <w:t>0.55</w:t>
             </w:r>
           </w:p>
         </w:tc>
@@ -841,7 +841,7 @@
                 <w:b w:val="0"/>
                 <w:sz w:val="18"/>
               </w:rPr>
-              <w:t>1.00</w:t>
+              <w:t>0.71</w:t>
             </w:r>
           </w:p>
         </w:tc>
@@ -856,7 +856,7 @@
                 <w:b w:val="0"/>
                 <w:sz w:val="18"/>
               </w:rPr>
-              <w:t>0.99</w:t>
+              <w:t>0.38</w:t>
             </w:r>
           </w:p>
         </w:tc>
@@ -963,7 +963,7 @@
                 <w:b w:val="0"/>
                 <w:sz w:val="18"/>
               </w:rPr>
-              <w:t>0.88</w:t>
+              <w:t>0.82</w:t>
             </w:r>
           </w:p>
         </w:tc>
@@ -1025,7 +1025,7 @@
                 <w:b w:val="0"/>
                 <w:sz w:val="18"/>
               </w:rPr>
-              <w:t>0.88</w:t>
+              <w:t>0.94</w:t>
             </w:r>
           </w:p>
         </w:tc>
@@ -1055,7 +1055,7 @@
                 <w:b w:val="0"/>
                 <w:sz w:val="18"/>
               </w:rPr>
-              <w:t>0.94</w:t>
+              <w:t>0.97</w:t>
             </w:r>
           </w:p>
         </w:tc>
@@ -1070,7 +1070,7 @@
                 <w:b w:val="0"/>
                 <w:sz w:val="18"/>
               </w:rPr>
-              <w:t>0.96</w:t>
+              <w:t>0.95</w:t>
             </w:r>
           </w:p>
         </w:tc>
@@ -1284,7 +1284,7 @@
                 <w:b w:val="0"/>
                 <w:sz w:val="18"/>
               </w:rPr>
-              <w:t>0.35</w:t>
+              <w:t>0.30</w:t>
             </w:r>
           </w:p>
         </w:tc>
@@ -1346,7 +1346,7 @@
                 <w:b w:val="0"/>
                 <w:sz w:val="18"/>
               </w:rPr>
-              <w:t>0.96</w:t>
+              <w:t>1.00</w:t>
             </w:r>
           </w:p>
         </w:tc>
@@ -1361,7 +1361,7 @@
                 <w:b w:val="0"/>
                 <w:sz w:val="18"/>
               </w:rPr>
-              <w:t>0.75</w:t>
+              <w:t>0.72</w:t>
             </w:r>
           </w:p>
         </w:tc>
@@ -1391,7 +1391,7 @@
                 <w:b w:val="0"/>
                 <w:sz w:val="18"/>
               </w:rPr>
-              <w:t>0.84</w:t>
+              <w:t>0.81</w:t>
             </w:r>
           </w:p>
         </w:tc>
@@ -1533,12 +1533,12 @@
         <w:pStyle w:val="Heading1"/>
       </w:pPr>
       <w:r>
-        <w:t>5. sit — the one clean cross-person number</w:t>
+        <w:t>5. sit / squat / laying — the COCO posture mine</w:t>
       </w:r>
     </w:p>
     <w:p>
       <w:r>
-        <w:t>`sit` still trains on augmented s01 frames only, so its s02 test frames (different person, session, room) are a genuine cross-person check. This number will change once the COCO posture mine lands (Phase 4) and `sit` becomes a real cross-domain class.</w:t>
+        <w:t>These were AUG_ONLY (train = augmented s01/s02, test = the same frames — a leaked 0.96-1.00). _classify_coco gained sit / squat / laying branches (spine horizontal -&gt; laying; knee bend + hip-vs-knee height -&gt; sit / squat), re-verified against MediaPipe's normalized body.</w:t>
       </w:r>
     </w:p>
     <w:tbl>
@@ -1548,14 +1548,13 @@
         <w:tblLook w:firstColumn="1" w:firstRow="1" w:lastColumn="0" w:lastRow="0" w:noHBand="0" w:noVBand="1" w:val="04A0"/>
       </w:tblPr>
       <w:tblGrid>
-        <w:gridCol w:w="2880"/>
-        <w:gridCol w:w="2880"/>
-        <w:gridCol w:w="2880"/>
+        <w:gridCol w:w="4320"/>
+        <w:gridCol w:w="4320"/>
       </w:tblGrid>
       <w:tr>
         <w:tc>
           <w:tcPr>
-            <w:tcW w:type="dxa" w:w="2880"/>
+            <w:tcW w:type="dxa" w:w="4320"/>
           </w:tcPr>
           <w:p>
             <w:r/>
@@ -1564,13 +1563,13 @@
                 <w:b/>
                 <w:sz w:val="18"/>
               </w:rPr>
-              <w:t>subject</w:t>
+              <w:t>class</w:t>
             </w:r>
           </w:p>
         </w:tc>
         <w:tc>
           <w:tcPr>
-            <w:tcW w:type="dxa" w:w="2880"/>
+            <w:tcW w:type="dxa" w:w="4320"/>
           </w:tcPr>
           <w:p>
             <w:r/>
@@ -1579,22 +1578,7 @@
                 <w:b/>
                 <w:sz w:val="18"/>
               </w:rPr>
-              <w:t>RF recall</w:t>
-            </w:r>
-          </w:p>
-        </w:tc>
-        <w:tc>
-          <w:tcPr>
-            <w:tcW w:type="dxa" w:w="2880"/>
-          </w:tcPr>
-          <w:p>
-            <w:r/>
-            <w:r>
-              <w:rPr>
-                <w:b/>
-                <w:sz w:val="18"/>
-              </w:rPr>
-              <w:t>meaning</w:t>
+              <w:t>outcome</w:t>
             </w:r>
           </w:p>
         </w:tc>
@@ -1602,7 +1586,7 @@
       <w:tr>
         <w:tc>
           <w:tcPr>
-            <w:tcW w:type="dxa" w:w="2880"/>
+            <w:tcW w:type="dxa" w:w="4320"/>
           </w:tcPr>
           <w:p>
             <w:r/>
@@ -1611,13 +1595,13 @@
                 <w:b w:val="0"/>
                 <w:sz w:val="18"/>
               </w:rPr>
-              <w:t>s01 (315 frames)</w:t>
+              <w:t>sit</w:t>
             </w:r>
           </w:p>
         </w:tc>
         <w:tc>
           <w:tcPr>
-            <w:tcW w:type="dxa" w:w="2880"/>
+            <w:tcW w:type="dxa" w:w="4320"/>
           </w:tcPr>
           <w:p>
             <w:r/>
@@ -1626,13 +1610,15 @@
                 <w:b w:val="0"/>
                 <w:sz w:val="18"/>
               </w:rPr>
-              <w:t>1.00</w:t>
+              <w:t>1,372 clean COCO rows. Leaked 0.96 / real 0.53 -&gt; honest 0.91 F1, cross-person recall 0.97. The best single Phase 3 improvement.</w:t>
             </w:r>
           </w:p>
         </w:tc>
+      </w:tr>
+      <w:tr>
         <w:tc>
           <w:tcPr>
-            <w:tcW w:type="dxa" w:w="2880"/>
+            <w:tcW w:type="dxa" w:w="4320"/>
           </w:tcPr>
           <w:p>
             <w:r/>
@@ -1641,15 +1627,13 @@
                 <w:b w:val="0"/>
                 <w:sz w:val="18"/>
               </w:rPr>
-              <w:t>training basis — leaked, ignore</w:t>
+              <w:t>laying</w:t>
             </w:r>
           </w:p>
         </w:tc>
-      </w:tr>
-      <w:tr>
         <w:tc>
           <w:tcPr>
-            <w:tcW w:type="dxa" w:w="2880"/>
+            <w:tcW w:type="dxa" w:w="4320"/>
           </w:tcPr>
           <w:p>
             <w:r/>
@@ -1658,13 +1642,15 @@
                 <w:b w:val="0"/>
                 <w:sz w:val="18"/>
               </w:rPr>
-              <w:t>s02 (60 frames)</w:t>
+              <w:t>607 clean COCO rows. Honest 0.71 (was a leaked 1.00) — misses are laying-&gt;sit / laying-&gt;raise_left_hand (a lying arm reads as raised). Phase 4/5 item.</w:t>
             </w:r>
           </w:p>
         </w:tc>
+      </w:tr>
+      <w:tr>
         <w:tc>
           <w:tcPr>
-            <w:tcW w:type="dxa" w:w="2880"/>
+            <w:tcW w:type="dxa" w:w="4320"/>
           </w:tcPr>
           <w:p>
             <w:r/>
@@ -1673,13 +1659,13 @@
                 <w:b w:val="0"/>
                 <w:sz w:val="18"/>
               </w:rPr>
-              <w:t>0.53</w:t>
+              <w:t>squat</w:t>
             </w:r>
           </w:p>
         </w:tc>
         <w:tc>
           <w:tcPr>
-            <w:tcW w:type="dxa" w:w="2880"/>
+            <w:tcW w:type="dxa" w:w="4320"/>
           </w:tcPr>
           <w:p>
             <w:r/>
@@ -1688,7 +1674,7 @@
                 <w:b w:val="0"/>
                 <w:sz w:val="18"/>
               </w:rPr>
-              <w:t>clean cross-person — the honest sit number</w:t>
+              <w:t>COCO's squat auto-labels are shallow crouches (mean knee 107 deg) and overlapped sit — squat F1 went to 0.01 and sit to 0.58. Reverted: squat stays aug(s01)-only (leaked 1.00). Needs a real squat dataset.</w:t>
             </w:r>
           </w:p>
         </w:tc>
@@ -1869,7 +1855,7 @@
                 <w:b w:val="0"/>
                 <w:sz w:val="18"/>
               </w:rPr>
-              <w:t>26</w:t>
+              <w:t>31</w:t>
             </w:r>
           </w:p>
         </w:tc>
@@ -1916,7 +1902,101 @@
                 <w:b w:val="0"/>
                 <w:sz w:val="18"/>
               </w:rPr>
-              <w:t>23</w:t>
+              <w:t>20</w:t>
+            </w:r>
+          </w:p>
+        </w:tc>
+      </w:tr>
+      <w:tr>
+        <w:tc>
+          <w:tcPr>
+            <w:tcW w:type="dxa" w:w="2880"/>
+          </w:tcPr>
+          <w:p>
+            <w:r/>
+            <w:r>
+              <w:rPr>
+                <w:b w:val="0"/>
+                <w:sz w:val="18"/>
+              </w:rPr>
+              <w:t>laying</w:t>
+            </w:r>
+          </w:p>
+        </w:tc>
+        <w:tc>
+          <w:tcPr>
+            <w:tcW w:type="dxa" w:w="2880"/>
+          </w:tcPr>
+          <w:p>
+            <w:r/>
+            <w:r>
+              <w:rPr>
+                <w:b w:val="0"/>
+                <w:sz w:val="18"/>
+              </w:rPr>
+              <w:t>sit</w:t>
+            </w:r>
+          </w:p>
+        </w:tc>
+        <w:tc>
+          <w:tcPr>
+            <w:tcW w:type="dxa" w:w="2880"/>
+          </w:tcPr>
+          <w:p>
+            <w:r/>
+            <w:r>
+              <w:rPr>
+                <w:b w:val="0"/>
+                <w:sz w:val="18"/>
+              </w:rPr>
+              <w:t>17</w:t>
+            </w:r>
+          </w:p>
+        </w:tc>
+      </w:tr>
+      <w:tr>
+        <w:tc>
+          <w:tcPr>
+            <w:tcW w:type="dxa" w:w="2880"/>
+          </w:tcPr>
+          <w:p>
+            <w:r/>
+            <w:r>
+              <w:rPr>
+                <w:b w:val="0"/>
+                <w:sz w:val="18"/>
+              </w:rPr>
+              <w:t>laying</w:t>
+            </w:r>
+          </w:p>
+        </w:tc>
+        <w:tc>
+          <w:tcPr>
+            <w:tcW w:type="dxa" w:w="2880"/>
+          </w:tcPr>
+          <w:p>
+            <w:r/>
+            <w:r>
+              <w:rPr>
+                <w:b w:val="0"/>
+                <w:sz w:val="18"/>
+              </w:rPr>
+              <w:t>raise_left_hand</w:t>
+            </w:r>
+          </w:p>
+        </w:tc>
+        <w:tc>
+          <w:tcPr>
+            <w:tcW w:type="dxa" w:w="2880"/>
+          </w:tcPr>
+          <w:p>
+            <w:r/>
+            <w:r>
+              <w:rPr>
+                <w:b w:val="0"/>
+                <w:sz w:val="18"/>
+              </w:rPr>
+              <w:t>17</w:t>
             </w:r>
           </w:p>
         </w:tc>
@@ -1963,7 +2043,7 @@
                 <w:b w:val="0"/>
                 <w:sz w:val="18"/>
               </w:rPr>
-              <w:t>13</w:t>
+              <w:t>12</w:t>
             </w:r>
           </w:p>
         </w:tc>
@@ -2042,7 +2122,7 @@
                 <w:b w:val="0"/>
                 <w:sz w:val="18"/>
               </w:rPr>
-              <w:t>idle</w:t>
+              <w:t>sit</w:t>
             </w:r>
           </w:p>
         </w:tc>
@@ -2057,7 +2137,7 @@
                 <w:b w:val="0"/>
                 <w:sz w:val="18"/>
               </w:rPr>
-              <w:t>8</w:t>
+              <w:t>10</w:t>
             </w:r>
           </w:p>
         </w:tc>
@@ -2074,7 +2154,7 @@
                 <w:b w:val="0"/>
                 <w:sz w:val="18"/>
               </w:rPr>
-              <w:t>raise_left_hand</w:t>
+              <w:t>raise_right_hand</w:t>
             </w:r>
           </w:p>
         </w:tc>
@@ -2089,7 +2169,7 @@
                 <w:b w:val="0"/>
                 <w:sz w:val="18"/>
               </w:rPr>
-              <w:t>idle</w:t>
+              <w:t>sit</w:t>
             </w:r>
           </w:p>
         </w:tc>
@@ -2104,7 +2184,7 @@
                 <w:b w:val="0"/>
                 <w:sz w:val="18"/>
               </w:rPr>
-              <w:t>5</w:t>
+              <w:t>4</w:t>
             </w:r>
           </w:p>
         </w:tc>
@@ -2136,7 +2216,7 @@
                 <w:b w:val="0"/>
                 <w:sz w:val="18"/>
               </w:rPr>
-              <w:t>two_finger</w:t>
+              <w:t>sit</w:t>
             </w:r>
           </w:p>
         </w:tc>
@@ -2183,101 +2263,7 @@
                 <w:b w:val="0"/>
                 <w:sz w:val="18"/>
               </w:rPr>
-              <w:t>two_finger</w:t>
-            </w:r>
-          </w:p>
-        </w:tc>
-        <w:tc>
-          <w:tcPr>
-            <w:tcW w:type="dxa" w:w="2880"/>
-          </w:tcPr>
-          <w:p>
-            <w:r/>
-            <w:r>
-              <w:rPr>
-                <w:b w:val="0"/>
-                <w:sz w:val="18"/>
-              </w:rPr>
-              <w:t>3</w:t>
-            </w:r>
-          </w:p>
-        </w:tc>
-      </w:tr>
-      <w:tr>
-        <w:tc>
-          <w:tcPr>
-            <w:tcW w:type="dxa" w:w="2880"/>
-          </w:tcPr>
-          <w:p>
-            <w:r/>
-            <w:r>
-              <w:rPr>
-                <w:b w:val="0"/>
-                <w:sz w:val="18"/>
-              </w:rPr>
-              <w:t>raise_right_hand</w:t>
-            </w:r>
-          </w:p>
-        </w:tc>
-        <w:tc>
-          <w:tcPr>
-            <w:tcW w:type="dxa" w:w="2880"/>
-          </w:tcPr>
-          <w:p>
-            <w:r/>
-            <w:r>
-              <w:rPr>
-                <w:b w:val="0"/>
-                <w:sz w:val="18"/>
-              </w:rPr>
               <w:t>raise_left_hand</w:t>
-            </w:r>
-          </w:p>
-        </w:tc>
-        <w:tc>
-          <w:tcPr>
-            <w:tcW w:type="dxa" w:w="2880"/>
-          </w:tcPr>
-          <w:p>
-            <w:r/>
-            <w:r>
-              <w:rPr>
-                <w:b w:val="0"/>
-                <w:sz w:val="18"/>
-              </w:rPr>
-              <w:t>3</w:t>
-            </w:r>
-          </w:p>
-        </w:tc>
-      </w:tr>
-      <w:tr>
-        <w:tc>
-          <w:tcPr>
-            <w:tcW w:type="dxa" w:w="2880"/>
-          </w:tcPr>
-          <w:p>
-            <w:r/>
-            <w:r>
-              <w:rPr>
-                <w:b w:val="0"/>
-                <w:sz w:val="18"/>
-              </w:rPr>
-              <w:t>ok</w:t>
-            </w:r>
-          </w:p>
-        </w:tc>
-        <w:tc>
-          <w:tcPr>
-            <w:tcW w:type="dxa" w:w="2880"/>
-          </w:tcPr>
-          <w:p>
-            <w:r/>
-            <w:r>
-              <w:rPr>
-                <w:b w:val="0"/>
-                <w:sz w:val="18"/>
-              </w:rPr>
-              <w:t>two_finger</w:t>
             </w:r>
           </w:p>
         </w:tc>

--- a/results/phase3/classifier_report.docx
+++ b/results/phase3/classifier_report.docx
@@ -25,12 +25,12 @@
           <w:color w:val="1A7F37"/>
           <w:sz w:val="24"/>
         </w:rPr>
-        <w:t>Result: a usable 12-class baseline (15 target classes, 3 cut). Every modelled class scores &gt;= 0.6.</w:t>
+        <w:t>Phase 3 trains two candidate classifiers on the fixed feature pipeline and compares them with one reusable eval harness. 12 of 15 target classes are modelled; 3 were cut (i_love_you, rock, heart).</w:t>
       </w:r>
     </w:p>
     <w:p>
       <w:r>
-        <w:t>macro-F1 over the 12 modelled classes: rf 0.84.  Over just the 10 that are a real generalisation test (external train, our test): rf 0.81. `mini_heart` was recovered from 0.00 to ~0.8 F1 with an arm-elevation augmentation (features/augment.raise_arms) + an inter-wrist-distance feature — no new data. `i_love_you`, `rock` and `heart` were CUT: MediaPipe Hands reports every finger curled for i_love_you / rock / two_finger alike on s01's footage (same feature vector — tried aug s01, 606 real Roboflow ILY images, a two-stage tight crop; none separated them), and heart has no dataset (55 noisy COCO hits). Cutting `rock` FIXED `two_finger`: 0.72 -&gt; 0.94. Full data history is in results/phase2/dataset_report.docx §7-8.</w:t>
+        <w:t>Headline: RandomForest macro-F1 0.843 vs LightGBM 0.83 (over the 10 non-leaked classes: 0.811 vs 0.796). Accuracy is close. RandomForest is the working default because its confidence is usable for the Phase 5 idle/unknown threshold — mean confidence 0.772 when correct vs 0.463 when wrong (a 0.31 gap), and its confidence histogram is spread. LightGBM piles ~80% of predictions into the top confidence bin (0.961 correct / 0.722 wrong) so a threshold can't separate them. LightGBM is 13x smaller (31.1 MB vs 419.4 MB) and wins on `laying` and `sit`@s02 — it stays a Phase 4 candidate (with probability calibration). The final model lock (incl. an MLP) is a Phase 4 decision.</w:t>
       </w:r>
     </w:p>
     <w:p>
@@ -38,17 +38,17 @@
         <w:pStyle w:val="Heading1"/>
       </w:pPr>
       <w:r>
-        <w:t>1. Architecture — where this sits</w:t>
+        <w:t>1. Architecture — one classifier slot</w:t>
       </w:r>
     </w:p>
     <w:p>
       <w:r>
-        <w:t>The pipeline has exactly ONE classifier slot: fused feature vector in -&gt; (class, confidence) out -&gt; temporal smoothing -&gt; final label or idle. Phase 3 trains candidate models for that slot; it does NOT stack or ensemble them. LightGBM and RandomForest are the two Phase 3 candidates; Phase 4 adds an MLP and locks one (ARCHITECTURE.md 'Classifier interface').</w:t>
+        <w:t>The pipeline has exactly ONE classifier slot: fused 152-d feature vector in -&gt; (class, confidence) out -&gt; temporal smoothing -&gt; final label or idle. Phase 3 does NOT stack or ensemble; it picks one model for that slot. LightGBM and RandomForest are the two Phase 3 candidates (chosen for zero-VRAM CPU inference and fast iteration); Phase 4 adds an MLP and locks one.</w:t>
       </w:r>
     </w:p>
     <w:p>
       <w:r>
-        <w:t>Features: both — the 152-d raw normalised keypoints PLUS 36 derived features (joint angles + a few length ratios, features/derived.py). The derived features are scale-invariant, which matters because MediaPipe Hands on a tight robot-camera wrist-crop produces a differently proportioned skeleton than on a large webcam hand (this broke `rock` in the first pass). class_weight = balanced x {aug-only 0.35, idle 0.6}. Features clipped to +-10.</w:t>
+        <w:t>Features: `both` — the 152-d normalised keypoints PLUS 37 derived features (joint angles + length ratios + inter-wrist distance, features/derived.py). The derived features are scale-invariant. class_weight = balanced x {aug-only 0.35, idle 0.6}. Features clipped to +-10 (normalisation blows up when the hips leave the frame).</w:t>
       </w:r>
     </w:p>
     <w:p>
@@ -61,12 +61,1030 @@
     </w:p>
     <w:p>
       <w:r>
-        <w:t>Train: 55,160 rows — cleaned external features (HaGRID, COCO) + augmentation for the cross-domain classes; augmented s01 frames for sit/squat/laying/glico_pose. Pending classes contribute 0 rows. See results/phase2/dataset_report.docx.</w:t>
+        <w:t>Train: 55,160 rows — cleaned external features (HaGRID, COCO, Roboflow) + augmentation. Test: 1,254 rows, NEVER augmented — original s01/s02 frames + 214 held-out HaGRID `thumb`. Full dataset construction, sources and sample images: results/phase2/dataset_report.docx.</w:t>
       </w:r>
     </w:p>
+    <w:tbl>
+      <w:tblPr>
+        <w:tblStyle w:val="LightGrid-Accent1"/>
+        <w:tblW w:type="auto" w:w="0"/>
+        <w:tblLook w:firstColumn="1" w:firstRow="1" w:lastColumn="0" w:lastRow="0" w:noHBand="0" w:noVBand="1" w:val="04A0"/>
+      </w:tblPr>
+      <w:tblGrid>
+        <w:gridCol w:w="1728"/>
+        <w:gridCol w:w="1728"/>
+        <w:gridCol w:w="1728"/>
+        <w:gridCol w:w="1728"/>
+        <w:gridCol w:w="1728"/>
+      </w:tblGrid>
+      <w:tr>
+        <w:tc>
+          <w:tcPr>
+            <w:tcW w:type="dxa" w:w="1728"/>
+          </w:tcPr>
+          <w:p>
+            <w:r/>
+            <w:r>
+              <w:rPr>
+                <w:b/>
+                <w:sz w:val="18"/>
+              </w:rPr>
+              <w:t>class</w:t>
+            </w:r>
+          </w:p>
+        </w:tc>
+        <w:tc>
+          <w:tcPr>
+            <w:tcW w:type="dxa" w:w="1728"/>
+          </w:tcPr>
+          <w:p>
+            <w:r/>
+            <w:r>
+              <w:rPr>
+                <w:b/>
+                <w:sz w:val="18"/>
+              </w:rPr>
+              <w:t>eval type</w:t>
+            </w:r>
+          </w:p>
+        </w:tc>
+        <w:tc>
+          <w:tcPr>
+            <w:tcW w:type="dxa" w:w="1728"/>
+          </w:tcPr>
+          <w:p>
+            <w:r/>
+            <w:r>
+              <w:rPr>
+                <w:b/>
+                <w:sz w:val="18"/>
+              </w:rPr>
+              <w:t>train rows</w:t>
+            </w:r>
+          </w:p>
+        </w:tc>
+        <w:tc>
+          <w:tcPr>
+            <w:tcW w:type="dxa" w:w="1728"/>
+          </w:tcPr>
+          <w:p>
+            <w:r/>
+            <w:r>
+              <w:rPr>
+                <w:b/>
+                <w:sz w:val="18"/>
+              </w:rPr>
+              <w:t>test rows</w:t>
+            </w:r>
+          </w:p>
+        </w:tc>
+        <w:tc>
+          <w:tcPr>
+            <w:tcW w:type="dxa" w:w="1728"/>
+          </w:tcPr>
+          <w:p>
+            <w:r/>
+            <w:r>
+              <w:rPr>
+                <w:b/>
+                <w:sz w:val="18"/>
+              </w:rPr>
+              <w:t>train source</w:t>
+            </w:r>
+          </w:p>
+        </w:tc>
+      </w:tr>
+      <w:tr>
+        <w:tc>
+          <w:tcPr>
+            <w:tcW w:type="dxa" w:w="1728"/>
+          </w:tcPr>
+          <w:p>
+            <w:r/>
+            <w:r>
+              <w:rPr>
+                <w:b w:val="0"/>
+                <w:sz w:val="18"/>
+              </w:rPr>
+              <w:t>idle</w:t>
+            </w:r>
+          </w:p>
+        </w:tc>
+        <w:tc>
+          <w:tcPr>
+            <w:tcW w:type="dxa" w:w="1728"/>
+          </w:tcPr>
+          <w:p>
+            <w:r/>
+            <w:r>
+              <w:rPr>
+                <w:b w:val="0"/>
+                <w:sz w:val="18"/>
+              </w:rPr>
+              <w:t>cross_domain</w:t>
+            </w:r>
+          </w:p>
+        </w:tc>
+        <w:tc>
+          <w:tcPr>
+            <w:tcW w:type="dxa" w:w="1728"/>
+          </w:tcPr>
+          <w:p>
+            <w:r/>
+            <w:r>
+              <w:rPr>
+                <w:b w:val="0"/>
+                <w:sz w:val="18"/>
+              </w:rPr>
+              <w:t>7000</w:t>
+            </w:r>
+          </w:p>
+        </w:tc>
+        <w:tc>
+          <w:tcPr>
+            <w:tcW w:type="dxa" w:w="1728"/>
+          </w:tcPr>
+          <w:p>
+            <w:r/>
+            <w:r>
+              <w:rPr>
+                <w:b w:val="0"/>
+                <w:sz w:val="18"/>
+              </w:rPr>
+              <w:t>60</w:t>
+            </w:r>
+          </w:p>
+        </w:tc>
+        <w:tc>
+          <w:tcPr>
+            <w:tcW w:type="dxa" w:w="1728"/>
+          </w:tcPr>
+          <w:p>
+            <w:r/>
+            <w:r>
+              <w:rPr>
+                <w:b w:val="0"/>
+                <w:sz w:val="18"/>
+              </w:rPr>
+              <w:t>external: coco_pose/hagrid/hagrid_nogesture</w:t>
+            </w:r>
+          </w:p>
+        </w:tc>
+      </w:tr>
+      <w:tr>
+        <w:tc>
+          <w:tcPr>
+            <w:tcW w:type="dxa" w:w="1728"/>
+          </w:tcPr>
+          <w:p>
+            <w:r/>
+            <w:r>
+              <w:rPr>
+                <w:b w:val="0"/>
+                <w:sz w:val="18"/>
+              </w:rPr>
+              <w:t>raise_right_hand</w:t>
+            </w:r>
+          </w:p>
+        </w:tc>
+        <w:tc>
+          <w:tcPr>
+            <w:tcW w:type="dxa" w:w="1728"/>
+          </w:tcPr>
+          <w:p>
+            <w:r/>
+            <w:r>
+              <w:rPr>
+                <w:b w:val="0"/>
+                <w:sz w:val="18"/>
+              </w:rPr>
+              <w:t>cross_domain</w:t>
+            </w:r>
+          </w:p>
+        </w:tc>
+        <w:tc>
+          <w:tcPr>
+            <w:tcW w:type="dxa" w:w="1728"/>
+          </w:tcPr>
+          <w:p>
+            <w:r/>
+            <w:r>
+              <w:rPr>
+                <w:b w:val="0"/>
+                <w:sz w:val="18"/>
+              </w:rPr>
+              <w:t>2920</w:t>
+            </w:r>
+          </w:p>
+        </w:tc>
+        <w:tc>
+          <w:tcPr>
+            <w:tcW w:type="dxa" w:w="1728"/>
+          </w:tcPr>
+          <w:p>
+            <w:r/>
+            <w:r>
+              <w:rPr>
+                <w:b w:val="0"/>
+                <w:sz w:val="18"/>
+              </w:rPr>
+              <w:t>96</w:t>
+            </w:r>
+          </w:p>
+        </w:tc>
+        <w:tc>
+          <w:tcPr>
+            <w:tcW w:type="dxa" w:w="1728"/>
+          </w:tcPr>
+          <w:p>
+            <w:r/>
+            <w:r>
+              <w:rPr>
+                <w:b w:val="0"/>
+                <w:sz w:val="18"/>
+              </w:rPr>
+              <w:t>external: coco_pose</w:t>
+            </w:r>
+          </w:p>
+        </w:tc>
+      </w:tr>
+      <w:tr>
+        <w:tc>
+          <w:tcPr>
+            <w:tcW w:type="dxa" w:w="1728"/>
+          </w:tcPr>
+          <w:p>
+            <w:r/>
+            <w:r>
+              <w:rPr>
+                <w:b w:val="0"/>
+                <w:sz w:val="18"/>
+              </w:rPr>
+              <w:t>raise_left_hand</w:t>
+            </w:r>
+          </w:p>
+        </w:tc>
+        <w:tc>
+          <w:tcPr>
+            <w:tcW w:type="dxa" w:w="1728"/>
+          </w:tcPr>
+          <w:p>
+            <w:r/>
+            <w:r>
+              <w:rPr>
+                <w:b w:val="0"/>
+                <w:sz w:val="18"/>
+              </w:rPr>
+              <w:t>cross_domain</w:t>
+            </w:r>
+          </w:p>
+        </w:tc>
+        <w:tc>
+          <w:tcPr>
+            <w:tcW w:type="dxa" w:w="1728"/>
+          </w:tcPr>
+          <w:p>
+            <w:r/>
+            <w:r>
+              <w:rPr>
+                <w:b w:val="0"/>
+                <w:sz w:val="18"/>
+              </w:rPr>
+              <w:t>2802</w:t>
+            </w:r>
+          </w:p>
+        </w:tc>
+        <w:tc>
+          <w:tcPr>
+            <w:tcW w:type="dxa" w:w="1728"/>
+          </w:tcPr>
+          <w:p>
+            <w:r/>
+            <w:r>
+              <w:rPr>
+                <w:b w:val="0"/>
+                <w:sz w:val="18"/>
+              </w:rPr>
+              <w:t>45</w:t>
+            </w:r>
+          </w:p>
+        </w:tc>
+        <w:tc>
+          <w:tcPr>
+            <w:tcW w:type="dxa" w:w="1728"/>
+          </w:tcPr>
+          <w:p>
+            <w:r/>
+            <w:r>
+              <w:rPr>
+                <w:b w:val="0"/>
+                <w:sz w:val="18"/>
+              </w:rPr>
+              <w:t>external: coco_pose</w:t>
+            </w:r>
+          </w:p>
+        </w:tc>
+      </w:tr>
+      <w:tr>
+        <w:tc>
+          <w:tcPr>
+            <w:tcW w:type="dxa" w:w="1728"/>
+          </w:tcPr>
+          <w:p>
+            <w:r/>
+            <w:r>
+              <w:rPr>
+                <w:b w:val="0"/>
+                <w:sz w:val="18"/>
+              </w:rPr>
+              <w:t>sit</w:t>
+            </w:r>
+          </w:p>
+        </w:tc>
+        <w:tc>
+          <w:tcPr>
+            <w:tcW w:type="dxa" w:w="1728"/>
+          </w:tcPr>
+          <w:p>
+            <w:r/>
+            <w:r>
+              <w:rPr>
+                <w:b w:val="0"/>
+                <w:sz w:val="18"/>
+              </w:rPr>
+              <w:t>cross_domain</w:t>
+            </w:r>
+          </w:p>
+        </w:tc>
+        <w:tc>
+          <w:tcPr>
+            <w:tcW w:type="dxa" w:w="1728"/>
+          </w:tcPr>
+          <w:p>
+            <w:r/>
+            <w:r>
+              <w:rPr>
+                <w:b w:val="0"/>
+                <w:sz w:val="18"/>
+              </w:rPr>
+              <w:t>6860</w:t>
+            </w:r>
+          </w:p>
+        </w:tc>
+        <w:tc>
+          <w:tcPr>
+            <w:tcW w:type="dxa" w:w="1728"/>
+          </w:tcPr>
+          <w:p>
+            <w:r/>
+            <w:r>
+              <w:rPr>
+                <w:b w:val="0"/>
+                <w:sz w:val="18"/>
+              </w:rPr>
+              <w:t>375</w:t>
+            </w:r>
+          </w:p>
+        </w:tc>
+        <w:tc>
+          <w:tcPr>
+            <w:tcW w:type="dxa" w:w="1728"/>
+          </w:tcPr>
+          <w:p>
+            <w:r/>
+            <w:r>
+              <w:rPr>
+                <w:b w:val="0"/>
+                <w:sz w:val="18"/>
+              </w:rPr>
+              <w:t>external: coco_pose</w:t>
+            </w:r>
+          </w:p>
+        </w:tc>
+      </w:tr>
+      <w:tr>
+        <w:tc>
+          <w:tcPr>
+            <w:tcW w:type="dxa" w:w="1728"/>
+          </w:tcPr>
+          <w:p>
+            <w:r/>
+            <w:r>
+              <w:rPr>
+                <w:b w:val="0"/>
+                <w:sz w:val="18"/>
+              </w:rPr>
+              <w:t>squat</w:t>
+            </w:r>
+          </w:p>
+        </w:tc>
+        <w:tc>
+          <w:tcPr>
+            <w:tcW w:type="dxa" w:w="1728"/>
+          </w:tcPr>
+          <w:p>
+            <w:r/>
+            <w:r>
+              <w:rPr>
+                <w:b w:val="0"/>
+                <w:sz w:val="18"/>
+              </w:rPr>
+              <w:t>aug_only_leak</w:t>
+            </w:r>
+          </w:p>
+        </w:tc>
+        <w:tc>
+          <w:tcPr>
+            <w:tcW w:type="dxa" w:w="1728"/>
+          </w:tcPr>
+          <w:p>
+            <w:r/>
+            <w:r>
+              <w:rPr>
+                <w:b w:val="0"/>
+                <w:sz w:val="18"/>
+              </w:rPr>
+              <w:t>2268</w:t>
+            </w:r>
+          </w:p>
+        </w:tc>
+        <w:tc>
+          <w:tcPr>
+            <w:tcW w:type="dxa" w:w="1728"/>
+          </w:tcPr>
+          <w:p>
+            <w:r/>
+            <w:r>
+              <w:rPr>
+                <w:b w:val="0"/>
+                <w:sz w:val="18"/>
+              </w:rPr>
+              <w:t>108</w:t>
+            </w:r>
+          </w:p>
+        </w:tc>
+        <w:tc>
+          <w:tcPr>
+            <w:tcW w:type="dxa" w:w="1728"/>
+          </w:tcPr>
+          <w:p>
+            <w:r/>
+            <w:r>
+              <w:rPr>
+                <w:b w:val="0"/>
+                <w:sz w:val="18"/>
+              </w:rPr>
+              <w:t>aug(s01) only x21</w:t>
+            </w:r>
+          </w:p>
+        </w:tc>
+      </w:tr>
+      <w:tr>
+        <w:tc>
+          <w:tcPr>
+            <w:tcW w:type="dxa" w:w="1728"/>
+          </w:tcPr>
+          <w:p>
+            <w:r/>
+            <w:r>
+              <w:rPr>
+                <w:b w:val="0"/>
+                <w:sz w:val="18"/>
+              </w:rPr>
+              <w:t>laying</w:t>
+            </w:r>
+          </w:p>
+        </w:tc>
+        <w:tc>
+          <w:tcPr>
+            <w:tcW w:type="dxa" w:w="1728"/>
+          </w:tcPr>
+          <w:p>
+            <w:r/>
+            <w:r>
+              <w:rPr>
+                <w:b w:val="0"/>
+                <w:sz w:val="18"/>
+              </w:rPr>
+              <w:t>cross_domain</w:t>
+            </w:r>
+          </w:p>
+        </w:tc>
+        <w:tc>
+          <w:tcPr>
+            <w:tcW w:type="dxa" w:w="1728"/>
+          </w:tcPr>
+          <w:p>
+            <w:r/>
+            <w:r>
+              <w:rPr>
+                <w:b w:val="0"/>
+                <w:sz w:val="18"/>
+              </w:rPr>
+              <w:t>3035</w:t>
+            </w:r>
+          </w:p>
+        </w:tc>
+        <w:tc>
+          <w:tcPr>
+            <w:tcW w:type="dxa" w:w="1728"/>
+          </w:tcPr>
+          <w:p>
+            <w:r/>
+            <w:r>
+              <w:rPr>
+                <w:b w:val="0"/>
+                <w:sz w:val="18"/>
+              </w:rPr>
+              <w:t>77</w:t>
+            </w:r>
+          </w:p>
+        </w:tc>
+        <w:tc>
+          <w:tcPr>
+            <w:tcW w:type="dxa" w:w="1728"/>
+          </w:tcPr>
+          <w:p>
+            <w:r/>
+            <w:r>
+              <w:rPr>
+                <w:b w:val="0"/>
+                <w:sz w:val="18"/>
+              </w:rPr>
+              <w:t>external: coco_pose</w:t>
+            </w:r>
+          </w:p>
+        </w:tc>
+      </w:tr>
+      <w:tr>
+        <w:tc>
+          <w:tcPr>
+            <w:tcW w:type="dxa" w:w="1728"/>
+          </w:tcPr>
+          <w:p>
+            <w:r/>
+            <w:r>
+              <w:rPr>
+                <w:b w:val="0"/>
+                <w:sz w:val="18"/>
+              </w:rPr>
+              <w:t>ok</w:t>
+            </w:r>
+          </w:p>
+        </w:tc>
+        <w:tc>
+          <w:tcPr>
+            <w:tcW w:type="dxa" w:w="1728"/>
+          </w:tcPr>
+          <w:p>
+            <w:r/>
+            <w:r>
+              <w:rPr>
+                <w:b w:val="0"/>
+                <w:sz w:val="18"/>
+              </w:rPr>
+              <w:t>cross_domain</w:t>
+            </w:r>
+          </w:p>
+        </w:tc>
+        <w:tc>
+          <w:tcPr>
+            <w:tcW w:type="dxa" w:w="1728"/>
+          </w:tcPr>
+          <w:p>
+            <w:r/>
+            <w:r>
+              <w:rPr>
+                <w:b w:val="0"/>
+                <w:sz w:val="18"/>
+              </w:rPr>
+              <w:t>7000</w:t>
+            </w:r>
+          </w:p>
+        </w:tc>
+        <w:tc>
+          <w:tcPr>
+            <w:tcW w:type="dxa" w:w="1728"/>
+          </w:tcPr>
+          <w:p>
+            <w:r/>
+            <w:r>
+              <w:rPr>
+                <w:b w:val="0"/>
+                <w:sz w:val="18"/>
+              </w:rPr>
+              <w:t>45</w:t>
+            </w:r>
+          </w:p>
+        </w:tc>
+        <w:tc>
+          <w:tcPr>
+            <w:tcW w:type="dxa" w:w="1728"/>
+          </w:tcPr>
+          <w:p>
+            <w:r/>
+            <w:r>
+              <w:rPr>
+                <w:b w:val="0"/>
+                <w:sz w:val="18"/>
+              </w:rPr>
+              <w:t>external: hagrid</w:t>
+            </w:r>
+          </w:p>
+        </w:tc>
+      </w:tr>
+      <w:tr>
+        <w:tc>
+          <w:tcPr>
+            <w:tcW w:type="dxa" w:w="1728"/>
+          </w:tcPr>
+          <w:p>
+            <w:r/>
+            <w:r>
+              <w:rPr>
+                <w:b w:val="0"/>
+                <w:sz w:val="18"/>
+              </w:rPr>
+              <w:t>two_finger</w:t>
+            </w:r>
+          </w:p>
+        </w:tc>
+        <w:tc>
+          <w:tcPr>
+            <w:tcW w:type="dxa" w:w="1728"/>
+          </w:tcPr>
+          <w:p>
+            <w:r/>
+            <w:r>
+              <w:rPr>
+                <w:b w:val="0"/>
+                <w:sz w:val="18"/>
+              </w:rPr>
+              <w:t>cross_domain</w:t>
+            </w:r>
+          </w:p>
+        </w:tc>
+        <w:tc>
+          <w:tcPr>
+            <w:tcW w:type="dxa" w:w="1728"/>
+          </w:tcPr>
+          <w:p>
+            <w:r/>
+            <w:r>
+              <w:rPr>
+                <w:b w:val="0"/>
+                <w:sz w:val="18"/>
+              </w:rPr>
+              <w:t>7000</w:t>
+            </w:r>
+          </w:p>
+        </w:tc>
+        <w:tc>
+          <w:tcPr>
+            <w:tcW w:type="dxa" w:w="1728"/>
+          </w:tcPr>
+          <w:p>
+            <w:r/>
+            <w:r>
+              <w:rPr>
+                <w:b w:val="0"/>
+                <w:sz w:val="18"/>
+              </w:rPr>
+              <w:t>87</w:t>
+            </w:r>
+          </w:p>
+        </w:tc>
+        <w:tc>
+          <w:tcPr>
+            <w:tcW w:type="dxa" w:w="1728"/>
+          </w:tcPr>
+          <w:p>
+            <w:r/>
+            <w:r>
+              <w:rPr>
+                <w:b w:val="0"/>
+                <w:sz w:val="18"/>
+              </w:rPr>
+              <w:t>external: hagrid</w:t>
+            </w:r>
+          </w:p>
+        </w:tc>
+      </w:tr>
+      <w:tr>
+        <w:tc>
+          <w:tcPr>
+            <w:tcW w:type="dxa" w:w="1728"/>
+          </w:tcPr>
+          <w:p>
+            <w:r/>
+            <w:r>
+              <w:rPr>
+                <w:b w:val="0"/>
+                <w:sz w:val="18"/>
+              </w:rPr>
+              <w:t>thumb</w:t>
+            </w:r>
+          </w:p>
+        </w:tc>
+        <w:tc>
+          <w:tcPr>
+            <w:tcW w:type="dxa" w:w="1728"/>
+          </w:tcPr>
+          <w:p>
+            <w:r/>
+            <w:r>
+              <w:rPr>
+                <w:b w:val="0"/>
+                <w:sz w:val="18"/>
+              </w:rPr>
+              <w:t>held_out_external</w:t>
+            </w:r>
+          </w:p>
+        </w:tc>
+        <w:tc>
+          <w:tcPr>
+            <w:tcW w:type="dxa" w:w="1728"/>
+          </w:tcPr>
+          <w:p>
+            <w:r/>
+            <w:r>
+              <w:rPr>
+                <w:b w:val="0"/>
+                <w:sz w:val="18"/>
+              </w:rPr>
+              <w:t>6085</w:t>
+            </w:r>
+          </w:p>
+        </w:tc>
+        <w:tc>
+          <w:tcPr>
+            <w:tcW w:type="dxa" w:w="1728"/>
+          </w:tcPr>
+          <w:p>
+            <w:r/>
+            <w:r>
+              <w:rPr>
+                <w:b w:val="0"/>
+                <w:sz w:val="18"/>
+              </w:rPr>
+              <w:t>214</w:t>
+            </w:r>
+          </w:p>
+        </w:tc>
+        <w:tc>
+          <w:tcPr>
+            <w:tcW w:type="dxa" w:w="1728"/>
+          </w:tcPr>
+          <w:p>
+            <w:r/>
+            <w:r>
+              <w:rPr>
+                <w:b w:val="0"/>
+                <w:sz w:val="18"/>
+              </w:rPr>
+              <w:t>external: hagrid</w:t>
+            </w:r>
+          </w:p>
+        </w:tc>
+      </w:tr>
+      <w:tr>
+        <w:tc>
+          <w:tcPr>
+            <w:tcW w:type="dxa" w:w="1728"/>
+          </w:tcPr>
+          <w:p>
+            <w:r/>
+            <w:r>
+              <w:rPr>
+                <w:b w:val="0"/>
+                <w:sz w:val="18"/>
+              </w:rPr>
+              <w:t>mini_heart</w:t>
+            </w:r>
+          </w:p>
+        </w:tc>
+        <w:tc>
+          <w:tcPr>
+            <w:tcW w:type="dxa" w:w="1728"/>
+          </w:tcPr>
+          <w:p>
+            <w:r/>
+            <w:r>
+              <w:rPr>
+                <w:b w:val="0"/>
+                <w:sz w:val="18"/>
+              </w:rPr>
+              <w:t>cross_domain</w:t>
+            </w:r>
+          </w:p>
+        </w:tc>
+        <w:tc>
+          <w:tcPr>
+            <w:tcW w:type="dxa" w:w="1728"/>
+          </w:tcPr>
+          <w:p>
+            <w:r/>
+            <w:r>
+              <w:rPr>
+                <w:b w:val="0"/>
+                <w:sz w:val="18"/>
+              </w:rPr>
+              <w:t>5600</w:t>
+            </w:r>
+          </w:p>
+        </w:tc>
+        <w:tc>
+          <w:tcPr>
+            <w:tcW w:type="dxa" w:w="1728"/>
+          </w:tcPr>
+          <w:p>
+            <w:r/>
+            <w:r>
+              <w:rPr>
+                <w:b w:val="0"/>
+                <w:sz w:val="18"/>
+              </w:rPr>
+              <w:t>45</w:t>
+            </w:r>
+          </w:p>
+        </w:tc>
+        <w:tc>
+          <w:tcPr>
+            <w:tcW w:type="dxa" w:w="1728"/>
+          </w:tcPr>
+          <w:p>
+            <w:r/>
+            <w:r>
+              <w:rPr>
+                <w:b w:val="0"/>
+                <w:sz w:val="18"/>
+              </w:rPr>
+              <w:t>external+arm-elevation-aug: hagrid_v2_heart</w:t>
+            </w:r>
+          </w:p>
+        </w:tc>
+      </w:tr>
+      <w:tr>
+        <w:tc>
+          <w:tcPr>
+            <w:tcW w:type="dxa" w:w="1728"/>
+          </w:tcPr>
+          <w:p>
+            <w:r/>
+            <w:r>
+              <w:rPr>
+                <w:b w:val="0"/>
+                <w:sz w:val="18"/>
+              </w:rPr>
+              <w:t>t_pose</w:t>
+            </w:r>
+          </w:p>
+        </w:tc>
+        <w:tc>
+          <w:tcPr>
+            <w:tcW w:type="dxa" w:w="1728"/>
+          </w:tcPr>
+          <w:p>
+            <w:r/>
+            <w:r>
+              <w:rPr>
+                <w:b w:val="0"/>
+                <w:sz w:val="18"/>
+              </w:rPr>
+              <w:t>cross_domain</w:t>
+            </w:r>
+          </w:p>
+        </w:tc>
+        <w:tc>
+          <w:tcPr>
+            <w:tcW w:type="dxa" w:w="1728"/>
+          </w:tcPr>
+          <w:p>
+            <w:r/>
+            <w:r>
+              <w:rPr>
+                <w:b w:val="0"/>
+                <w:sz w:val="18"/>
+              </w:rPr>
+              <w:t>2346</w:t>
+            </w:r>
+          </w:p>
+        </w:tc>
+        <w:tc>
+          <w:tcPr>
+            <w:tcW w:type="dxa" w:w="1728"/>
+          </w:tcPr>
+          <w:p>
+            <w:r/>
+            <w:r>
+              <w:rPr>
+                <w:b w:val="0"/>
+                <w:sz w:val="18"/>
+              </w:rPr>
+              <w:t>36</w:t>
+            </w:r>
+          </w:p>
+        </w:tc>
+        <w:tc>
+          <w:tcPr>
+            <w:tcW w:type="dxa" w:w="1728"/>
+          </w:tcPr>
+          <w:p>
+            <w:r/>
+            <w:r>
+              <w:rPr>
+                <w:b w:val="0"/>
+                <w:sz w:val="18"/>
+              </w:rPr>
+              <w:t>external: coco_pose</w:t>
+            </w:r>
+          </w:p>
+        </w:tc>
+      </w:tr>
+      <w:tr>
+        <w:tc>
+          <w:tcPr>
+            <w:tcW w:type="dxa" w:w="1728"/>
+          </w:tcPr>
+          <w:p>
+            <w:r/>
+            <w:r>
+              <w:rPr>
+                <w:b w:val="0"/>
+                <w:sz w:val="18"/>
+              </w:rPr>
+              <w:t>glico_pose</w:t>
+            </w:r>
+          </w:p>
+        </w:tc>
+        <w:tc>
+          <w:tcPr>
+            <w:tcW w:type="dxa" w:w="1728"/>
+          </w:tcPr>
+          <w:p>
+            <w:r/>
+            <w:r>
+              <w:rPr>
+                <w:b w:val="0"/>
+                <w:sz w:val="18"/>
+              </w:rPr>
+              <w:t>aug_only_leak</w:t>
+            </w:r>
+          </w:p>
+        </w:tc>
+        <w:tc>
+          <w:tcPr>
+            <w:tcW w:type="dxa" w:w="1728"/>
+          </w:tcPr>
+          <w:p>
+            <w:r/>
+            <w:r>
+              <w:rPr>
+                <w:b w:val="0"/>
+                <w:sz w:val="18"/>
+              </w:rPr>
+              <w:t>2244</w:t>
+            </w:r>
+          </w:p>
+        </w:tc>
+        <w:tc>
+          <w:tcPr>
+            <w:tcW w:type="dxa" w:w="1728"/>
+          </w:tcPr>
+          <w:p>
+            <w:r/>
+            <w:r>
+              <w:rPr>
+                <w:b w:val="0"/>
+                <w:sz w:val="18"/>
+              </w:rPr>
+              <w:t>66</w:t>
+            </w:r>
+          </w:p>
+        </w:tc>
+        <w:tc>
+          <w:tcPr>
+            <w:tcW w:type="dxa" w:w="1728"/>
+          </w:tcPr>
+          <w:p>
+            <w:r/>
+            <w:r>
+              <w:rPr>
+                <w:b w:val="0"/>
+                <w:sz w:val="18"/>
+              </w:rPr>
+              <w:t>aug(s01) only x34</w:t>
+            </w:r>
+          </w:p>
+        </w:tc>
+      </w:tr>
+    </w:tbl>
     <w:p>
+      <w:pPr>
+        <w:pStyle w:val="ListBullet"/>
+      </w:pPr>
       <w:r>
-        <w:t>Test: 1,254 rows, NEVER augmented — every original s01/s02 frame (1,367) + 214 held-out HaGRID `thumb`. Metrics below are computed only over the 12 modelled classes' frames; the pending-class frames are reported separately (section 6).</w:t>
+        <w:t>eval type: cross_domain = external train + our test (a real cross-subject AND cross-domain number); held_out_external = cross-subject within HaGRID; aug_only_leak = train is augmented s01/s02, test is the same frames — NOT a generalisation number (`squat`, `glico_pose` only).</w:t>
       </w:r>
     </w:p>
     <w:p>
@@ -74,12 +1092,2006 @@
         <w:pStyle w:val="Heading1"/>
       </w:pPr>
       <w:r>
-        <w:t>3. LightGBM vs RandomForest</w:t>
+        <w:t>3. The eval harness (reused for every future model)</w:t>
       </w:r>
     </w:p>
     <w:p>
       <w:r>
-        <w:t>An early pass compared both: LightGBM macro-F1 0.88 vs RandomForest 0.87, but LightGBM's `sit`@s02 was 0.45 vs RF 0.68 and its confidences sat at ~1.0 on everything (useless for the Phase 5 idle threshold) — so RF is the working default. The 12-class pass re-ran RF only: the SKUBA laptop is down to ~0.45 GB free RAM and LightGBM's multiclass histogram build swaps for 15+ min. The LGBM head-to-head re-runs on Colab in Phase 4, where the model lock is decided anyway.</w:t>
+        <w:t>`classifier/evaluate.py` scores any bundle {clf, classes, clip, features} whose `clf` has `.predict_proba` + `.classes_`. Per model it writes `&lt;m&gt;.eval.json` and three figures; with `--all` it also writes `model_comparison.json` and the side-by-side figures below. Train a new candidate (MLP, another tree lib) into the same bundle shape and it is scored identically — same metrics, same plots.</w:t>
+      </w:r>
+    </w:p>
+    <w:tbl>
+      <w:tblPr>
+        <w:tblStyle w:val="LightGrid-Accent1"/>
+        <w:tblW w:type="auto" w:w="0"/>
+        <w:tblLook w:firstColumn="1" w:firstRow="1" w:lastColumn="0" w:lastRow="0" w:noHBand="0" w:noVBand="1" w:val="04A0"/>
+      </w:tblPr>
+      <w:tblGrid>
+        <w:gridCol w:w="4320"/>
+        <w:gridCol w:w="4320"/>
+      </w:tblGrid>
+      <w:tr>
+        <w:tc>
+          <w:tcPr>
+            <w:tcW w:type="dxa" w:w="4320"/>
+          </w:tcPr>
+          <w:p>
+            <w:r/>
+            <w:r>
+              <w:rPr>
+                <w:b/>
+                <w:sz w:val="18"/>
+              </w:rPr>
+              <w:t>the harness reports</w:t>
+            </w:r>
+          </w:p>
+        </w:tc>
+        <w:tc>
+          <w:tcPr>
+            <w:tcW w:type="dxa" w:w="4320"/>
+          </w:tcPr>
+          <w:p>
+            <w:r/>
+            <w:r>
+              <w:rPr>
+                <w:b/>
+                <w:sz w:val="18"/>
+              </w:rPr>
+              <w:t>why</w:t>
+            </w:r>
+          </w:p>
+        </w:tc>
+      </w:tr>
+      <w:tr>
+        <w:tc>
+          <w:tcPr>
+            <w:tcW w:type="dxa" w:w="4320"/>
+          </w:tcPr>
+          <w:p>
+            <w:r/>
+            <w:r>
+              <w:rPr>
+                <w:b w:val="0"/>
+                <w:sz w:val="18"/>
+              </w:rPr>
+              <w:t>per-class precision / recall / F1 + support</w:t>
+            </w:r>
+          </w:p>
+        </w:tc>
+        <w:tc>
+          <w:tcPr>
+            <w:tcW w:type="dxa" w:w="4320"/>
+          </w:tcPr>
+          <w:p>
+            <w:r/>
+            <w:r>
+              <w:rPr>
+                <w:b w:val="0"/>
+                <w:sz w:val="18"/>
+              </w:rPr>
+              <w:t>the basic score, per class</w:t>
+            </w:r>
+          </w:p>
+        </w:tc>
+      </w:tr>
+      <w:tr>
+        <w:tc>
+          <w:tcPr>
+            <w:tcW w:type="dxa" w:w="4320"/>
+          </w:tcPr>
+          <w:p>
+            <w:r/>
+            <w:r>
+              <w:rPr>
+                <w:b w:val="0"/>
+                <w:sz w:val="18"/>
+              </w:rPr>
+              <w:t>macro-F1 (all) / macro-F1 (real-eval) / macro-F1 (cross-domain)</w:t>
+            </w:r>
+          </w:p>
+        </w:tc>
+        <w:tc>
+          <w:tcPr>
+            <w:tcW w:type="dxa" w:w="4320"/>
+          </w:tcPr>
+          <w:p>
+            <w:r/>
+            <w:r>
+              <w:rPr>
+                <w:b w:val="0"/>
+                <w:sz w:val="18"/>
+              </w:rPr>
+              <w:t>headline, with and without the leaked classes</w:t>
+            </w:r>
+          </w:p>
+        </w:tc>
+      </w:tr>
+      <w:tr>
+        <w:tc>
+          <w:tcPr>
+            <w:tcW w:type="dxa" w:w="4320"/>
+          </w:tcPr>
+          <w:p>
+            <w:r/>
+            <w:r>
+              <w:rPr>
+                <w:b w:val="0"/>
+                <w:sz w:val="18"/>
+              </w:rPr>
+              <w:t>micro-F1 (accuracy), balanced accuracy</w:t>
+            </w:r>
+          </w:p>
+        </w:tc>
+        <w:tc>
+          <w:tcPr>
+            <w:tcW w:type="dxa" w:w="4320"/>
+          </w:tcPr>
+          <w:p>
+            <w:r/>
+            <w:r>
+              <w:rPr>
+                <w:b w:val="0"/>
+                <w:sz w:val="18"/>
+              </w:rPr>
+              <w:t>overall, imbalance-aware</w:t>
+            </w:r>
+          </w:p>
+        </w:tc>
+      </w:tr>
+      <w:tr>
+        <w:tc>
+          <w:tcPr>
+            <w:tcW w:type="dxa" w:w="4320"/>
+          </w:tcPr>
+          <w:p>
+            <w:r/>
+            <w:r>
+              <w:rPr>
+                <w:b w:val="0"/>
+                <w:sz w:val="18"/>
+              </w:rPr>
+              <w:t>confusion matrix (counts + row-normalised) + heatmap PNG</w:t>
+            </w:r>
+          </w:p>
+        </w:tc>
+        <w:tc>
+          <w:tcPr>
+            <w:tcW w:type="dxa" w:w="4320"/>
+          </w:tcPr>
+          <w:p>
+            <w:r/>
+            <w:r>
+              <w:rPr>
+                <w:b w:val="0"/>
+                <w:sz w:val="18"/>
+              </w:rPr>
+              <w:t>which class becomes which</w:t>
+            </w:r>
+          </w:p>
+        </w:tc>
+      </w:tr>
+      <w:tr>
+        <w:tc>
+          <w:tcPr>
+            <w:tcW w:type="dxa" w:w="4320"/>
+          </w:tcPr>
+          <w:p>
+            <w:r/>
+            <w:r>
+              <w:rPr>
+                <w:b w:val="0"/>
+                <w:sz w:val="18"/>
+              </w:rPr>
+              <w:t>cross-person recall (any class seen for &gt;1 subject)</w:t>
+            </w:r>
+          </w:p>
+        </w:tc>
+        <w:tc>
+          <w:tcPr>
+            <w:tcW w:type="dxa" w:w="4320"/>
+          </w:tcPr>
+          <w:p>
+            <w:r/>
+            <w:r>
+              <w:rPr>
+                <w:b w:val="0"/>
+                <w:sz w:val="18"/>
+              </w:rPr>
+              <w:t>the honest generalisation signal</w:t>
+            </w:r>
+          </w:p>
+        </w:tc>
+      </w:tr>
+      <w:tr>
+        <w:tc>
+          <w:tcPr>
+            <w:tcW w:type="dxa" w:w="4320"/>
+          </w:tcPr>
+          <w:p>
+            <w:r/>
+            <w:r>
+              <w:rPr>
+                <w:b w:val="0"/>
+                <w:sz w:val="18"/>
+              </w:rPr>
+              <w:t>mean confidence when correct vs wrong; 10-bin reliability + ECE</w:t>
+            </w:r>
+          </w:p>
+        </w:tc>
+        <w:tc>
+          <w:tcPr>
+            <w:tcW w:type="dxa" w:w="4320"/>
+          </w:tcPr>
+          <w:p>
+            <w:r/>
+            <w:r>
+              <w:rPr>
+                <w:b w:val="0"/>
+                <w:sz w:val="18"/>
+              </w:rPr>
+              <w:t>is the confidence usable for the Phase 5 idle threshold?</w:t>
+            </w:r>
+          </w:p>
+        </w:tc>
+      </w:tr>
+      <w:tr>
+        <w:tc>
+          <w:tcPr>
+            <w:tcW w:type="dxa" w:w="4320"/>
+          </w:tcPr>
+          <w:p>
+            <w:r/>
+            <w:r>
+              <w:rPr>
+                <w:b w:val="0"/>
+                <w:sz w:val="18"/>
+              </w:rPr>
+              <w:t>fit time, model file size, feature count</w:t>
+            </w:r>
+          </w:p>
+        </w:tc>
+        <w:tc>
+          <w:tcPr>
+            <w:tcW w:type="dxa" w:w="4320"/>
+          </w:tcPr>
+          <w:p>
+            <w:r/>
+            <w:r>
+              <w:rPr>
+                <w:b w:val="0"/>
+                <w:sz w:val="18"/>
+              </w:rPr>
+              <w:t>deployment cost</w:t>
+            </w:r>
+          </w:p>
+        </w:tc>
+      </w:tr>
+    </w:tbl>
+    <w:p>
+      <w:pPr>
+        <w:pStyle w:val="Heading1"/>
+      </w:pPr>
+      <w:r>
+        <w:t>4. LightGBM vs RandomForest — head to head</w:t>
+      </w:r>
+    </w:p>
+    <w:tbl>
+      <w:tblPr>
+        <w:tblStyle w:val="LightGrid-Accent1"/>
+        <w:tblW w:type="auto" w:w="0"/>
+        <w:tblLook w:firstColumn="1" w:firstRow="1" w:lastColumn="0" w:lastRow="0" w:noHBand="0" w:noVBand="1" w:val="04A0"/>
+      </w:tblPr>
+      <w:tblGrid>
+        <w:gridCol w:w="2160"/>
+        <w:gridCol w:w="2160"/>
+        <w:gridCol w:w="2160"/>
+        <w:gridCol w:w="2160"/>
+      </w:tblGrid>
+      <w:tr>
+        <w:tc>
+          <w:tcPr>
+            <w:tcW w:type="dxa" w:w="2160"/>
+          </w:tcPr>
+          <w:p>
+            <w:r/>
+            <w:r>
+              <w:rPr>
+                <w:b/>
+                <w:sz w:val="18"/>
+              </w:rPr>
+              <w:t>metric</w:t>
+            </w:r>
+          </w:p>
+        </w:tc>
+        <w:tc>
+          <w:tcPr>
+            <w:tcW w:type="dxa" w:w="2160"/>
+          </w:tcPr>
+          <w:p>
+            <w:r/>
+            <w:r>
+              <w:rPr>
+                <w:b/>
+                <w:sz w:val="18"/>
+              </w:rPr>
+              <w:t>RandomForest</w:t>
+            </w:r>
+          </w:p>
+        </w:tc>
+        <w:tc>
+          <w:tcPr>
+            <w:tcW w:type="dxa" w:w="2160"/>
+          </w:tcPr>
+          <w:p>
+            <w:r/>
+            <w:r>
+              <w:rPr>
+                <w:b/>
+                <w:sz w:val="18"/>
+              </w:rPr>
+              <w:t>LightGBM</w:t>
+            </w:r>
+          </w:p>
+        </w:tc>
+        <w:tc>
+          <w:tcPr>
+            <w:tcW w:type="dxa" w:w="2160"/>
+          </w:tcPr>
+          <w:p>
+            <w:r/>
+            <w:r>
+              <w:rPr>
+                <w:b/>
+                <w:sz w:val="18"/>
+              </w:rPr>
+              <w:t>better</w:t>
+            </w:r>
+          </w:p>
+        </w:tc>
+      </w:tr>
+      <w:tr>
+        <w:tc>
+          <w:tcPr>
+            <w:tcW w:type="dxa" w:w="2160"/>
+          </w:tcPr>
+          <w:p>
+            <w:r/>
+            <w:r>
+              <w:rPr>
+                <w:b w:val="0"/>
+                <w:sz w:val="18"/>
+              </w:rPr>
+              <w:t>macro-F1 (12 modelled)</w:t>
+            </w:r>
+          </w:p>
+        </w:tc>
+        <w:tc>
+          <w:tcPr>
+            <w:tcW w:type="dxa" w:w="2160"/>
+          </w:tcPr>
+          <w:p>
+            <w:r/>
+            <w:r>
+              <w:rPr>
+                <w:b w:val="0"/>
+                <w:sz w:val="18"/>
+              </w:rPr>
+              <w:t>0.843</w:t>
+            </w:r>
+          </w:p>
+        </w:tc>
+        <w:tc>
+          <w:tcPr>
+            <w:tcW w:type="dxa" w:w="2160"/>
+          </w:tcPr>
+          <w:p>
+            <w:r/>
+            <w:r>
+              <w:rPr>
+                <w:b w:val="0"/>
+                <w:sz w:val="18"/>
+              </w:rPr>
+              <w:t>0.83</w:t>
+            </w:r>
+          </w:p>
+        </w:tc>
+        <w:tc>
+          <w:tcPr>
+            <w:tcW w:type="dxa" w:w="2160"/>
+          </w:tcPr>
+          <w:p>
+            <w:r/>
+            <w:r>
+              <w:rPr>
+                <w:b w:val="0"/>
+                <w:sz w:val="18"/>
+              </w:rPr>
+              <w:t>RF</w:t>
+            </w:r>
+          </w:p>
+        </w:tc>
+      </w:tr>
+      <w:tr>
+        <w:tc>
+          <w:tcPr>
+            <w:tcW w:type="dxa" w:w="2160"/>
+          </w:tcPr>
+          <w:p>
+            <w:r/>
+            <w:r>
+              <w:rPr>
+                <w:b w:val="0"/>
+                <w:sz w:val="18"/>
+              </w:rPr>
+              <w:t>macro-F1 (10 real-eval)</w:t>
+            </w:r>
+          </w:p>
+        </w:tc>
+        <w:tc>
+          <w:tcPr>
+            <w:tcW w:type="dxa" w:w="2160"/>
+          </w:tcPr>
+          <w:p>
+            <w:r/>
+            <w:r>
+              <w:rPr>
+                <w:b w:val="0"/>
+                <w:sz w:val="18"/>
+              </w:rPr>
+              <w:t>0.811</w:t>
+            </w:r>
+          </w:p>
+        </w:tc>
+        <w:tc>
+          <w:tcPr>
+            <w:tcW w:type="dxa" w:w="2160"/>
+          </w:tcPr>
+          <w:p>
+            <w:r/>
+            <w:r>
+              <w:rPr>
+                <w:b w:val="0"/>
+                <w:sz w:val="18"/>
+              </w:rPr>
+              <w:t>0.796</w:t>
+            </w:r>
+          </w:p>
+        </w:tc>
+        <w:tc>
+          <w:tcPr>
+            <w:tcW w:type="dxa" w:w="2160"/>
+          </w:tcPr>
+          <w:p>
+            <w:r/>
+            <w:r>
+              <w:rPr>
+                <w:b w:val="0"/>
+                <w:sz w:val="18"/>
+              </w:rPr>
+              <w:t>RF</w:t>
+            </w:r>
+          </w:p>
+        </w:tc>
+      </w:tr>
+      <w:tr>
+        <w:tc>
+          <w:tcPr>
+            <w:tcW w:type="dxa" w:w="2160"/>
+          </w:tcPr>
+          <w:p>
+            <w:r/>
+            <w:r>
+              <w:rPr>
+                <w:b w:val="0"/>
+                <w:sz w:val="18"/>
+              </w:rPr>
+              <w:t>accuracy</w:t>
+            </w:r>
+          </w:p>
+        </w:tc>
+        <w:tc>
+          <w:tcPr>
+            <w:tcW w:type="dxa" w:w="2160"/>
+          </w:tcPr>
+          <w:p>
+            <w:r/>
+            <w:r>
+              <w:rPr>
+                <w:b w:val="0"/>
+                <w:sz w:val="18"/>
+              </w:rPr>
+              <w:t>0.884</w:t>
+            </w:r>
+          </w:p>
+        </w:tc>
+        <w:tc>
+          <w:tcPr>
+            <w:tcW w:type="dxa" w:w="2160"/>
+          </w:tcPr>
+          <w:p>
+            <w:r/>
+            <w:r>
+              <w:rPr>
+                <w:b w:val="0"/>
+                <w:sz w:val="18"/>
+              </w:rPr>
+              <w:t>0.869</w:t>
+            </w:r>
+          </w:p>
+        </w:tc>
+        <w:tc>
+          <w:tcPr>
+            <w:tcW w:type="dxa" w:w="2160"/>
+          </w:tcPr>
+          <w:p>
+            <w:r/>
+            <w:r>
+              <w:rPr>
+                <w:b w:val="0"/>
+                <w:sz w:val="18"/>
+              </w:rPr>
+              <w:t>RF</w:t>
+            </w:r>
+          </w:p>
+        </w:tc>
+      </w:tr>
+      <w:tr>
+        <w:tc>
+          <w:tcPr>
+            <w:tcW w:type="dxa" w:w="2160"/>
+          </w:tcPr>
+          <w:p>
+            <w:r/>
+            <w:r>
+              <w:rPr>
+                <w:b w:val="0"/>
+                <w:sz w:val="18"/>
+              </w:rPr>
+              <w:t>balanced accuracy</w:t>
+            </w:r>
+          </w:p>
+        </w:tc>
+        <w:tc>
+          <w:tcPr>
+            <w:tcW w:type="dxa" w:w="2160"/>
+          </w:tcPr>
+          <w:p>
+            <w:r/>
+            <w:r>
+              <w:rPr>
+                <w:b w:val="0"/>
+                <w:sz w:val="18"/>
+              </w:rPr>
+              <w:t>0.833</w:t>
+            </w:r>
+          </w:p>
+        </w:tc>
+        <w:tc>
+          <w:tcPr>
+            <w:tcW w:type="dxa" w:w="2160"/>
+          </w:tcPr>
+          <w:p>
+            <w:r/>
+            <w:r>
+              <w:rPr>
+                <w:b w:val="0"/>
+                <w:sz w:val="18"/>
+              </w:rPr>
+              <w:t>0.825</w:t>
+            </w:r>
+          </w:p>
+        </w:tc>
+        <w:tc>
+          <w:tcPr>
+            <w:tcW w:type="dxa" w:w="2160"/>
+          </w:tcPr>
+          <w:p>
+            <w:r/>
+            <w:r>
+              <w:rPr>
+                <w:b w:val="0"/>
+                <w:sz w:val="18"/>
+              </w:rPr>
+              <w:t>RF</w:t>
+            </w:r>
+          </w:p>
+        </w:tc>
+      </w:tr>
+      <w:tr>
+        <w:tc>
+          <w:tcPr>
+            <w:tcW w:type="dxa" w:w="2160"/>
+          </w:tcPr>
+          <w:p>
+            <w:r/>
+            <w:r>
+              <w:rPr>
+                <w:b w:val="0"/>
+                <w:sz w:val="18"/>
+              </w:rPr>
+              <w:t>sit @ s02 (clean cross-person)</w:t>
+            </w:r>
+          </w:p>
+        </w:tc>
+        <w:tc>
+          <w:tcPr>
+            <w:tcW w:type="dxa" w:w="2160"/>
+          </w:tcPr>
+          <w:p>
+            <w:r/>
+            <w:r>
+              <w:rPr>
+                <w:b w:val="0"/>
+                <w:sz w:val="18"/>
+              </w:rPr>
+              <w:t>0.967</w:t>
+            </w:r>
+          </w:p>
+        </w:tc>
+        <w:tc>
+          <w:tcPr>
+            <w:tcW w:type="dxa" w:w="2160"/>
+          </w:tcPr>
+          <w:p>
+            <w:r/>
+            <w:r>
+              <w:rPr>
+                <w:b w:val="0"/>
+                <w:sz w:val="18"/>
+              </w:rPr>
+              <w:t>1.0</w:t>
+            </w:r>
+          </w:p>
+        </w:tc>
+        <w:tc>
+          <w:tcPr>
+            <w:tcW w:type="dxa" w:w="2160"/>
+          </w:tcPr>
+          <w:p>
+            <w:r/>
+            <w:r>
+              <w:rPr>
+                <w:b w:val="0"/>
+                <w:sz w:val="18"/>
+              </w:rPr>
+              <w:t>LGBM</w:t>
+            </w:r>
+          </w:p>
+        </w:tc>
+      </w:tr>
+      <w:tr>
+        <w:tc>
+          <w:tcPr>
+            <w:tcW w:type="dxa" w:w="2160"/>
+          </w:tcPr>
+          <w:p>
+            <w:r/>
+            <w:r>
+              <w:rPr>
+                <w:b w:val="0"/>
+                <w:sz w:val="18"/>
+              </w:rPr>
+              <w:t>conf when CORRECT / when WRONG</w:t>
+            </w:r>
+          </w:p>
+        </w:tc>
+        <w:tc>
+          <w:tcPr>
+            <w:tcW w:type="dxa" w:w="2160"/>
+          </w:tcPr>
+          <w:p>
+            <w:r/>
+            <w:r>
+              <w:rPr>
+                <w:b w:val="0"/>
+                <w:sz w:val="18"/>
+              </w:rPr>
+              <w:t>0.772 / 0.463</w:t>
+            </w:r>
+          </w:p>
+        </w:tc>
+        <w:tc>
+          <w:tcPr>
+            <w:tcW w:type="dxa" w:w="2160"/>
+          </w:tcPr>
+          <w:p>
+            <w:r/>
+            <w:r>
+              <w:rPr>
+                <w:b w:val="0"/>
+                <w:sz w:val="18"/>
+              </w:rPr>
+              <w:t>0.961 / 0.722</w:t>
+            </w:r>
+          </w:p>
+        </w:tc>
+        <w:tc>
+          <w:tcPr>
+            <w:tcW w:type="dxa" w:w="2160"/>
+          </w:tcPr>
+          <w:p>
+            <w:r/>
+            <w:r>
+              <w:rPr>
+                <w:b w:val="0"/>
+                <w:sz w:val="18"/>
+              </w:rPr>
+              <w:t>RF (wider gap -&gt; thresholdable)</w:t>
+            </w:r>
+          </w:p>
+        </w:tc>
+      </w:tr>
+      <w:tr>
+        <w:tc>
+          <w:tcPr>
+            <w:tcW w:type="dxa" w:w="2160"/>
+          </w:tcPr>
+          <w:p>
+            <w:r/>
+            <w:r>
+              <w:rPr>
+                <w:b w:val="0"/>
+                <w:sz w:val="18"/>
+              </w:rPr>
+              <w:t>calibration error (ECE, lower better)</w:t>
+            </w:r>
+          </w:p>
+        </w:tc>
+        <w:tc>
+          <w:tcPr>
+            <w:tcW w:type="dxa" w:w="2160"/>
+          </w:tcPr>
+          <w:p>
+            <w:r/>
+            <w:r>
+              <w:rPr>
+                <w:b w:val="0"/>
+                <w:sz w:val="18"/>
+              </w:rPr>
+              <w:t>0.148</w:t>
+            </w:r>
+          </w:p>
+        </w:tc>
+        <w:tc>
+          <w:tcPr>
+            <w:tcW w:type="dxa" w:w="2160"/>
+          </w:tcPr>
+          <w:p>
+            <w:r/>
+            <w:r>
+              <w:rPr>
+                <w:b w:val="0"/>
+                <w:sz w:val="18"/>
+              </w:rPr>
+              <w:t>0.061</w:t>
+            </w:r>
+          </w:p>
+        </w:tc>
+        <w:tc>
+          <w:tcPr>
+            <w:tcW w:type="dxa" w:w="2160"/>
+          </w:tcPr>
+          <w:p>
+            <w:r/>
+            <w:r>
+              <w:rPr>
+                <w:b w:val="0"/>
+                <w:sz w:val="18"/>
+              </w:rPr>
+              <w:t>LGBM</w:t>
+            </w:r>
+          </w:p>
+        </w:tc>
+      </w:tr>
+      <w:tr>
+        <w:tc>
+          <w:tcPr>
+            <w:tcW w:type="dxa" w:w="2160"/>
+          </w:tcPr>
+          <w:p>
+            <w:r/>
+            <w:r>
+              <w:rPr>
+                <w:b w:val="0"/>
+                <w:sz w:val="18"/>
+              </w:rPr>
+              <w:t>model file size</w:t>
+            </w:r>
+          </w:p>
+        </w:tc>
+        <w:tc>
+          <w:tcPr>
+            <w:tcW w:type="dxa" w:w="2160"/>
+          </w:tcPr>
+          <w:p>
+            <w:r/>
+            <w:r>
+              <w:rPr>
+                <w:b w:val="0"/>
+                <w:sz w:val="18"/>
+              </w:rPr>
+              <w:t>419.4 MB</w:t>
+            </w:r>
+          </w:p>
+        </w:tc>
+        <w:tc>
+          <w:tcPr>
+            <w:tcW w:type="dxa" w:w="2160"/>
+          </w:tcPr>
+          <w:p>
+            <w:r/>
+            <w:r>
+              <w:rPr>
+                <w:b w:val="0"/>
+                <w:sz w:val="18"/>
+              </w:rPr>
+              <w:t>31.1 MB</w:t>
+            </w:r>
+          </w:p>
+        </w:tc>
+        <w:tc>
+          <w:tcPr>
+            <w:tcW w:type="dxa" w:w="2160"/>
+          </w:tcPr>
+          <w:p>
+            <w:r/>
+            <w:r>
+              <w:rPr>
+                <w:b w:val="0"/>
+                <w:sz w:val="18"/>
+              </w:rPr>
+              <w:t>LGBM (13x)</w:t>
+            </w:r>
+          </w:p>
+        </w:tc>
+      </w:tr>
+      <w:tr>
+        <w:tc>
+          <w:tcPr>
+            <w:tcW w:type="dxa" w:w="2160"/>
+          </w:tcPr>
+          <w:p>
+            <w:r/>
+            <w:r>
+              <w:rPr>
+                <w:b w:val="0"/>
+                <w:sz w:val="18"/>
+              </w:rPr>
+              <w:t>fit time</w:t>
+            </w:r>
+          </w:p>
+        </w:tc>
+        <w:tc>
+          <w:tcPr>
+            <w:tcW w:type="dxa" w:w="2160"/>
+          </w:tcPr>
+          <w:p>
+            <w:r/>
+            <w:r>
+              <w:rPr>
+                <w:b w:val="0"/>
+                <w:sz w:val="18"/>
+              </w:rPr>
+              <w:t>47.5 s</w:t>
+            </w:r>
+          </w:p>
+        </w:tc>
+        <w:tc>
+          <w:tcPr>
+            <w:tcW w:type="dxa" w:w="2160"/>
+          </w:tcPr>
+          <w:p>
+            <w:r/>
+            <w:r>
+              <w:rPr>
+                <w:b w:val="0"/>
+                <w:sz w:val="18"/>
+              </w:rPr>
+              <w:t>326.8 s</w:t>
+            </w:r>
+          </w:p>
+        </w:tc>
+        <w:tc>
+          <w:tcPr>
+            <w:tcW w:type="dxa" w:w="2160"/>
+          </w:tcPr>
+          <w:p>
+            <w:r/>
+            <w:r>
+              <w:rPr>
+                <w:b w:val="0"/>
+                <w:sz w:val="18"/>
+              </w:rPr>
+              <w:t>RF</w:t>
+            </w:r>
+          </w:p>
+        </w:tc>
+      </w:tr>
+    </w:tbl>
+    <w:p>
+      <w:pPr>
+        <w:pStyle w:val="Heading2"/>
+      </w:pPr>
+      <w:r>
+        <w:t>4a. Per-class F1</w:t>
+      </w:r>
+    </w:p>
+    <w:tbl>
+      <w:tblPr>
+        <w:tblStyle w:val="LightGrid-Accent1"/>
+        <w:tblW w:type="auto" w:w="0"/>
+        <w:tblLook w:firstColumn="1" w:firstRow="1" w:lastColumn="0" w:lastRow="0" w:noHBand="0" w:noVBand="1" w:val="04A0"/>
+      </w:tblPr>
+      <w:tblGrid>
+        <w:gridCol w:w="2160"/>
+        <w:gridCol w:w="2160"/>
+        <w:gridCol w:w="2160"/>
+        <w:gridCol w:w="2160"/>
+      </w:tblGrid>
+      <w:tr>
+        <w:tc>
+          <w:tcPr>
+            <w:tcW w:type="dxa" w:w="2160"/>
+          </w:tcPr>
+          <w:p>
+            <w:r/>
+            <w:r>
+              <w:rPr>
+                <w:b/>
+                <w:sz w:val="18"/>
+              </w:rPr>
+              <w:t>class</w:t>
+            </w:r>
+          </w:p>
+        </w:tc>
+        <w:tc>
+          <w:tcPr>
+            <w:tcW w:type="dxa" w:w="2160"/>
+          </w:tcPr>
+          <w:p>
+            <w:r/>
+            <w:r>
+              <w:rPr>
+                <w:b/>
+                <w:sz w:val="18"/>
+              </w:rPr>
+              <w:t>RF F1</w:t>
+            </w:r>
+          </w:p>
+        </w:tc>
+        <w:tc>
+          <w:tcPr>
+            <w:tcW w:type="dxa" w:w="2160"/>
+          </w:tcPr>
+          <w:p>
+            <w:r/>
+            <w:r>
+              <w:rPr>
+                <w:b/>
+                <w:sz w:val="18"/>
+              </w:rPr>
+              <w:t>LGBM F1</w:t>
+            </w:r>
+          </w:p>
+        </w:tc>
+        <w:tc>
+          <w:tcPr>
+            <w:tcW w:type="dxa" w:w="2160"/>
+          </w:tcPr>
+          <w:p>
+            <w:r/>
+            <w:r>
+              <w:rPr>
+                <w:b/>
+                <w:sz w:val="18"/>
+              </w:rPr>
+              <w:t>gap&gt;0.05</w:t>
+            </w:r>
+          </w:p>
+        </w:tc>
+      </w:tr>
+      <w:tr>
+        <w:tc>
+          <w:tcPr>
+            <w:tcW w:type="dxa" w:w="2160"/>
+          </w:tcPr>
+          <w:p>
+            <w:r/>
+            <w:r>
+              <w:rPr>
+                <w:b w:val="0"/>
+                <w:color w:val="886600"/>
+                <w:sz w:val="18"/>
+              </w:rPr>
+              <w:t>idle</w:t>
+            </w:r>
+          </w:p>
+        </w:tc>
+        <w:tc>
+          <w:tcPr>
+            <w:tcW w:type="dxa" w:w="2160"/>
+          </w:tcPr>
+          <w:p>
+            <w:r/>
+            <w:r>
+              <w:rPr>
+                <w:b w:val="0"/>
+                <w:color w:val="886600"/>
+                <w:sz w:val="18"/>
+              </w:rPr>
+              <w:t>0.631</w:t>
+            </w:r>
+          </w:p>
+        </w:tc>
+        <w:tc>
+          <w:tcPr>
+            <w:tcW w:type="dxa" w:w="2160"/>
+          </w:tcPr>
+          <w:p>
+            <w:r/>
+            <w:r>
+              <w:rPr>
+                <w:b w:val="0"/>
+                <w:color w:val="886600"/>
+                <w:sz w:val="18"/>
+              </w:rPr>
+              <w:t>0.551</w:t>
+            </w:r>
+          </w:p>
+        </w:tc>
+        <w:tc>
+          <w:tcPr>
+            <w:tcW w:type="dxa" w:w="2160"/>
+          </w:tcPr>
+          <w:p>
+            <w:r/>
+            <w:r>
+              <w:rPr>
+                <w:b w:val="0"/>
+                <w:color w:val="886600"/>
+                <w:sz w:val="18"/>
+              </w:rPr>
+              <w:t>RF</w:t>
+            </w:r>
+          </w:p>
+        </w:tc>
+      </w:tr>
+      <w:tr>
+        <w:tc>
+          <w:tcPr>
+            <w:tcW w:type="dxa" w:w="2160"/>
+          </w:tcPr>
+          <w:p>
+            <w:r/>
+            <w:r>
+              <w:rPr>
+                <w:b w:val="0"/>
+                <w:sz w:val="18"/>
+              </w:rPr>
+              <w:t>raise_right_hand</w:t>
+            </w:r>
+          </w:p>
+        </w:tc>
+        <w:tc>
+          <w:tcPr>
+            <w:tcW w:type="dxa" w:w="2160"/>
+          </w:tcPr>
+          <w:p>
+            <w:r/>
+            <w:r>
+              <w:rPr>
+                <w:b w:val="0"/>
+                <w:sz w:val="18"/>
+              </w:rPr>
+              <w:t>0.77</w:t>
+            </w:r>
+          </w:p>
+        </w:tc>
+        <w:tc>
+          <w:tcPr>
+            <w:tcW w:type="dxa" w:w="2160"/>
+          </w:tcPr>
+          <w:p>
+            <w:r/>
+            <w:r>
+              <w:rPr>
+                <w:b w:val="0"/>
+                <w:sz w:val="18"/>
+              </w:rPr>
+              <w:t>0.733</w:t>
+            </w:r>
+          </w:p>
+        </w:tc>
+        <w:tc>
+          <w:tcPr>
+            <w:tcW w:type="dxa" w:w="2160"/>
+          </w:tcPr>
+          <w:p>
+            <w:r/>
+            <w:r>
+              <w:rPr>
+                <w:b w:val="0"/>
+                <w:sz w:val="18"/>
+              </w:rPr>
+              <w:t>=</w:t>
+            </w:r>
+          </w:p>
+        </w:tc>
+      </w:tr>
+      <w:tr>
+        <w:tc>
+          <w:tcPr>
+            <w:tcW w:type="dxa" w:w="2160"/>
+          </w:tcPr>
+          <w:p>
+            <w:r/>
+            <w:r>
+              <w:rPr>
+                <w:b w:val="0"/>
+                <w:sz w:val="18"/>
+              </w:rPr>
+              <w:t>raise_left_hand</w:t>
+            </w:r>
+          </w:p>
+        </w:tc>
+        <w:tc>
+          <w:tcPr>
+            <w:tcW w:type="dxa" w:w="2160"/>
+          </w:tcPr>
+          <w:p>
+            <w:r/>
+            <w:r>
+              <w:rPr>
+                <w:b w:val="0"/>
+                <w:sz w:val="18"/>
+              </w:rPr>
+              <w:t>0.762</w:t>
+            </w:r>
+          </w:p>
+        </w:tc>
+        <w:tc>
+          <w:tcPr>
+            <w:tcW w:type="dxa" w:w="2160"/>
+          </w:tcPr>
+          <w:p>
+            <w:r/>
+            <w:r>
+              <w:rPr>
+                <w:b w:val="0"/>
+                <w:sz w:val="18"/>
+              </w:rPr>
+              <w:t>0.777</w:t>
+            </w:r>
+          </w:p>
+        </w:tc>
+        <w:tc>
+          <w:tcPr>
+            <w:tcW w:type="dxa" w:w="2160"/>
+          </w:tcPr>
+          <w:p>
+            <w:r/>
+            <w:r>
+              <w:rPr>
+                <w:b w:val="0"/>
+                <w:sz w:val="18"/>
+              </w:rPr>
+              <w:t>=</w:t>
+            </w:r>
+          </w:p>
+        </w:tc>
+      </w:tr>
+      <w:tr>
+        <w:tc>
+          <w:tcPr>
+            <w:tcW w:type="dxa" w:w="2160"/>
+          </w:tcPr>
+          <w:p>
+            <w:r/>
+            <w:r>
+              <w:rPr>
+                <w:b w:val="0"/>
+                <w:sz w:val="18"/>
+              </w:rPr>
+              <w:t>sit</w:t>
+            </w:r>
+          </w:p>
+        </w:tc>
+        <w:tc>
+          <w:tcPr>
+            <w:tcW w:type="dxa" w:w="2160"/>
+          </w:tcPr>
+          <w:p>
+            <w:r/>
+            <w:r>
+              <w:rPr>
+                <w:b w:val="0"/>
+                <w:sz w:val="18"/>
+              </w:rPr>
+              <w:t>0.906</w:t>
+            </w:r>
+          </w:p>
+        </w:tc>
+        <w:tc>
+          <w:tcPr>
+            <w:tcW w:type="dxa" w:w="2160"/>
+          </w:tcPr>
+          <w:p>
+            <w:r/>
+            <w:r>
+              <w:rPr>
+                <w:b w:val="0"/>
+                <w:sz w:val="18"/>
+              </w:rPr>
+              <w:t>0.887</w:t>
+            </w:r>
+          </w:p>
+        </w:tc>
+        <w:tc>
+          <w:tcPr>
+            <w:tcW w:type="dxa" w:w="2160"/>
+          </w:tcPr>
+          <w:p>
+            <w:r/>
+            <w:r>
+              <w:rPr>
+                <w:b w:val="0"/>
+                <w:sz w:val="18"/>
+              </w:rPr>
+              <w:t>=</w:t>
+            </w:r>
+          </w:p>
+        </w:tc>
+      </w:tr>
+      <w:tr>
+        <w:tc>
+          <w:tcPr>
+            <w:tcW w:type="dxa" w:w="2160"/>
+          </w:tcPr>
+          <w:p>
+            <w:r/>
+            <w:r>
+              <w:rPr>
+                <w:b w:val="0"/>
+                <w:sz w:val="18"/>
+              </w:rPr>
+              <w:t>squat</w:t>
+            </w:r>
+          </w:p>
+        </w:tc>
+        <w:tc>
+          <w:tcPr>
+            <w:tcW w:type="dxa" w:w="2160"/>
+          </w:tcPr>
+          <w:p>
+            <w:r/>
+            <w:r>
+              <w:rPr>
+                <w:b w:val="0"/>
+                <w:sz w:val="18"/>
+              </w:rPr>
+              <w:t>1.0</w:t>
+            </w:r>
+          </w:p>
+        </w:tc>
+        <w:tc>
+          <w:tcPr>
+            <w:tcW w:type="dxa" w:w="2160"/>
+          </w:tcPr>
+          <w:p>
+            <w:r/>
+            <w:r>
+              <w:rPr>
+                <w:b w:val="0"/>
+                <w:sz w:val="18"/>
+              </w:rPr>
+              <w:t>1.0</w:t>
+            </w:r>
+          </w:p>
+        </w:tc>
+        <w:tc>
+          <w:tcPr>
+            <w:tcW w:type="dxa" w:w="2160"/>
+          </w:tcPr>
+          <w:p>
+            <w:r/>
+            <w:r>
+              <w:rPr>
+                <w:b w:val="0"/>
+                <w:sz w:val="18"/>
+              </w:rPr>
+              <w:t>=</w:t>
+            </w:r>
+          </w:p>
+        </w:tc>
+      </w:tr>
+      <w:tr>
+        <w:tc>
+          <w:tcPr>
+            <w:tcW w:type="dxa" w:w="2160"/>
+          </w:tcPr>
+          <w:p>
+            <w:r/>
+            <w:r>
+              <w:rPr>
+                <w:b w:val="0"/>
+                <w:color w:val="886600"/>
+                <w:sz w:val="18"/>
+              </w:rPr>
+              <w:t>laying</w:t>
+            </w:r>
+          </w:p>
+        </w:tc>
+        <w:tc>
+          <w:tcPr>
+            <w:tcW w:type="dxa" w:w="2160"/>
+          </w:tcPr>
+          <w:p>
+            <w:r/>
+            <w:r>
+              <w:rPr>
+                <w:b w:val="0"/>
+                <w:color w:val="886600"/>
+                <w:sz w:val="18"/>
+              </w:rPr>
+              <w:t>0.706</w:t>
+            </w:r>
+          </w:p>
+        </w:tc>
+        <w:tc>
+          <w:tcPr>
+            <w:tcW w:type="dxa" w:w="2160"/>
+          </w:tcPr>
+          <w:p>
+            <w:r/>
+            <w:r>
+              <w:rPr>
+                <w:b w:val="0"/>
+                <w:color w:val="886600"/>
+                <w:sz w:val="18"/>
+              </w:rPr>
+              <w:t>0.884</w:t>
+            </w:r>
+          </w:p>
+        </w:tc>
+        <w:tc>
+          <w:tcPr>
+            <w:tcW w:type="dxa" w:w="2160"/>
+          </w:tcPr>
+          <w:p>
+            <w:r/>
+            <w:r>
+              <w:rPr>
+                <w:b w:val="0"/>
+                <w:color w:val="886600"/>
+                <w:sz w:val="18"/>
+              </w:rPr>
+              <w:t>LGBM</w:t>
+            </w:r>
+          </w:p>
+        </w:tc>
+      </w:tr>
+      <w:tr>
+        <w:tc>
+          <w:tcPr>
+            <w:tcW w:type="dxa" w:w="2160"/>
+          </w:tcPr>
+          <w:p>
+            <w:r/>
+            <w:r>
+              <w:rPr>
+                <w:b w:val="0"/>
+                <w:sz w:val="18"/>
+              </w:rPr>
+              <w:t>ok</w:t>
+            </w:r>
+          </w:p>
+        </w:tc>
+        <w:tc>
+          <w:tcPr>
+            <w:tcW w:type="dxa" w:w="2160"/>
+          </w:tcPr>
+          <w:p>
+            <w:r/>
+            <w:r>
+              <w:rPr>
+                <w:b w:val="0"/>
+                <w:sz w:val="18"/>
+              </w:rPr>
+              <w:t>0.784</w:t>
+            </w:r>
+          </w:p>
+        </w:tc>
+        <w:tc>
+          <w:tcPr>
+            <w:tcW w:type="dxa" w:w="2160"/>
+          </w:tcPr>
+          <w:p>
+            <w:r/>
+            <w:r>
+              <w:rPr>
+                <w:b w:val="0"/>
+                <w:sz w:val="18"/>
+              </w:rPr>
+              <w:t>0.784</w:t>
+            </w:r>
+          </w:p>
+        </w:tc>
+        <w:tc>
+          <w:tcPr>
+            <w:tcW w:type="dxa" w:w="2160"/>
+          </w:tcPr>
+          <w:p>
+            <w:r/>
+            <w:r>
+              <w:rPr>
+                <w:b w:val="0"/>
+                <w:sz w:val="18"/>
+              </w:rPr>
+              <w:t>=</w:t>
+            </w:r>
+          </w:p>
+        </w:tc>
+      </w:tr>
+      <w:tr>
+        <w:tc>
+          <w:tcPr>
+            <w:tcW w:type="dxa" w:w="2160"/>
+          </w:tcPr>
+          <w:p>
+            <w:r/>
+            <w:r>
+              <w:rPr>
+                <w:b w:val="0"/>
+                <w:sz w:val="18"/>
+              </w:rPr>
+              <w:t>two_finger</w:t>
+            </w:r>
+          </w:p>
+        </w:tc>
+        <w:tc>
+          <w:tcPr>
+            <w:tcW w:type="dxa" w:w="2160"/>
+          </w:tcPr>
+          <w:p>
+            <w:r/>
+            <w:r>
+              <w:rPr>
+                <w:b w:val="0"/>
+                <w:sz w:val="18"/>
+              </w:rPr>
+              <w:t>0.967</w:t>
+            </w:r>
+          </w:p>
+        </w:tc>
+        <w:tc>
+          <w:tcPr>
+            <w:tcW w:type="dxa" w:w="2160"/>
+          </w:tcPr>
+          <w:p>
+            <w:r/>
+            <w:r>
+              <w:rPr>
+                <w:b w:val="0"/>
+                <w:sz w:val="18"/>
+              </w:rPr>
+              <w:t>0.978</w:t>
+            </w:r>
+          </w:p>
+        </w:tc>
+        <w:tc>
+          <w:tcPr>
+            <w:tcW w:type="dxa" w:w="2160"/>
+          </w:tcPr>
+          <w:p>
+            <w:r/>
+            <w:r>
+              <w:rPr>
+                <w:b w:val="0"/>
+                <w:sz w:val="18"/>
+              </w:rPr>
+              <w:t>=</w:t>
+            </w:r>
+          </w:p>
+        </w:tc>
+      </w:tr>
+      <w:tr>
+        <w:tc>
+          <w:tcPr>
+            <w:tcW w:type="dxa" w:w="2160"/>
+          </w:tcPr>
+          <w:p>
+            <w:r/>
+            <w:r>
+              <w:rPr>
+                <w:b w:val="0"/>
+                <w:sz w:val="18"/>
+              </w:rPr>
+              <w:t>thumb</w:t>
+            </w:r>
+          </w:p>
+        </w:tc>
+        <w:tc>
+          <w:tcPr>
+            <w:tcW w:type="dxa" w:w="2160"/>
+          </w:tcPr>
+          <w:p>
+            <w:r/>
+            <w:r>
+              <w:rPr>
+                <w:b w:val="0"/>
+                <w:sz w:val="18"/>
+              </w:rPr>
+              <w:t>0.995</w:t>
+            </w:r>
+          </w:p>
+        </w:tc>
+        <w:tc>
+          <w:tcPr>
+            <w:tcW w:type="dxa" w:w="2160"/>
+          </w:tcPr>
+          <w:p>
+            <w:r/>
+            <w:r>
+              <w:rPr>
+                <w:b w:val="0"/>
+                <w:sz w:val="18"/>
+              </w:rPr>
+              <w:t>0.991</w:t>
+            </w:r>
+          </w:p>
+        </w:tc>
+        <w:tc>
+          <w:tcPr>
+            <w:tcW w:type="dxa" w:w="2160"/>
+          </w:tcPr>
+          <w:p>
+            <w:r/>
+            <w:r>
+              <w:rPr>
+                <w:b w:val="0"/>
+                <w:sz w:val="18"/>
+              </w:rPr>
+              <w:t>=</w:t>
+            </w:r>
+          </w:p>
+        </w:tc>
+      </w:tr>
+      <w:tr>
+        <w:tc>
+          <w:tcPr>
+            <w:tcW w:type="dxa" w:w="2160"/>
+          </w:tcPr>
+          <w:p>
+            <w:r/>
+            <w:r>
+              <w:rPr>
+                <w:b w:val="0"/>
+                <w:color w:val="886600"/>
+                <w:sz w:val="18"/>
+              </w:rPr>
+              <w:t>mini_heart</w:t>
+            </w:r>
+          </w:p>
+        </w:tc>
+        <w:tc>
+          <w:tcPr>
+            <w:tcW w:type="dxa" w:w="2160"/>
+          </w:tcPr>
+          <w:p>
+            <w:r/>
+            <w:r>
+              <w:rPr>
+                <w:b w:val="0"/>
+                <w:color w:val="886600"/>
+                <w:sz w:val="18"/>
+              </w:rPr>
+              <w:t>0.75</w:t>
+            </w:r>
+          </w:p>
+        </w:tc>
+        <w:tc>
+          <w:tcPr>
+            <w:tcW w:type="dxa" w:w="2160"/>
+          </w:tcPr>
+          <w:p>
+            <w:r/>
+            <w:r>
+              <w:rPr>
+                <w:b w:val="0"/>
+                <w:color w:val="886600"/>
+                <w:sz w:val="18"/>
+              </w:rPr>
+              <w:t>0.571</w:t>
+            </w:r>
+          </w:p>
+        </w:tc>
+        <w:tc>
+          <w:tcPr>
+            <w:tcW w:type="dxa" w:w="2160"/>
+          </w:tcPr>
+          <w:p>
+            <w:r/>
+            <w:r>
+              <w:rPr>
+                <w:b w:val="0"/>
+                <w:color w:val="886600"/>
+                <w:sz w:val="18"/>
+              </w:rPr>
+              <w:t>RF</w:t>
+            </w:r>
+          </w:p>
+        </w:tc>
+      </w:tr>
+      <w:tr>
+        <w:tc>
+          <w:tcPr>
+            <w:tcW w:type="dxa" w:w="2160"/>
+          </w:tcPr>
+          <w:p>
+            <w:r/>
+            <w:r>
+              <w:rPr>
+                <w:b w:val="0"/>
+                <w:sz w:val="18"/>
+              </w:rPr>
+              <w:t>t_pose</w:t>
+            </w:r>
+          </w:p>
+        </w:tc>
+        <w:tc>
+          <w:tcPr>
+            <w:tcW w:type="dxa" w:w="2160"/>
+          </w:tcPr>
+          <w:p>
+            <w:r/>
+            <w:r>
+              <w:rPr>
+                <w:b w:val="0"/>
+                <w:sz w:val="18"/>
+              </w:rPr>
+              <w:t>0.839</w:t>
+            </w:r>
+          </w:p>
+        </w:tc>
+        <w:tc>
+          <w:tcPr>
+            <w:tcW w:type="dxa" w:w="2160"/>
+          </w:tcPr>
+          <w:p>
+            <w:r/>
+            <w:r>
+              <w:rPr>
+                <w:b w:val="0"/>
+                <w:sz w:val="18"/>
+              </w:rPr>
+              <w:t>0.8</w:t>
+            </w:r>
+          </w:p>
+        </w:tc>
+        <w:tc>
+          <w:tcPr>
+            <w:tcW w:type="dxa" w:w="2160"/>
+          </w:tcPr>
+          <w:p>
+            <w:r/>
+            <w:r>
+              <w:rPr>
+                <w:b w:val="0"/>
+                <w:sz w:val="18"/>
+              </w:rPr>
+              <w:t>=</w:t>
+            </w:r>
+          </w:p>
+        </w:tc>
+      </w:tr>
+      <w:tr>
+        <w:tc>
+          <w:tcPr>
+            <w:tcW w:type="dxa" w:w="2160"/>
+          </w:tcPr>
+          <w:p>
+            <w:r/>
+            <w:r>
+              <w:rPr>
+                <w:b w:val="0"/>
+                <w:sz w:val="18"/>
+              </w:rPr>
+              <w:t>glico_pose</w:t>
+            </w:r>
+          </w:p>
+        </w:tc>
+        <w:tc>
+          <w:tcPr>
+            <w:tcW w:type="dxa" w:w="2160"/>
+          </w:tcPr>
+          <w:p>
+            <w:r/>
+            <w:r>
+              <w:rPr>
+                <w:b w:val="0"/>
+                <w:sz w:val="18"/>
+              </w:rPr>
+              <w:t>1.0</w:t>
+            </w:r>
+          </w:p>
+        </w:tc>
+        <w:tc>
+          <w:tcPr>
+            <w:tcW w:type="dxa" w:w="2160"/>
+          </w:tcPr>
+          <w:p>
+            <w:r/>
+            <w:r>
+              <w:rPr>
+                <w:b w:val="0"/>
+                <w:sz w:val="18"/>
+              </w:rPr>
+              <w:t>1.0</w:t>
+            </w:r>
+          </w:p>
+        </w:tc>
+        <w:tc>
+          <w:tcPr>
+            <w:tcW w:type="dxa" w:w="2160"/>
+          </w:tcPr>
+          <w:p>
+            <w:r/>
+            <w:r>
+              <w:rPr>
+                <w:b w:val="0"/>
+                <w:sz w:val="18"/>
+              </w:rPr>
+              <w:t>=</w:t>
+            </w:r>
+          </w:p>
+        </w:tc>
+      </w:tr>
+    </w:tbl>
+    <w:p>
+      <w:r>
+        <w:drawing>
+          <wp:inline xmlns:a="http://schemas.openxmlformats.org/drawingml/2006/main" xmlns:pic="http://schemas.openxmlformats.org/drawingml/2006/picture">
+            <wp:extent cx="5852160" cy="2118886"/>
+            <wp:docPr id="1" name="Picture 1"/>
+            <wp:cNvGraphicFramePr>
+              <a:graphicFrameLocks noChangeAspect="1"/>
+            </wp:cNvGraphicFramePr>
+            <a:graphic>
+              <a:graphicData uri="http://schemas.openxmlformats.org/drawingml/2006/picture">
+                <pic:pic>
+                  <pic:nvPicPr>
+                    <pic:cNvPr id="0" name="compare_f1.png"/>
+                    <pic:cNvPicPr/>
+                  </pic:nvPicPr>
+                  <pic:blipFill>
+                    <a:blip r:embed="rId9"/>
+                    <a:stretch>
+                      <a:fillRect/>
+                    </a:stretch>
+                  </pic:blipFill>
+                  <pic:spPr>
+                    <a:xfrm>
+                      <a:off x="0" y="0"/>
+                      <a:ext cx="5852160" cy="2118886"/>
+                    </a:xfrm>
+                    <a:prstGeom prst="rect"/>
+                  </pic:spPr>
+                </pic:pic>
+              </a:graphicData>
+            </a:graphic>
+          </wp:inline>
+        </w:drawing>
+      </w:r>
+    </w:p>
+    <w:p>
+      <w:r>
+        <w:t>RF wins mini_heart (0.75 vs 0.57 — the arm-elevation synthetic rows suit bagging) and sit@s01 / idle; LightGBM wins laying (0.88 vs 0.71) and two_finger. Everything else is within noise.</w:t>
+      </w:r>
+    </w:p>
+    <w:p>
+      <w:r>
+        <w:drawing>
+          <wp:inline xmlns:a="http://schemas.openxmlformats.org/drawingml/2006/main" xmlns:pic="http://schemas.openxmlformats.org/drawingml/2006/picture">
+            <wp:extent cx="5852160" cy="2779776"/>
+            <wp:docPr id="2" name="Picture 2"/>
+            <wp:cNvGraphicFramePr>
+              <a:graphicFrameLocks noChangeAspect="1"/>
+            </wp:cNvGraphicFramePr>
+            <a:graphic>
+              <a:graphicData uri="http://schemas.openxmlformats.org/drawingml/2006/picture">
+                <pic:pic>
+                  <pic:nvPicPr>
+                    <pic:cNvPr id="0" name="compare_overall.png"/>
+                    <pic:cNvPicPr/>
+                  </pic:nvPicPr>
+                  <pic:blipFill>
+                    <a:blip r:embed="rId10"/>
+                    <a:stretch>
+                      <a:fillRect/>
+                    </a:stretch>
+                  </pic:blipFill>
+                  <pic:spPr>
+                    <a:xfrm>
+                      <a:off x="0" y="0"/>
+                      <a:ext cx="5852160" cy="2779776"/>
+                    </a:xfrm>
+                    <a:prstGeom prst="rect"/>
+                  </pic:spPr>
+                </pic:pic>
+              </a:graphicData>
+            </a:graphic>
+          </wp:inline>
+        </w:drawing>
+      </w:r>
+    </w:p>
+    <w:p>
+      <w:pPr>
+        <w:pStyle w:val="Heading2"/>
+      </w:pPr>
+      <w:r>
+        <w:t>4b. Confusion matrices</w:t>
+      </w:r>
+    </w:p>
+    <w:p>
+      <w:r>
+        <w:drawing>
+          <wp:inline xmlns:a="http://schemas.openxmlformats.org/drawingml/2006/main" xmlns:pic="http://schemas.openxmlformats.org/drawingml/2006/picture">
+            <wp:extent cx="5852160" cy="5201327"/>
+            <wp:docPr id="3" name="Picture 3"/>
+            <wp:cNvGraphicFramePr>
+              <a:graphicFrameLocks noChangeAspect="1"/>
+            </wp:cNvGraphicFramePr>
+            <a:graphic>
+              <a:graphicData uri="http://schemas.openxmlformats.org/drawingml/2006/picture">
+                <pic:pic>
+                  <pic:nvPicPr>
+                    <pic:cNvPr id="0" name="rf_confusion.png"/>
+                    <pic:cNvPicPr/>
+                  </pic:nvPicPr>
+                  <pic:blipFill>
+                    <a:blip r:embed="rId11"/>
+                    <a:stretch>
+                      <a:fillRect/>
+                    </a:stretch>
+                  </pic:blipFill>
+                  <pic:spPr>
+                    <a:xfrm>
+                      <a:off x="0" y="0"/>
+                      <a:ext cx="5852160" cy="5201327"/>
+                    </a:xfrm>
+                    <a:prstGeom prst="rect"/>
+                  </pic:spPr>
+                </pic:pic>
+              </a:graphicData>
+            </a:graphic>
+          </wp:inline>
+        </w:drawing>
+      </w:r>
+    </w:p>
+    <w:p>
+      <w:r>
+        <w:drawing>
+          <wp:inline xmlns:a="http://schemas.openxmlformats.org/drawingml/2006/main" xmlns:pic="http://schemas.openxmlformats.org/drawingml/2006/picture">
+            <wp:extent cx="5852160" cy="5201327"/>
+            <wp:docPr id="4" name="Picture 4"/>
+            <wp:cNvGraphicFramePr>
+              <a:graphicFrameLocks noChangeAspect="1"/>
+            </wp:cNvGraphicFramePr>
+            <a:graphic>
+              <a:graphicData uri="http://schemas.openxmlformats.org/drawingml/2006/picture">
+                <pic:pic>
+                  <pic:nvPicPr>
+                    <pic:cNvPr id="0" name="lgbm_confusion.png"/>
+                    <pic:cNvPicPr/>
+                  </pic:nvPicPr>
+                  <pic:blipFill>
+                    <a:blip r:embed="rId12"/>
+                    <a:stretch>
+                      <a:fillRect/>
+                    </a:stretch>
+                  </pic:blipFill>
+                  <pic:spPr>
+                    <a:xfrm>
+                      <a:off x="0" y="0"/>
+                      <a:ext cx="5852160" cy="5201327"/>
+                    </a:xfrm>
+                    <a:prstGeom prst="rect"/>
+                  </pic:spPr>
+                </pic:pic>
+              </a:graphicData>
+            </a:graphic>
+          </wp:inline>
+        </w:drawing>
+      </w:r>
+    </w:p>
+    <w:p>
+      <w:r>
+        <w:t>Both: the dominant leak is gestures -&gt; idle (a frame with a weak detection falls to idle). RF also has laying -&gt; raise_left_hand / sit (a lying arm reads as raised in un-rotated normalized coords); LightGBM handles laying better.</w:t>
+      </w:r>
+    </w:p>
+    <w:p>
+      <w:pPr>
+        <w:pStyle w:val="Heading2"/>
+      </w:pPr>
+      <w:r>
+        <w:t>4c. Confidence calibration — why RF is the default</w:t>
+      </w:r>
+    </w:p>
+    <w:p>
+      <w:r>
+        <w:drawing>
+          <wp:inline xmlns:a="http://schemas.openxmlformats.org/drawingml/2006/main" xmlns:pic="http://schemas.openxmlformats.org/drawingml/2006/picture">
+            <wp:extent cx="5852160" cy="2340864"/>
+            <wp:docPr id="5" name="Picture 5"/>
+            <wp:cNvGraphicFramePr>
+              <a:graphicFrameLocks noChangeAspect="1"/>
+            </wp:cNvGraphicFramePr>
+            <a:graphic>
+              <a:graphicData uri="http://schemas.openxmlformats.org/drawingml/2006/picture">
+                <pic:pic>
+                  <pic:nvPicPr>
+                    <pic:cNvPr id="0" name="rf_calibration.png"/>
+                    <pic:cNvPicPr/>
+                  </pic:nvPicPr>
+                  <pic:blipFill>
+                    <a:blip r:embed="rId13"/>
+                    <a:stretch>
+                      <a:fillRect/>
+                    </a:stretch>
+                  </pic:blipFill>
+                  <pic:spPr>
+                    <a:xfrm>
+                      <a:off x="0" y="0"/>
+                      <a:ext cx="5852160" cy="2340864"/>
+                    </a:xfrm>
+                    <a:prstGeom prst="rect"/>
+                  </pic:spPr>
+                </pic:pic>
+              </a:graphicData>
+            </a:graphic>
+          </wp:inline>
+        </w:drawing>
+      </w:r>
+    </w:p>
+    <w:p>
+      <w:r>
+        <w:drawing>
+          <wp:inline xmlns:a="http://schemas.openxmlformats.org/drawingml/2006/main" xmlns:pic="http://schemas.openxmlformats.org/drawingml/2006/picture">
+            <wp:extent cx="5852160" cy="2340864"/>
+            <wp:docPr id="6" name="Picture 6"/>
+            <wp:cNvGraphicFramePr>
+              <a:graphicFrameLocks noChangeAspect="1"/>
+            </wp:cNvGraphicFramePr>
+            <a:graphic>
+              <a:graphicData uri="http://schemas.openxmlformats.org/drawingml/2006/picture">
+                <pic:pic>
+                  <pic:nvPicPr>
+                    <pic:cNvPr id="0" name="lgbm_calibration.png"/>
+                    <pic:cNvPicPr/>
+                  </pic:nvPicPr>
+                  <pic:blipFill>
+                    <a:blip r:embed="rId14"/>
+                    <a:stretch>
+                      <a:fillRect/>
+                    </a:stretch>
+                  </pic:blipFill>
+                  <pic:spPr>
+                    <a:xfrm>
+                      <a:off x="0" y="0"/>
+                      <a:ext cx="5852160" cy="2340864"/>
+                    </a:xfrm>
+                    <a:prstGeom prst="rect"/>
+                  </pic:spPr>
+                </pic:pic>
+              </a:graphicData>
+            </a:graphic>
+          </wp:inline>
+        </w:drawing>
+      </w:r>
+    </w:p>
+    <w:p>
+      <w:r>
+        <w:t>This is the deciding difference. The Phase 5 fallback is 'if confidence &lt; T -&gt; output idle/unknown', so the confidence has to separate right from wrong. RandomForest's confidence histogram is spread across 0.2-1.0 and its mean confidence is 0.772 when correct vs 0.463 when wrong — a threshold works. LightGBM piles ~1000 of 1254 test frames into the top confidence bin (mean 0.961 correct / 0.722 wrong); its aggregate ECE is low only because most of those are right, but a threshold can't fish the wrong ones out. LightGBM would need probability calibration (Platt / isotonic) before it is usable in the slot — a Phase 4 experiment.</w:t>
       </w:r>
     </w:p>
     <w:p>
@@ -87,7 +3099,7 @@
         <w:pStyle w:val="Heading1"/>
       </w:pPr>
       <w:r>
-        <w:t>4. Per-class results (RandomForest)</w:t>
+        <w:t>5. Per-class detail (RandomForest — the default)</w:t>
       </w:r>
     </w:p>
     <w:tbl>
@@ -207,7 +3219,7 @@
                 <w:b/>
                 <w:sz w:val="18"/>
               </w:rPr>
-              <w:t>conf</w:t>
+              <w:t>mean conf</w:t>
             </w:r>
           </w:p>
         </w:tc>
@@ -273,7 +3285,7 @@
                 <w:color w:val="886600"/>
                 <w:sz w:val="18"/>
               </w:rPr>
-              <w:t>0.47</w:t>
+              <w:t>0.465</w:t>
             </w:r>
           </w:p>
         </w:tc>
@@ -289,7 +3301,7 @@
                 <w:color w:val="886600"/>
                 <w:sz w:val="18"/>
               </w:rPr>
-              <w:t>0.98</w:t>
+              <w:t>0.983</w:t>
             </w:r>
           </w:p>
         </w:tc>
@@ -305,7 +3317,7 @@
                 <w:color w:val="886600"/>
                 <w:sz w:val="18"/>
               </w:rPr>
-              <w:t>0.63</w:t>
+              <w:t>0.631</w:t>
             </w:r>
           </w:p>
         </w:tc>
@@ -321,7 +3333,7 @@
                 <w:color w:val="886600"/>
                 <w:sz w:val="18"/>
               </w:rPr>
-              <w:t>0.60</w:t>
+              <w:t>0.601</w:t>
             </w:r>
           </w:p>
         </w:tc>
@@ -383,7 +3395,7 @@
                 <w:b w:val="0"/>
                 <w:sz w:val="18"/>
               </w:rPr>
-              <w:t>0.86</w:t>
+              <w:t>0.859</w:t>
             </w:r>
           </w:p>
         </w:tc>
@@ -398,7 +3410,7 @@
                 <w:b w:val="0"/>
                 <w:sz w:val="18"/>
               </w:rPr>
-              <w:t>0.70</w:t>
+              <w:t>0.698</w:t>
             </w:r>
           </w:p>
         </w:tc>
@@ -428,7 +3440,7 @@
                 <w:b w:val="0"/>
                 <w:sz w:val="18"/>
               </w:rPr>
-              <w:t>0.76</w:t>
+              <w:t>0.762</w:t>
             </w:r>
           </w:p>
         </w:tc>
@@ -490,7 +3502,7 @@
                 <w:b w:val="0"/>
                 <w:sz w:val="18"/>
               </w:rPr>
-              <w:t>0.67</w:t>
+              <w:t>0.667</w:t>
             </w:r>
           </w:p>
         </w:tc>
@@ -505,7 +3517,7 @@
                 <w:b w:val="0"/>
                 <w:sz w:val="18"/>
               </w:rPr>
-              <w:t>0.89</w:t>
+              <w:t>0.889</w:t>
             </w:r>
           </w:p>
         </w:tc>
@@ -520,7 +3532,7 @@
                 <w:b w:val="0"/>
                 <w:sz w:val="18"/>
               </w:rPr>
-              <w:t>0.76</w:t>
+              <w:t>0.762</w:t>
             </w:r>
           </w:p>
         </w:tc>
@@ -535,7 +3547,7 @@
                 <w:b w:val="0"/>
                 <w:sz w:val="18"/>
               </w:rPr>
-              <w:t>0.81</w:t>
+              <w:t>0.806</w:t>
             </w:r>
           </w:p>
         </w:tc>
@@ -597,7 +3609,7 @@
                 <w:b w:val="0"/>
                 <w:sz w:val="18"/>
               </w:rPr>
-              <w:t>0.90</w:t>
+              <w:t>0.896</w:t>
             </w:r>
           </w:p>
         </w:tc>
@@ -612,7 +3624,7 @@
                 <w:b w:val="0"/>
                 <w:sz w:val="18"/>
               </w:rPr>
-              <w:t>0.92</w:t>
+              <w:t>0.917</w:t>
             </w:r>
           </w:p>
         </w:tc>
@@ -627,7 +3639,7 @@
                 <w:b w:val="0"/>
                 <w:sz w:val="18"/>
               </w:rPr>
-              <w:t>0.91</w:t>
+              <w:t>0.906</w:t>
             </w:r>
           </w:p>
         </w:tc>
@@ -642,7 +3654,7 @@
                 <w:b w:val="0"/>
                 <w:sz w:val="18"/>
               </w:rPr>
-              <w:t>0.58</w:t>
+              <w:t>0.582</w:t>
             </w:r>
           </w:p>
         </w:tc>
@@ -704,7 +3716,7 @@
                 <w:b w:val="0"/>
                 <w:sz w:val="18"/>
               </w:rPr>
-              <w:t>1.00</w:t>
+              <w:t>1.0</w:t>
             </w:r>
           </w:p>
         </w:tc>
@@ -719,7 +3731,7 @@
                 <w:b w:val="0"/>
                 <w:sz w:val="18"/>
               </w:rPr>
-              <w:t>1.00</w:t>
+              <w:t>1.0</w:t>
             </w:r>
           </w:p>
         </w:tc>
@@ -734,7 +3746,7 @@
                 <w:b w:val="0"/>
                 <w:sz w:val="18"/>
               </w:rPr>
-              <w:t>1.00</w:t>
+              <w:t>1.0</w:t>
             </w:r>
           </w:p>
         </w:tc>
@@ -749,7 +3761,7 @@
                 <w:b w:val="0"/>
                 <w:sz w:val="18"/>
               </w:rPr>
-              <w:t>1.00</w:t>
+              <w:t>0.996</w:t>
             </w:r>
           </w:p>
         </w:tc>
@@ -764,6 +3776,7 @@
             <w:r>
               <w:rPr>
                 <w:b w:val="0"/>
+                <w:color w:val="886600"/>
                 <w:sz w:val="18"/>
               </w:rPr>
               <w:t>laying</w:t>
@@ -779,6 +3792,7 @@
             <w:r>
               <w:rPr>
                 <w:b w:val="0"/>
+                <w:color w:val="886600"/>
                 <w:sz w:val="18"/>
               </w:rPr>
               <w:t>cross_domain</w:t>
@@ -794,6 +3808,7 @@
             <w:r>
               <w:rPr>
                 <w:b w:val="0"/>
+                <w:color w:val="886600"/>
                 <w:sz w:val="18"/>
               </w:rPr>
               <w:t>77</w:t>
@@ -809,9 +3824,10 @@
             <w:r>
               <w:rPr>
                 <w:b w:val="0"/>
+                <w:color w:val="886600"/>
                 <w:sz w:val="18"/>
               </w:rPr>
-              <w:t>1.00</w:t>
+              <w:t>1.0</w:t>
             </w:r>
           </w:p>
         </w:tc>
@@ -824,9 +3840,10 @@
             <w:r>
               <w:rPr>
                 <w:b w:val="0"/>
+                <w:color w:val="886600"/>
                 <w:sz w:val="18"/>
               </w:rPr>
-              <w:t>0.55</w:t>
+              <w:t>0.545</w:t>
             </w:r>
           </w:p>
         </w:tc>
@@ -839,9 +3856,10 @@
             <w:r>
               <w:rPr>
                 <w:b w:val="0"/>
+                <w:color w:val="886600"/>
                 <w:sz w:val="18"/>
               </w:rPr>
-              <w:t>0.71</w:t>
+              <w:t>0.706</w:t>
             </w:r>
           </w:p>
         </w:tc>
@@ -854,9 +3872,10 @@
             <w:r>
               <w:rPr>
                 <w:b w:val="0"/>
+                <w:color w:val="886600"/>
                 <w:sz w:val="18"/>
               </w:rPr>
-              <w:t>0.38</w:t>
+              <w:t>0.379</w:t>
             </w:r>
           </w:p>
         </w:tc>
@@ -918,7 +3937,7 @@
                 <w:b w:val="0"/>
                 <w:sz w:val="18"/>
               </w:rPr>
-              <w:t>1.00</w:t>
+              <w:t>1.0</w:t>
             </w:r>
           </w:p>
         </w:tc>
@@ -933,7 +3952,7 @@
                 <w:b w:val="0"/>
                 <w:sz w:val="18"/>
               </w:rPr>
-              <w:t>0.64</w:t>
+              <w:t>0.644</w:t>
             </w:r>
           </w:p>
         </w:tc>
@@ -948,7 +3967,7 @@
                 <w:b w:val="0"/>
                 <w:sz w:val="18"/>
               </w:rPr>
-              <w:t>0.78</w:t>
+              <w:t>0.784</w:t>
             </w:r>
           </w:p>
         </w:tc>
@@ -963,7 +3982,7 @@
                 <w:b w:val="0"/>
                 <w:sz w:val="18"/>
               </w:rPr>
-              <w:t>0.82</w:t>
+              <w:t>0.821</w:t>
             </w:r>
           </w:p>
         </w:tc>
@@ -1025,7 +4044,7 @@
                 <w:b w:val="0"/>
                 <w:sz w:val="18"/>
               </w:rPr>
-              <w:t>0.94</w:t>
+              <w:t>0.935</w:t>
             </w:r>
           </w:p>
         </w:tc>
@@ -1040,7 +4059,7 @@
                 <w:b w:val="0"/>
                 <w:sz w:val="18"/>
               </w:rPr>
-              <w:t>1.00</w:t>
+              <w:t>1.0</w:t>
             </w:r>
           </w:p>
         </w:tc>
@@ -1055,7 +4074,7 @@
                 <w:b w:val="0"/>
                 <w:sz w:val="18"/>
               </w:rPr>
-              <w:t>0.97</w:t>
+              <w:t>0.967</w:t>
             </w:r>
           </w:p>
         </w:tc>
@@ -1132,7 +4151,7 @@
                 <w:b w:val="0"/>
                 <w:sz w:val="18"/>
               </w:rPr>
-              <w:t>0.99</w:t>
+              <w:t>0.995</w:t>
             </w:r>
           </w:p>
         </w:tc>
@@ -1147,7 +4166,7 @@
                 <w:b w:val="0"/>
                 <w:sz w:val="18"/>
               </w:rPr>
-              <w:t>0.99</w:t>
+              <w:t>0.995</w:t>
             </w:r>
           </w:p>
         </w:tc>
@@ -1162,7 +4181,7 @@
                 <w:b w:val="0"/>
                 <w:sz w:val="18"/>
               </w:rPr>
-              <w:t>0.99</w:t>
+              <w:t>0.995</w:t>
             </w:r>
           </w:p>
         </w:tc>
@@ -1177,7 +4196,7 @@
                 <w:b w:val="0"/>
                 <w:sz w:val="18"/>
               </w:rPr>
-              <w:t>0.91</w:t>
+              <w:t>0.911</w:t>
             </w:r>
           </w:p>
         </w:tc>
@@ -1239,7 +4258,7 @@
                 <w:b w:val="0"/>
                 <w:sz w:val="18"/>
               </w:rPr>
-              <w:t>1.00</w:t>
+              <w:t>1.0</w:t>
             </w:r>
           </w:p>
         </w:tc>
@@ -1254,7 +4273,7 @@
                 <w:b w:val="0"/>
                 <w:sz w:val="18"/>
               </w:rPr>
-              <w:t>0.60</w:t>
+              <w:t>0.6</w:t>
             </w:r>
           </w:p>
         </w:tc>
@@ -1284,7 +4303,7 @@
                 <w:b w:val="0"/>
                 <w:sz w:val="18"/>
               </w:rPr>
-              <w:t>0.30</w:t>
+              <w:t>0.305</w:t>
             </w:r>
           </w:p>
         </w:tc>
@@ -1346,7 +4365,7 @@
                 <w:b w:val="0"/>
                 <w:sz w:val="18"/>
               </w:rPr>
-              <w:t>1.00</w:t>
+              <w:t>1.0</w:t>
             </w:r>
           </w:p>
         </w:tc>
@@ -1361,7 +4380,7 @@
                 <w:b w:val="0"/>
                 <w:sz w:val="18"/>
               </w:rPr>
-              <w:t>0.72</w:t>
+              <w:t>0.722</w:t>
             </w:r>
           </w:p>
         </w:tc>
@@ -1376,7 +4395,7 @@
                 <w:b w:val="0"/>
                 <w:sz w:val="18"/>
               </w:rPr>
-              <w:t>0.84</w:t>
+              <w:t>0.839</w:t>
             </w:r>
           </w:p>
         </w:tc>
@@ -1391,7 +4410,7 @@
                 <w:b w:val="0"/>
                 <w:sz w:val="18"/>
               </w:rPr>
-              <w:t>0.81</w:t>
+              <w:t>0.805</w:t>
             </w:r>
           </w:p>
         </w:tc>
@@ -1453,7 +4472,7 @@
                 <w:b w:val="0"/>
                 <w:sz w:val="18"/>
               </w:rPr>
-              <w:t>1.00</w:t>
+              <w:t>1.0</w:t>
             </w:r>
           </w:p>
         </w:tc>
@@ -1468,7 +4487,7 @@
                 <w:b w:val="0"/>
                 <w:sz w:val="18"/>
               </w:rPr>
-              <w:t>1.00</w:t>
+              <w:t>1.0</w:t>
             </w:r>
           </w:p>
         </w:tc>
@@ -1483,7 +4502,7 @@
                 <w:b w:val="0"/>
                 <w:sz w:val="18"/>
               </w:rPr>
-              <w:t>1.00</w:t>
+              <w:t>1.0</w:t>
             </w:r>
           </w:p>
         </w:tc>
@@ -1498,225 +4517,18 @@
                 <w:b w:val="0"/>
                 <w:sz w:val="18"/>
               </w:rPr>
-              <w:t>1.00</w:t>
+              <w:t>0.996</w:t>
             </w:r>
           </w:p>
         </w:tc>
       </w:tr>
     </w:tbl>
     <w:p>
-      <w:pPr>
-        <w:pStyle w:val="ListBullet"/>
-      </w:pPr>
-      <w:r>
-        <w:t>cross_domain: external train, s01/s02 test — a real cross-subject + cross-domain number</w:t>
-      </w:r>
-    </w:p>
-    <w:p>
-      <w:pPr>
-        <w:pStyle w:val="ListBullet"/>
-      </w:pPr>
-      <w:r>
-        <w:t>held_out_external: cross-subject within HaGRID (same webcam domain)</w:t>
-      </w:r>
-    </w:p>
-    <w:p>
-      <w:pPr>
-        <w:pStyle w:val="ListBullet"/>
-      </w:pPr>
-      <w:r>
-        <w:t>aug_only_leak: train = augmented s01/s02 frames — a leaked number (except sit@s02)</w:t>
-      </w:r>
-    </w:p>
-    <w:p>
-      <w:pPr>
-        <w:pStyle w:val="Heading1"/>
-      </w:pPr>
-      <w:r>
-        <w:t>5. sit / squat / laying — the COCO posture mine</w:t>
-      </w:r>
-    </w:p>
-    <w:p>
-      <w:r>
-        <w:t>These were AUG_ONLY (train = augmented s01/s02, test = the same frames — a leaked 0.96-1.00). _classify_coco gained sit / squat / laying branches (spine horizontal -&gt; laying; knee bend + hip-vs-knee height -&gt; sit / squat), re-verified against MediaPipe's normalized body.</w:t>
-      </w:r>
-    </w:p>
-    <w:tbl>
-      <w:tblPr>
-        <w:tblStyle w:val="LightGrid-Accent1"/>
-        <w:tblW w:type="auto" w:w="0"/>
-        <w:tblLook w:firstColumn="1" w:firstRow="1" w:lastColumn="0" w:lastRow="0" w:noHBand="0" w:noVBand="1" w:val="04A0"/>
-      </w:tblPr>
-      <w:tblGrid>
-        <w:gridCol w:w="4320"/>
-        <w:gridCol w:w="4320"/>
-      </w:tblGrid>
-      <w:tr>
-        <w:tc>
-          <w:tcPr>
-            <w:tcW w:type="dxa" w:w="4320"/>
-          </w:tcPr>
-          <w:p>
-            <w:r/>
-            <w:r>
-              <w:rPr>
-                <w:b/>
-                <w:sz w:val="18"/>
-              </w:rPr>
-              <w:t>class</w:t>
-            </w:r>
-          </w:p>
-        </w:tc>
-        <w:tc>
-          <w:tcPr>
-            <w:tcW w:type="dxa" w:w="4320"/>
-          </w:tcPr>
-          <w:p>
-            <w:r/>
-            <w:r>
-              <w:rPr>
-                <w:b/>
-                <w:sz w:val="18"/>
-              </w:rPr>
-              <w:t>outcome</w:t>
-            </w:r>
-          </w:p>
-        </w:tc>
-      </w:tr>
-      <w:tr>
-        <w:tc>
-          <w:tcPr>
-            <w:tcW w:type="dxa" w:w="4320"/>
-          </w:tcPr>
-          <w:p>
-            <w:r/>
-            <w:r>
-              <w:rPr>
-                <w:b w:val="0"/>
-                <w:sz w:val="18"/>
-              </w:rPr>
-              <w:t>sit</w:t>
-            </w:r>
-          </w:p>
-        </w:tc>
-        <w:tc>
-          <w:tcPr>
-            <w:tcW w:type="dxa" w:w="4320"/>
-          </w:tcPr>
-          <w:p>
-            <w:r/>
-            <w:r>
-              <w:rPr>
-                <w:b w:val="0"/>
-                <w:sz w:val="18"/>
-              </w:rPr>
-              <w:t>1,372 clean COCO rows. Leaked 0.96 / real 0.53 -&gt; honest 0.91 F1, cross-person recall 0.97. The best single Phase 3 improvement.</w:t>
-            </w:r>
-          </w:p>
-        </w:tc>
-      </w:tr>
-      <w:tr>
-        <w:tc>
-          <w:tcPr>
-            <w:tcW w:type="dxa" w:w="4320"/>
-          </w:tcPr>
-          <w:p>
-            <w:r/>
-            <w:r>
-              <w:rPr>
-                <w:b w:val="0"/>
-                <w:sz w:val="18"/>
-              </w:rPr>
-              <w:t>laying</w:t>
-            </w:r>
-          </w:p>
-        </w:tc>
-        <w:tc>
-          <w:tcPr>
-            <w:tcW w:type="dxa" w:w="4320"/>
-          </w:tcPr>
-          <w:p>
-            <w:r/>
-            <w:r>
-              <w:rPr>
-                <w:b w:val="0"/>
-                <w:sz w:val="18"/>
-              </w:rPr>
-              <w:t>607 clean COCO rows. Honest 0.71 (was a leaked 1.00) — misses are laying-&gt;sit / laying-&gt;raise_left_hand (a lying arm reads as raised). Phase 4/5 item.</w:t>
-            </w:r>
-          </w:p>
-        </w:tc>
-      </w:tr>
-      <w:tr>
-        <w:tc>
-          <w:tcPr>
-            <w:tcW w:type="dxa" w:w="4320"/>
-          </w:tcPr>
-          <w:p>
-            <w:r/>
-            <w:r>
-              <w:rPr>
-                <w:b w:val="0"/>
-                <w:sz w:val="18"/>
-              </w:rPr>
-              <w:t>squat</w:t>
-            </w:r>
-          </w:p>
-        </w:tc>
-        <w:tc>
-          <w:tcPr>
-            <w:tcW w:type="dxa" w:w="4320"/>
-          </w:tcPr>
-          <w:p>
-            <w:r/>
-            <w:r>
-              <w:rPr>
-                <w:b w:val="0"/>
-                <w:sz w:val="18"/>
-              </w:rPr>
-              <w:t>COCO's squat auto-labels are shallow crouches (mean knee 107 deg) and overlapped sit — squat F1 went to 0.01 and sit to 0.58. Reverted: squat stays aug(s01)-only (leaked 1.00). Needs a real squat dataset.</w:t>
-            </w:r>
-          </w:p>
-        </w:tc>
-      </w:tr>
-    </w:tbl>
-    <w:p>
-      <w:pPr>
-        <w:pStyle w:val="Heading1"/>
-      </w:pPr>
-      <w:r>
-        <w:t>6. mini_heart fixed; i_love_you / rock / heart cut</w:t>
-      </w:r>
-    </w:p>
-    <w:p>
-      <w:r>
-        <w:t>mini_heart is trained on HaGRIDv2 hand_heart (a chest-level finger-heart) + an arm-elevation augmentation that shifts both forearms + hand points up by a shared offset, turning the chest-level rows into overhead ones. The handshape rides along untouched because each hand is normalised on its own wrist. A new derived feature, inter-wrist distance in body units, gives the model a direct hands-together signal. Result: mini_heart 0.00 -&gt; 0.75 F1 (45-frame test — run-to-run variance is wide, watch in Phase 4).</w:t>
-      </w:r>
-    </w:p>
-    <w:p>
-      <w:r>
-        <w:t>i_love_you, rock and heart were removed from the vocabulary. i_love_you and rock: MediaPipe Hands reports every finger curled for i_love_you / rock / two_finger alike on s01's footage — the same feature vector. Everything was tried: aug(s01), 606 real ILY images from 5 Roboflow ASL datasets, a two-stage tight crop. None separated them, and training i_love_you dragged rock from 0.78 to 0.48. two_finger is kept — HaGRID anchors 'loose fist + upright body' to that label and it still works; cutting rock actually took two_finger from 0.72 to 0.94. heart: the overhead two-arm heart is in no dataset and the COCO-mining filter finds only 55 candidates (mostly false positives). Revisit i_love_you / rock if a better hand model is adopted (Phase 4) — the 606 ILY rows are kept. Full history: results/phase2/dataset_report.docx §7-8.</w:t>
-      </w:r>
-    </w:p>
-    <w:p>
-      <w:pPr>
-        <w:pStyle w:val="Heading1"/>
-      </w:pPr>
-      <w:r>
-        <w:t>7. The hand-resolution limit (illustration)</w:t>
-      </w:r>
-    </w:p>
-    <w:p>
-      <w:r>
-        <w:t>s01 `rock` hand landmarks (row 1) vs s01 `i_love_you` (row 2) vs HaGRID `rock` (row 3). Rows 1-2 are the same person in one session and MediaPipe returns near-identical skeletons for two different handshapes — this is why i_love_you and rock were cut. Row 3 shows the HaGRID wrist-crop often missing the hand entirely.</w:t>
-      </w:r>
-    </w:p>
-    <w:p>
       <w:r>
         <w:drawing>
           <wp:inline xmlns:a="http://schemas.openxmlformats.org/drawingml/2006/main" xmlns:pic="http://schemas.openxmlformats.org/drawingml/2006/picture">
-            <wp:extent cx="5486400" cy="4629150"/>
-            <wp:docPr id="1" name="Picture 1"/>
+            <wp:extent cx="5852160" cy="2069848"/>
+            <wp:docPr id="7" name="Picture 7"/>
             <wp:cNvGraphicFramePr>
               <a:graphicFrameLocks noChangeAspect="1"/>
             </wp:cNvGraphicFramePr>
@@ -1724,11 +4536,11 @@
               <a:graphicData uri="http://schemas.openxmlformats.org/drawingml/2006/picture">
                 <pic:pic>
                   <pic:nvPicPr>
-                    <pic:cNvPr id="0" name="handgap_rock.jpg"/>
+                    <pic:cNvPr id="0" name="rf_perclass.png"/>
                     <pic:cNvPicPr/>
                   </pic:nvPicPr>
                   <pic:blipFill>
-                    <a:blip r:embed="rId9"/>
+                    <a:blip r:embed="rId15"/>
                     <a:stretch>
                       <a:fillRect/>
                     </a:stretch>
@@ -1736,7 +4548,7 @@
                   <pic:spPr>
                     <a:xfrm>
                       <a:off x="0" y="0"/>
-                      <a:ext cx="5486400" cy="4629150"/>
+                      <a:ext cx="5852160" cy="2069848"/>
                     </a:xfrm>
                     <a:prstGeom prst="rect"/>
                   </pic:spPr>
@@ -1748,545 +4560,13 @@
       </w:r>
     </w:p>
     <w:p>
-      <w:pPr>
-        <w:pStyle w:val="Heading1"/>
-      </w:pPr>
       <w:r>
-        <w:t>8. Confusions among the modelled classes</w:t>
+        <w:t>Cross-person (a class recorded for &gt;1 subject): sit s01 0.908, s02 0.967. `sit` is the only one — its s02 recall (a person never in training) is the single most trustworthy number in Phase 3.</w:t>
       </w:r>
     </w:p>
-    <w:tbl>
-      <w:tblPr>
-        <w:tblStyle w:val="LightGrid-Accent1"/>
-        <w:tblW w:type="auto" w:w="0"/>
-        <w:tblLook w:firstColumn="1" w:firstRow="1" w:lastColumn="0" w:lastRow="0" w:noHBand="0" w:noVBand="1" w:val="04A0"/>
-      </w:tblPr>
-      <w:tblGrid>
-        <w:gridCol w:w="2880"/>
-        <w:gridCol w:w="2880"/>
-        <w:gridCol w:w="2880"/>
-      </w:tblGrid>
-      <w:tr>
-        <w:tc>
-          <w:tcPr>
-            <w:tcW w:type="dxa" w:w="2880"/>
-          </w:tcPr>
-          <w:p>
-            <w:r/>
-            <w:r>
-              <w:rPr>
-                <w:b/>
-                <w:sz w:val="18"/>
-              </w:rPr>
-              <w:t>true</w:t>
-            </w:r>
-          </w:p>
-        </w:tc>
-        <w:tc>
-          <w:tcPr>
-            <w:tcW w:type="dxa" w:w="2880"/>
-          </w:tcPr>
-          <w:p>
-            <w:r/>
-            <w:r>
-              <w:rPr>
-                <w:b/>
-                <w:sz w:val="18"/>
-              </w:rPr>
-              <w:t>predicted as</w:t>
-            </w:r>
-          </w:p>
-        </w:tc>
-        <w:tc>
-          <w:tcPr>
-            <w:tcW w:type="dxa" w:w="2880"/>
-          </w:tcPr>
-          <w:p>
-            <w:r/>
-            <w:r>
-              <w:rPr>
-                <w:b/>
-                <w:sz w:val="18"/>
-              </w:rPr>
-              <w:t>count</w:t>
-            </w:r>
-          </w:p>
-        </w:tc>
-      </w:tr>
-      <w:tr>
-        <w:tc>
-          <w:tcPr>
-            <w:tcW w:type="dxa" w:w="2880"/>
-          </w:tcPr>
-          <w:p>
-            <w:r/>
-            <w:r>
-              <w:rPr>
-                <w:b w:val="0"/>
-                <w:sz w:val="18"/>
-              </w:rPr>
-              <w:t>sit</w:t>
-            </w:r>
-          </w:p>
-        </w:tc>
-        <w:tc>
-          <w:tcPr>
-            <w:tcW w:type="dxa" w:w="2880"/>
-          </w:tcPr>
-          <w:p>
-            <w:r/>
-            <w:r>
-              <w:rPr>
-                <w:b w:val="0"/>
-                <w:sz w:val="18"/>
-              </w:rPr>
-              <w:t>idle</w:t>
-            </w:r>
-          </w:p>
-        </w:tc>
-        <w:tc>
-          <w:tcPr>
-            <w:tcW w:type="dxa" w:w="2880"/>
-          </w:tcPr>
-          <w:p>
-            <w:r/>
-            <w:r>
-              <w:rPr>
-                <w:b w:val="0"/>
-                <w:sz w:val="18"/>
-              </w:rPr>
-              <w:t>31</w:t>
-            </w:r>
-          </w:p>
-        </w:tc>
-      </w:tr>
-      <w:tr>
-        <w:tc>
-          <w:tcPr>
-            <w:tcW w:type="dxa" w:w="2880"/>
-          </w:tcPr>
-          <w:p>
-            <w:r/>
-            <w:r>
-              <w:rPr>
-                <w:b w:val="0"/>
-                <w:sz w:val="18"/>
-              </w:rPr>
-              <w:t>raise_right_hand</w:t>
-            </w:r>
-          </w:p>
-        </w:tc>
-        <w:tc>
-          <w:tcPr>
-            <w:tcW w:type="dxa" w:w="2880"/>
-          </w:tcPr>
-          <w:p>
-            <w:r/>
-            <w:r>
-              <w:rPr>
-                <w:b w:val="0"/>
-                <w:sz w:val="18"/>
-              </w:rPr>
-              <w:t>idle</w:t>
-            </w:r>
-          </w:p>
-        </w:tc>
-        <w:tc>
-          <w:tcPr>
-            <w:tcW w:type="dxa" w:w="2880"/>
-          </w:tcPr>
-          <w:p>
-            <w:r/>
-            <w:r>
-              <w:rPr>
-                <w:b w:val="0"/>
-                <w:sz w:val="18"/>
-              </w:rPr>
-              <w:t>20</w:t>
-            </w:r>
-          </w:p>
-        </w:tc>
-      </w:tr>
-      <w:tr>
-        <w:tc>
-          <w:tcPr>
-            <w:tcW w:type="dxa" w:w="2880"/>
-          </w:tcPr>
-          <w:p>
-            <w:r/>
-            <w:r>
-              <w:rPr>
-                <w:b w:val="0"/>
-                <w:sz w:val="18"/>
-              </w:rPr>
-              <w:t>laying</w:t>
-            </w:r>
-          </w:p>
-        </w:tc>
-        <w:tc>
-          <w:tcPr>
-            <w:tcW w:type="dxa" w:w="2880"/>
-          </w:tcPr>
-          <w:p>
-            <w:r/>
-            <w:r>
-              <w:rPr>
-                <w:b w:val="0"/>
-                <w:sz w:val="18"/>
-              </w:rPr>
-              <w:t>sit</w:t>
-            </w:r>
-          </w:p>
-        </w:tc>
-        <w:tc>
-          <w:tcPr>
-            <w:tcW w:type="dxa" w:w="2880"/>
-          </w:tcPr>
-          <w:p>
-            <w:r/>
-            <w:r>
-              <w:rPr>
-                <w:b w:val="0"/>
-                <w:sz w:val="18"/>
-              </w:rPr>
-              <w:t>17</w:t>
-            </w:r>
-          </w:p>
-        </w:tc>
-      </w:tr>
-      <w:tr>
-        <w:tc>
-          <w:tcPr>
-            <w:tcW w:type="dxa" w:w="2880"/>
-          </w:tcPr>
-          <w:p>
-            <w:r/>
-            <w:r>
-              <w:rPr>
-                <w:b w:val="0"/>
-                <w:sz w:val="18"/>
-              </w:rPr>
-              <w:t>laying</w:t>
-            </w:r>
-          </w:p>
-        </w:tc>
-        <w:tc>
-          <w:tcPr>
-            <w:tcW w:type="dxa" w:w="2880"/>
-          </w:tcPr>
-          <w:p>
-            <w:r/>
-            <w:r>
-              <w:rPr>
-                <w:b w:val="0"/>
-                <w:sz w:val="18"/>
-              </w:rPr>
-              <w:t>raise_left_hand</w:t>
-            </w:r>
-          </w:p>
-        </w:tc>
-        <w:tc>
-          <w:tcPr>
-            <w:tcW w:type="dxa" w:w="2880"/>
-          </w:tcPr>
-          <w:p>
-            <w:r/>
-            <w:r>
-              <w:rPr>
-                <w:b w:val="0"/>
-                <w:sz w:val="18"/>
-              </w:rPr>
-              <w:t>17</w:t>
-            </w:r>
-          </w:p>
-        </w:tc>
-      </w:tr>
-      <w:tr>
-        <w:tc>
-          <w:tcPr>
-            <w:tcW w:type="dxa" w:w="2880"/>
-          </w:tcPr>
-          <w:p>
-            <w:r/>
-            <w:r>
-              <w:rPr>
-                <w:b w:val="0"/>
-                <w:sz w:val="18"/>
-              </w:rPr>
-              <w:t>ok</w:t>
-            </w:r>
-          </w:p>
-        </w:tc>
-        <w:tc>
-          <w:tcPr>
-            <w:tcW w:type="dxa" w:w="2880"/>
-          </w:tcPr>
-          <w:p>
-            <w:r/>
-            <w:r>
-              <w:rPr>
-                <w:b w:val="0"/>
-                <w:sz w:val="18"/>
-              </w:rPr>
-              <w:t>idle</w:t>
-            </w:r>
-          </w:p>
-        </w:tc>
-        <w:tc>
-          <w:tcPr>
-            <w:tcW w:type="dxa" w:w="2880"/>
-          </w:tcPr>
-          <w:p>
-            <w:r/>
-            <w:r>
-              <w:rPr>
-                <w:b w:val="0"/>
-                <w:sz w:val="18"/>
-              </w:rPr>
-              <w:t>12</w:t>
-            </w:r>
-          </w:p>
-        </w:tc>
-      </w:tr>
-      <w:tr>
-        <w:tc>
-          <w:tcPr>
-            <w:tcW w:type="dxa" w:w="2880"/>
-          </w:tcPr>
-          <w:p>
-            <w:r/>
-            <w:r>
-              <w:rPr>
-                <w:b w:val="0"/>
-                <w:sz w:val="18"/>
-              </w:rPr>
-              <w:t>mini_heart</w:t>
-            </w:r>
-          </w:p>
-        </w:tc>
-        <w:tc>
-          <w:tcPr>
-            <w:tcW w:type="dxa" w:w="2880"/>
-          </w:tcPr>
-          <w:p>
-            <w:r/>
-            <w:r>
-              <w:rPr>
-                <w:b w:val="0"/>
-                <w:sz w:val="18"/>
-              </w:rPr>
-              <w:t>raise_right_hand</w:t>
-            </w:r>
-          </w:p>
-        </w:tc>
-        <w:tc>
-          <w:tcPr>
-            <w:tcW w:type="dxa" w:w="2880"/>
-          </w:tcPr>
-          <w:p>
-            <w:r/>
-            <w:r>
-              <w:rPr>
-                <w:b w:val="0"/>
-                <w:sz w:val="18"/>
-              </w:rPr>
-              <w:t>11</w:t>
-            </w:r>
-          </w:p>
-        </w:tc>
-      </w:tr>
-      <w:tr>
-        <w:tc>
-          <w:tcPr>
-            <w:tcW w:type="dxa" w:w="2880"/>
-          </w:tcPr>
-          <w:p>
-            <w:r/>
-            <w:r>
-              <w:rPr>
-                <w:b w:val="0"/>
-                <w:sz w:val="18"/>
-              </w:rPr>
-              <w:t>t_pose</w:t>
-            </w:r>
-          </w:p>
-        </w:tc>
-        <w:tc>
-          <w:tcPr>
-            <w:tcW w:type="dxa" w:w="2880"/>
-          </w:tcPr>
-          <w:p>
-            <w:r/>
-            <w:r>
-              <w:rPr>
-                <w:b w:val="0"/>
-                <w:sz w:val="18"/>
-              </w:rPr>
-              <w:t>sit</w:t>
-            </w:r>
-          </w:p>
-        </w:tc>
-        <w:tc>
-          <w:tcPr>
-            <w:tcW w:type="dxa" w:w="2880"/>
-          </w:tcPr>
-          <w:p>
-            <w:r/>
-            <w:r>
-              <w:rPr>
-                <w:b w:val="0"/>
-                <w:sz w:val="18"/>
-              </w:rPr>
-              <w:t>10</w:t>
-            </w:r>
-          </w:p>
-        </w:tc>
-      </w:tr>
-      <w:tr>
-        <w:tc>
-          <w:tcPr>
-            <w:tcW w:type="dxa" w:w="2880"/>
-          </w:tcPr>
-          <w:p>
-            <w:r/>
-            <w:r>
-              <w:rPr>
-                <w:b w:val="0"/>
-                <w:sz w:val="18"/>
-              </w:rPr>
-              <w:t>raise_right_hand</w:t>
-            </w:r>
-          </w:p>
-        </w:tc>
-        <w:tc>
-          <w:tcPr>
-            <w:tcW w:type="dxa" w:w="2880"/>
-          </w:tcPr>
-          <w:p>
-            <w:r/>
-            <w:r>
-              <w:rPr>
-                <w:b w:val="0"/>
-                <w:sz w:val="18"/>
-              </w:rPr>
-              <w:t>sit</w:t>
-            </w:r>
-          </w:p>
-        </w:tc>
-        <w:tc>
-          <w:tcPr>
-            <w:tcW w:type="dxa" w:w="2880"/>
-          </w:tcPr>
-          <w:p>
-            <w:r/>
-            <w:r>
-              <w:rPr>
-                <w:b w:val="0"/>
-                <w:sz w:val="18"/>
-              </w:rPr>
-              <w:t>4</w:t>
-            </w:r>
-          </w:p>
-        </w:tc>
-      </w:tr>
-      <w:tr>
-        <w:tc>
-          <w:tcPr>
-            <w:tcW w:type="dxa" w:w="2880"/>
-          </w:tcPr>
-          <w:p>
-            <w:r/>
-            <w:r>
-              <w:rPr>
-                <w:b w:val="0"/>
-                <w:sz w:val="18"/>
-              </w:rPr>
-              <w:t>mini_heart</w:t>
-            </w:r>
-          </w:p>
-        </w:tc>
-        <w:tc>
-          <w:tcPr>
-            <w:tcW w:type="dxa" w:w="2880"/>
-          </w:tcPr>
-          <w:p>
-            <w:r/>
-            <w:r>
-              <w:rPr>
-                <w:b w:val="0"/>
-                <w:sz w:val="18"/>
-              </w:rPr>
-              <w:t>sit</w:t>
-            </w:r>
-          </w:p>
-        </w:tc>
-        <w:tc>
-          <w:tcPr>
-            <w:tcW w:type="dxa" w:w="2880"/>
-          </w:tcPr>
-          <w:p>
-            <w:r/>
-            <w:r>
-              <w:rPr>
-                <w:b w:val="0"/>
-                <w:sz w:val="18"/>
-              </w:rPr>
-              <w:t>4</w:t>
-            </w:r>
-          </w:p>
-        </w:tc>
-      </w:tr>
-      <w:tr>
-        <w:tc>
-          <w:tcPr>
-            <w:tcW w:type="dxa" w:w="2880"/>
-          </w:tcPr>
-          <w:p>
-            <w:r/>
-            <w:r>
-              <w:rPr>
-                <w:b w:val="0"/>
-                <w:sz w:val="18"/>
-              </w:rPr>
-              <w:t>raise_right_hand</w:t>
-            </w:r>
-          </w:p>
-        </w:tc>
-        <w:tc>
-          <w:tcPr>
-            <w:tcW w:type="dxa" w:w="2880"/>
-          </w:tcPr>
-          <w:p>
-            <w:r/>
-            <w:r>
-              <w:rPr>
-                <w:b w:val="0"/>
-                <w:sz w:val="18"/>
-              </w:rPr>
-              <w:t>raise_left_hand</w:t>
-            </w:r>
-          </w:p>
-        </w:tc>
-        <w:tc>
-          <w:tcPr>
-            <w:tcW w:type="dxa" w:w="2880"/>
-          </w:tcPr>
-          <w:p>
-            <w:r/>
-            <w:r>
-              <w:rPr>
-                <w:b w:val="0"/>
-                <w:sz w:val="18"/>
-              </w:rPr>
-              <w:t>3</w:t>
-            </w:r>
-          </w:p>
-        </w:tc>
-      </w:tr>
-    </w:tbl>
     <w:p>
       <w:r>
-        <w:t>The dominant residual confusion is several gestures -&gt; idle at ~0.7 recall — a frame where the hand or pose isn't clearly detected falls to idle. idle precision is ~0.43 for the same reason (recall is 1.0). Phase 5 temporal smoothing (majority vote over N frames) recovers most of this: a gesture held for ~1 s is ~30 frames.</w:t>
+        <w:t>Weak spots (F1 &lt; 0.75, amber): laying 0.71 (a lying arm reads as raise_left_hand — tighten the COCO filter / add a torso-horizontal emphasis), idle 0.63 (precision 0.47 — over-triggers; several gestures fall to it at ~0.7 recall; Phase 5 temporal smoothing + per-class thresholds recover most). raise_right_hand 0.77 and ok 0.78 are MediaPipe-limited (COCO action photos / distant hand).</w:t>
       </w:r>
     </w:p>
     <w:p>
@@ -2294,7 +4574,67 @@
         <w:pStyle w:val="Heading1"/>
       </w:pPr>
       <w:r>
-        <w:t>9. Phase 4 (model exploration on this fixed pipeline)</w:t>
+        <w:t>6. How the 12-class set was reached</w:t>
+      </w:r>
+    </w:p>
+    <w:p>
+      <w:pPr>
+        <w:pStyle w:val="Heading3"/>
+      </w:pPr>
+      <w:r>
+        <w:t>mini_heart fixed (0.00 -&gt; 0.75), no new data</w:t>
+      </w:r>
+    </w:p>
+    <w:p>
+      <w:r>
+        <w:t>HaGRIDv2 hand_heart is a chest-level finger-heart; s01's mini_heart is hands-together overhead. The per-hand normalisation makes the handshape slice position-invariant, so only the body pose carried the gap. features/augment.raise_arms shifts both forearms + hand points up by a shared offset; an inter-wrist-distance derived feature gives a direct hands-together signal. 45-frame test — run variance is wide.</w:t>
+      </w:r>
+    </w:p>
+    <w:p>
+      <w:pPr>
+        <w:pStyle w:val="Heading3"/>
+      </w:pPr>
+      <w:r>
+        <w:t>i_love_you + rock CUT</w:t>
+      </w:r>
+    </w:p>
+    <w:p>
+      <w:r>
+        <w:t>MediaPipe Hands reports every finger curled for i_love_you / rock / two_finger alike on s01's conversational-distance footage — the same feature vector. Tried: aug(s01), 606 real Roboflow ILY images, a two-stage tight crop. None separated them; training i_love_you dragged rock 0.78 -&gt; 0.48. two_finger is kept (HaGRID anchors it) and cutting rock took it 0.72 -&gt; 0.97. Revisit with a better hand model (Phase 4).</w:t>
+      </w:r>
+    </w:p>
+    <w:p>
+      <w:pPr>
+        <w:pStyle w:val="Heading3"/>
+      </w:pPr>
+      <w:r>
+        <w:t>heart CUT</w:t>
+      </w:r>
+    </w:p>
+    <w:p>
+      <w:r>
+        <w:t>No dataset for the overhead two-arm heart; the COCO-mining filter finds only 55 candidates, mostly false positives. Phase 6 field data.</w:t>
+      </w:r>
+    </w:p>
+    <w:p>
+      <w:pPr>
+        <w:pStyle w:val="Heading3"/>
+      </w:pPr>
+      <w:r>
+        <w:t>sit + laying de-leaked from COCO</w:t>
+      </w:r>
+    </w:p>
+    <w:p>
+      <w:r>
+        <w:t>Both were AUG_ONLY (a leaked 0.96-1.00). _classify_coco gained sit/squat/laying branches, re-verified against MediaPipe's normalized body. sit: leaked 0.96 / real 0.53 -&gt; honest 0.91, cross-person 0.97. laying: honest 0.71-0.88. squat's COCO labels were shallow crouches that collapsed into sit (squat F1 -&gt; 0.01) so squat reverted to aug(s01)-only — it still needs a real squat dataset.</w:t>
+      </w:r>
+    </w:p>
+    <w:p>
+      <w:pPr>
+        <w:pStyle w:val="Heading1"/>
+      </w:pPr>
+      <w:r>
+        <w:t>7. Phase 4 — model exploration on this fixed pipeline</w:t>
       </w:r>
     </w:p>
     <w:p>
@@ -2302,7 +4642,7 @@
         <w:pStyle w:val="ListBullet"/>
       </w:pPr>
       <w:r>
-        <w:t>1. LightGBM vs RF head-to-head on Colab (13-class laptop RAM blocker); add an MLP as the third candidate; lock one with a documented rationale.</w:t>
+        <w:t>1. Add an MLP as the third candidate; lock one of {RF, LGBM, MLP} with a documented rationale, using this harness.</w:t>
       </w:r>
     </w:p>
     <w:p>
@@ -2310,7 +4650,7 @@
         <w:pStyle w:val="ListBullet"/>
       </w:pPr>
       <w:r>
-        <w:t>2. Compare feature sets properly: raw vs derived vs both (the flag exists).</w:t>
+        <w:t>2. Calibrate LightGBM's probabilities (Platt / isotonic) and re-check whether its size advantage then makes it the pick.</w:t>
       </w:r>
     </w:p>
     <w:p>
@@ -2318,7 +4658,7 @@
         <w:pStyle w:val="ListBullet"/>
       </w:pPr>
       <w:r>
-        <w:t>3. De-leak sit / squat / laying — the COCO _classify_coco posture branches are wired; extract on Colab so they become cross_domain.</w:t>
+        <w:t>3. Shrink the RandomForest — 419 MB is a deployment liability; max_depth / min_samples_leaf tuning should cut it hard with little accuracy loss.</w:t>
       </w:r>
     </w:p>
     <w:p>
@@ -2326,7 +4666,7 @@
         <w:pStyle w:val="ListBullet"/>
       </w:pPr>
       <w:r>
-        <w:t>4. Tune per-class confidence thresholds on a validation slice, then wire the idle/unknown fallback (idle over-triggers, precision 0.43).</w:t>
+        <w:t>4. Compare feature sets: raw vs derived vs both (the --features flag exists).</w:t>
       </w:r>
     </w:p>
     <w:p>
@@ -2334,7 +4674,7 @@
         <w:pStyle w:val="ListBullet"/>
       </w:pPr>
       <w:r>
-        <w:t>5. Re-extract COCO with a person-bbox crop — COCO gives the bbox; cropping to it before MediaPipe should lift raise_hand / t_pose recall (~0.75).</w:t>
+        <w:t>5. Evaluate a hand-landmark model swap (RTMPose-Hand) — ok / two_finger sit at ~0.78 and the cut i_love_you / rock are MediaPipe-Hands-limited; re-add i_love_you / rock if it works.</w:t>
       </w:r>
     </w:p>
     <w:p>
@@ -2342,7 +4682,23 @@
         <w:pStyle w:val="ListBullet"/>
       </w:pPr>
       <w:r>
-        <w:t>6. Evaluate a hand-landmark model swap — ok / two_finger sit at ~0.75-0.78 and the cut i_love_you / rock are unmodellable because MediaPipe Hands can't resolve fingers on s01's footage (crop reframing was tested, no gain). This is the biggest lever left; re-add i_love_you / rock if it works.</w:t>
+        <w:t>6. Re-extract COCO with a person-bbox crop to lift raise_hand / t_pose recall.</w:t>
+      </w:r>
+    </w:p>
+    <w:p>
+      <w:pPr>
+        <w:pStyle w:val="ListBullet"/>
+      </w:pPr>
+      <w:r>
+        <w:t>7. Find a real squat source (NTU / a gym dataset) to de-leak squat.</w:t>
+      </w:r>
+    </w:p>
+    <w:p>
+      <w:pPr>
+        <w:pStyle w:val="ListBullet"/>
+      </w:pPr>
+      <w:r>
+        <w:t>8. Per-class confidence thresholds on a validation slice, then wire the idle/unknown fallback (carried into Phase 5).</w:t>
       </w:r>
     </w:p>
     <w:sectPr>
